--- a/插件详细手册/31.公共事件/小功能设计-第一次获得物品.docx
+++ b/插件详细手册/31.公共事件/小功能设计-第一次获得物品.docx
@@ -1,6 +1,6 @@
 
 <file path=word/document.xml><?xml version="1.0" encoding="utf-8"?>
-<w:document xmlns:wpc="http://schemas.microsoft.com/office/word/2010/wordprocessingCanvas" xmlns:cx="http://schemas.microsoft.com/office/drawing/2014/chartex" xmlns:cx1="http://schemas.microsoft.com/office/drawing/2015/9/8/chartex" xmlns:cx2="http://schemas.microsoft.com/office/drawing/2015/10/21/chartex" xmlns:cx3="http://schemas.microsoft.com/office/drawing/2016/5/9/chartex" xmlns:cx4="http://schemas.microsoft.com/office/drawing/2016/5/10/chartex" xmlns:cx5="http://schemas.microsoft.com/office/drawing/2016/5/11/chartex" xmlns:cx6="http://schemas.microsoft.com/office/drawing/2016/5/12/chartex" xmlns:cx7="http://schemas.microsoft.com/office/drawing/2016/5/13/chartex" xmlns:cx8="http://schemas.microsoft.com/office/drawing/2016/5/14/chartex" xmlns:mc="http://schemas.openxmlformats.org/markup-compatibility/2006" xmlns:aink="http://schemas.microsoft.com/office/drawing/2016/ink" xmlns:am3d="http://schemas.microsoft.com/office/drawing/2017/model3d" xmlns:o="urn:schemas-microsoft-com:office:office" xmlns:oel="http://schemas.microsoft.com/office/2019/extlst" xmlns:r="http://schemas.openxmlformats.org/officeDocument/2006/relationships" xmlns:m="http://schemas.openxmlformats.org/officeDocument/2006/math" xmlns:v="urn:schemas-microsoft-com:vml" xmlns:wp14="http://schemas.microsoft.com/office/word/2010/wordprocessingDrawing" xmlns:wp="http://schemas.openxmlformats.org/drawingml/2006/wordprocessingDrawing" xmlns:w10="urn:schemas-microsoft-com:office:word" xmlns:w="http://schemas.openxmlformats.org/wordprocessingml/2006/main" xmlns:w14="http://schemas.microsoft.com/office/word/2010/wordml" xmlns:w15="http://schemas.microsoft.com/office/word/2012/wordml" xmlns:w16cex="http://schemas.microsoft.com/office/word/2018/wordml/cex" xmlns:w16cid="http://schemas.microsoft.com/office/word/2016/wordml/cid" xmlns:w16="http://schemas.microsoft.com/office/word/2018/wordml" xmlns:w16du="http://schemas.microsoft.com/office/word/2023/wordml/word16du" xmlns:w16sdtdh="http://schemas.microsoft.com/office/word/2020/wordml/sdtdatahash" xmlns:w16se="http://schemas.microsoft.com/office/word/2015/wordml/symex" xmlns:wpg="http://schemas.microsoft.com/office/word/2010/wordprocessingGroup" xmlns:wpi="http://schemas.microsoft.com/office/word/2010/wordprocessingInk" xmlns:wne="http://schemas.microsoft.com/office/word/2006/wordml" xmlns:wps="http://schemas.microsoft.com/office/word/2010/wordprocessingShape" mc:Ignorable="w14 w15 w16se w16cid w16 w16cex w16sdtdh w16du wp14">
+<w:document xmlns:wpc="http://schemas.microsoft.com/office/word/2010/wordprocessingCanvas" xmlns:cx="http://schemas.microsoft.com/office/drawing/2014/chartex" xmlns:cx1="http://schemas.microsoft.com/office/drawing/2015/9/8/chartex" xmlns:cx2="http://schemas.microsoft.com/office/drawing/2015/10/21/chartex" xmlns:cx3="http://schemas.microsoft.com/office/drawing/2016/5/9/chartex" xmlns:cx4="http://schemas.microsoft.com/office/drawing/2016/5/10/chartex" xmlns:cx5="http://schemas.microsoft.com/office/drawing/2016/5/11/chartex" xmlns:cx6="http://schemas.microsoft.com/office/drawing/2016/5/12/chartex" xmlns:cx7="http://schemas.microsoft.com/office/drawing/2016/5/13/chartex" xmlns:cx8="http://schemas.microsoft.com/office/drawing/2016/5/14/chartex" xmlns:mc="http://schemas.openxmlformats.org/markup-compatibility/2006" xmlns:aink="http://schemas.microsoft.com/office/drawing/2016/ink" xmlns:am3d="http://schemas.microsoft.com/office/drawing/2017/model3d" xmlns:o="urn:schemas-microsoft-com:office:office" xmlns:oel="http://schemas.microsoft.com/office/2019/extlst" xmlns:r="http://schemas.openxmlformats.org/officeDocument/2006/relationships" xmlns:m="http://schemas.openxmlformats.org/officeDocument/2006/math" xmlns:v="urn:schemas-microsoft-com:vml" xmlns:wp14="http://schemas.microsoft.com/office/word/2010/wordprocessingDrawing" xmlns:wp="http://schemas.openxmlformats.org/drawingml/2006/wordprocessingDrawing" xmlns:w10="urn:schemas-microsoft-com:office:word" xmlns:w="http://schemas.openxmlformats.org/wordprocessingml/2006/main" xmlns:w14="http://schemas.microsoft.com/office/word/2010/wordml" xmlns:w15="http://schemas.microsoft.com/office/word/2012/wordml" xmlns:w16cex="http://schemas.microsoft.com/office/word/2018/wordml/cex" xmlns:w16cid="http://schemas.microsoft.com/office/word/2016/wordml/cid" xmlns:w16="http://schemas.microsoft.com/office/word/2018/wordml" xmlns:w16du="http://schemas.microsoft.com/office/word/2023/wordml/word16du" xmlns:w16sdtdh="http://schemas.microsoft.com/office/word/2020/wordml/sdtdatahash" xmlns:w16sdtfl="http://schemas.microsoft.com/office/word/2024/wordml/sdtformatlock" xmlns:w16se="http://schemas.microsoft.com/office/word/2015/wordml/symex" xmlns:wpg="http://schemas.microsoft.com/office/word/2010/wordprocessingGroup" xmlns:wpi="http://schemas.microsoft.com/office/word/2010/wordprocessingInk" xmlns:wne="http://schemas.microsoft.com/office/word/2006/wordml" xmlns:wps="http://schemas.microsoft.com/office/word/2010/wordprocessingShape" mc:Ignorable="w14 w15 w16se w16cid w16 w16cex w16sdtdh w16sdtfl w16du wp14">
   <w:body>
     <w:p>
       <w:pPr>
@@ -13,52 +13,50 @@
         <w:rPr>
           <w:rFonts w:hint="eastAsia"/>
         </w:rPr>
+        <w:t>===</w:t>
+      </w:r>
+      <w:r>
+        <w:rPr>
+          <w:rFonts w:hint="eastAsia"/>
+        </w:rPr>
         <w:t>概述</w:t>
       </w:r>
+      <w:r>
+        <w:rPr>
+          <w:rFonts w:hint="eastAsia"/>
+        </w:rPr>
+        <w:t>===</w:t>
+      </w:r>
     </w:p>
     <w:p>
       <w:pPr>
         <w:pStyle w:val="3"/>
+      </w:pPr>
+      <w:r>
         <w:rPr>
           <w:rFonts w:hint="eastAsia"/>
-          <w:sz w:val="28"/>
-        </w:rPr>
-      </w:pPr>
-      <w:r>
-        <w:rPr>
-          <w:rFonts w:hint="eastAsia"/>
-          <w:sz w:val="28"/>
-        </w:rPr>
-        <w:t>基础</w:t>
-      </w:r>
-      <w:r>
-        <w:rPr>
-          <w:rFonts w:hint="eastAsia"/>
-          <w:sz w:val="28"/>
-        </w:rPr>
-        <w:t>插件</w:t>
-      </w:r>
-    </w:p>
-    <w:p>
-      <w:pPr>
-        <w:widowControl/>
-        <w:adjustRightInd w:val="0"/>
-        <w:snapToGrid w:val="0"/>
-        <w:spacing w:after="200"/>
-        <w:jc w:val="left"/>
-        <w:rPr>
-          <w:rFonts w:ascii="Tahoma" w:eastAsia="微软雅黑" w:hAnsi="Tahoma"/>
-          <w:kern w:val="0"/>
-          <w:sz w:val="22"/>
-        </w:rPr>
-      </w:pPr>
-      <w:r>
-        <w:rPr>
-          <w:rFonts w:ascii="Tahoma" w:eastAsia="微软雅黑" w:hAnsi="Tahoma" w:hint="eastAsia"/>
-          <w:kern w:val="0"/>
-          <w:sz w:val="22"/>
-        </w:rPr>
-        <w:t>如果要从零开始设计</w:t>
+        </w:rPr>
+        <w:t>示例图</w:t>
+      </w:r>
+    </w:p>
+    <w:p>
+      <w:pPr>
+        <w:widowControl/>
+        <w:snapToGrid w:val="0"/>
+        <w:jc w:val="left"/>
+        <w:rPr>
+          <w:rFonts w:ascii="Tahoma" w:eastAsia="微软雅黑" w:hAnsi="Tahoma" w:hint="eastAsia"/>
+          <w:kern w:val="0"/>
+          <w:sz w:val="22"/>
+        </w:rPr>
+      </w:pPr>
+      <w:r>
+        <w:rPr>
+          <w:rFonts w:ascii="Tahoma" w:eastAsia="微软雅黑" w:hAnsi="Tahoma" w:hint="eastAsia"/>
+          <w:kern w:val="0"/>
+          <w:sz w:val="22"/>
+        </w:rPr>
+        <w:t>第一次获得物品</w:t>
       </w:r>
       <w:r>
         <w:rPr>
@@ -74,89 +72,31 @@
           <w:kern w:val="0"/>
           <w:sz w:val="22"/>
         </w:rPr>
-        <w:t>第一次获得物品</w:t>
-      </w:r>
-      <w:r>
-        <w:rPr>
-          <w:rFonts w:ascii="Tahoma" w:eastAsia="微软雅黑" w:hAnsi="Tahoma" w:hint="eastAsia"/>
-          <w:kern w:val="0"/>
-          <w:sz w:val="22"/>
-        </w:rPr>
-        <w:t xml:space="preserve"> </w:t>
-      </w:r>
-      <w:r>
-        <w:rPr>
-          <w:rFonts w:ascii="Tahoma" w:eastAsia="微软雅黑" w:hAnsi="Tahoma" w:hint="eastAsia"/>
-          <w:kern w:val="0"/>
-          <w:sz w:val="22"/>
-        </w:rPr>
-        <w:t>的</w:t>
-      </w:r>
-      <w:r>
-        <w:rPr>
-          <w:rFonts w:ascii="Tahoma" w:eastAsia="微软雅黑" w:hAnsi="Tahoma" w:hint="eastAsia"/>
-          <w:kern w:val="0"/>
-          <w:sz w:val="22"/>
-        </w:rPr>
-        <w:t>小</w:t>
-      </w:r>
-      <w:r>
-        <w:rPr>
-          <w:rFonts w:ascii="Tahoma" w:eastAsia="微软雅黑" w:hAnsi="Tahoma" w:hint="eastAsia"/>
-          <w:kern w:val="0"/>
-          <w:sz w:val="22"/>
-        </w:rPr>
-        <w:t>仪式</w:t>
-      </w:r>
-      <w:r>
-        <w:rPr>
-          <w:rFonts w:ascii="Tahoma" w:eastAsia="微软雅黑" w:hAnsi="Tahoma" w:hint="eastAsia"/>
-          <w:kern w:val="0"/>
-          <w:sz w:val="22"/>
-        </w:rPr>
-        <w:t>，需要</w:t>
-      </w:r>
-      <w:r>
-        <w:rPr>
-          <w:rFonts w:ascii="Tahoma" w:eastAsia="微软雅黑" w:hAnsi="Tahoma" w:hint="eastAsia"/>
-          <w:kern w:val="0"/>
-          <w:sz w:val="22"/>
-        </w:rPr>
-        <w:t>用到</w:t>
-      </w:r>
-      <w:r>
-        <w:rPr>
-          <w:rFonts w:ascii="Tahoma" w:eastAsia="微软雅黑" w:hAnsi="Tahoma" w:hint="eastAsia"/>
-          <w:kern w:val="0"/>
-          <w:sz w:val="22"/>
-        </w:rPr>
-        <w:t>下图的插件：</w:t>
-      </w:r>
-    </w:p>
-    <w:p>
-      <w:pPr>
-        <w:widowControl/>
+        <w:t>的效果如下图。</w:t>
+      </w:r>
+    </w:p>
+    <w:p>
+      <w:pPr>
+        <w:widowControl/>
+        <w:snapToGrid w:val="0"/>
         <w:jc w:val="center"/>
         <w:rPr>
-          <w:rFonts w:ascii="宋体" w:eastAsia="宋体" w:hAnsi="宋体" w:cs="宋体" w:hint="eastAsia"/>
-          <w:kern w:val="0"/>
-          <w:sz w:val="24"/>
-          <w:szCs w:val="24"/>
-        </w:rPr>
-      </w:pPr>
-      <w:r>
-        <w:rPr>
-          <w:rFonts w:ascii="宋体" w:eastAsia="宋体" w:hAnsi="宋体" w:cs="宋体"/>
-          <w:noProof/>
-          <w:kern w:val="0"/>
-          <w:sz w:val="24"/>
-          <w:szCs w:val="24"/>
+          <w:rFonts w:ascii="Tahoma" w:eastAsia="微软雅黑" w:hAnsi="Tahoma"/>
+          <w:kern w:val="0"/>
+          <w:sz w:val="22"/>
+        </w:rPr>
+      </w:pPr>
+      <w:r>
+        <w:rPr>
+          <w:rFonts w:ascii="Tahoma" w:eastAsia="微软雅黑" w:hAnsi="Tahoma"/>
+          <w:kern w:val="0"/>
+          <w:sz w:val="22"/>
         </w:rPr>
         <w:drawing>
-          <wp:inline distT="0" distB="0" distL="0" distR="0" wp14:anchorId="60CCF0F7" wp14:editId="341EAB71">
-            <wp:extent cx="4030980" cy="1531620"/>
-            <wp:effectExtent l="0" t="0" r="7620" b="0"/>
-            <wp:docPr id="7" name="图片 7"/>
+          <wp:inline distT="0" distB="0" distL="0" distR="0" wp14:anchorId="3E5DDC73" wp14:editId="221A2B90">
+            <wp:extent cx="3459080" cy="2514600"/>
+            <wp:effectExtent l="0" t="0" r="8255" b="0"/>
+            <wp:docPr id="2032958818" name="图片 2032958818"/>
             <wp:cNvGraphicFramePr>
               <a:graphicFrameLocks xmlns:a="http://schemas.openxmlformats.org/drawingml/2006/main" noChangeAspect="1"/>
             </wp:cNvGraphicFramePr>
@@ -185,7 +125,7 @@
                   <pic:spPr bwMode="auto">
                     <a:xfrm>
                       <a:off x="0" y="0"/>
-                      <a:ext cx="4030980" cy="1531620"/>
+                      <a:ext cx="3464764" cy="2518732"/>
                     </a:xfrm>
                     <a:prstGeom prst="rect">
                       <a:avLst/>
@@ -213,6 +153,685 @@
           <w:sz w:val="22"/>
         </w:rPr>
       </w:pPr>
+    </w:p>
+    <w:p>
+      <w:pPr>
+        <w:widowControl/>
+        <w:snapToGrid w:val="0"/>
+        <w:jc w:val="left"/>
+        <w:rPr>
+          <w:rFonts w:ascii="Tahoma" w:eastAsia="微软雅黑" w:hAnsi="Tahoma" w:hint="eastAsia"/>
+          <w:kern w:val="0"/>
+          <w:sz w:val="22"/>
+        </w:rPr>
+      </w:pPr>
+      <w:r>
+        <w:rPr>
+          <w:rFonts w:ascii="Tahoma" w:eastAsia="微软雅黑" w:hAnsi="Tahoma" w:hint="eastAsia"/>
+          <w:kern w:val="0"/>
+          <w:sz w:val="22"/>
+        </w:rPr>
+        <w:br w:type="page"/>
+      </w:r>
+    </w:p>
+    <w:p>
+      <w:pPr>
+        <w:pStyle w:val="3"/>
+        <w:rPr>
+          <w:rFonts w:hint="eastAsia"/>
+        </w:rPr>
+      </w:pPr>
+      <w:r>
+        <w:rPr>
+          <w:rFonts w:hint="eastAsia"/>
+        </w:rPr>
+        <w:lastRenderedPageBreak/>
+        <w:t>灵感来源</w:t>
+      </w:r>
+    </w:p>
+    <w:p>
+      <w:pPr>
+        <w:widowControl/>
+        <w:adjustRightInd w:val="0"/>
+        <w:snapToGrid w:val="0"/>
+        <w:jc w:val="left"/>
+        <w:rPr>
+          <w:rFonts w:ascii="Tahoma" w:eastAsia="微软雅黑" w:hAnsi="Tahoma"/>
+          <w:kern w:val="0"/>
+          <w:sz w:val="22"/>
+        </w:rPr>
+      </w:pPr>
+      <w:r>
+        <w:rPr>
+          <w:rFonts w:ascii="Tahoma" w:eastAsia="微软雅黑" w:hAnsi="Tahoma" w:hint="eastAsia"/>
+          <w:kern w:val="0"/>
+          <w:sz w:val="22"/>
+        </w:rPr>
+        <w:t>2022</w:t>
+      </w:r>
+      <w:r>
+        <w:rPr>
+          <w:rFonts w:ascii="Tahoma" w:eastAsia="微软雅黑" w:hAnsi="Tahoma" w:hint="eastAsia"/>
+          <w:kern w:val="0"/>
+          <w:sz w:val="22"/>
+        </w:rPr>
+        <w:t>年</w:t>
+      </w:r>
+      <w:r>
+        <w:rPr>
+          <w:rFonts w:ascii="Tahoma" w:eastAsia="微软雅黑" w:hAnsi="Tahoma" w:hint="eastAsia"/>
+          <w:kern w:val="0"/>
+          <w:sz w:val="22"/>
+        </w:rPr>
+        <w:t>6</w:t>
+      </w:r>
+      <w:r>
+        <w:rPr>
+          <w:rFonts w:ascii="Tahoma" w:eastAsia="微软雅黑" w:hAnsi="Tahoma" w:hint="eastAsia"/>
+          <w:kern w:val="0"/>
+          <w:sz w:val="22"/>
+        </w:rPr>
+        <w:t>月</w:t>
+      </w:r>
+      <w:r>
+        <w:rPr>
+          <w:rFonts w:ascii="Tahoma" w:eastAsia="微软雅黑" w:hAnsi="Tahoma" w:hint="eastAsia"/>
+          <w:kern w:val="0"/>
+          <w:sz w:val="22"/>
+        </w:rPr>
+        <w:t>1</w:t>
+      </w:r>
+      <w:r>
+        <w:rPr>
+          <w:rFonts w:ascii="Tahoma" w:eastAsia="微软雅黑" w:hAnsi="Tahoma" w:hint="eastAsia"/>
+          <w:kern w:val="0"/>
+          <w:sz w:val="22"/>
+        </w:rPr>
+        <w:t>日，作者我在看《只狼》游戏的速通。</w:t>
+      </w:r>
+    </w:p>
+    <w:p>
+      <w:pPr>
+        <w:widowControl/>
+        <w:adjustRightInd w:val="0"/>
+        <w:snapToGrid w:val="0"/>
+        <w:jc w:val="left"/>
+        <w:rPr>
+          <w:rFonts w:ascii="Tahoma" w:eastAsia="微软雅黑" w:hAnsi="Tahoma"/>
+          <w:kern w:val="0"/>
+          <w:sz w:val="22"/>
+        </w:rPr>
+      </w:pPr>
+      <w:r>
+        <w:rPr>
+          <w:rFonts w:ascii="Tahoma" w:eastAsia="微软雅黑" w:hAnsi="Tahoma" w:hint="eastAsia"/>
+          <w:kern w:val="0"/>
+          <w:sz w:val="22"/>
+        </w:rPr>
+        <w:t>发现了这个功能：</w:t>
+      </w:r>
+    </w:p>
+    <w:p>
+      <w:pPr>
+        <w:widowControl/>
+        <w:adjustRightInd w:val="0"/>
+        <w:snapToGrid w:val="0"/>
+        <w:jc w:val="center"/>
+        <w:rPr>
+          <w:rFonts w:ascii="宋体" w:eastAsia="宋体" w:hAnsi="宋体" w:cs="宋体" w:hint="eastAsia"/>
+          <w:kern w:val="0"/>
+          <w:sz w:val="24"/>
+          <w:szCs w:val="24"/>
+        </w:rPr>
+      </w:pPr>
+      <w:r>
+        <w:rPr>
+          <w:rFonts w:ascii="宋体" w:eastAsia="宋体" w:hAnsi="宋体" w:cs="宋体" w:hint="eastAsia"/>
+          <w:noProof/>
+          <w:kern w:val="0"/>
+          <w:sz w:val="24"/>
+          <w:szCs w:val="24"/>
+        </w:rPr>
+        <w:drawing>
+          <wp:inline distT="0" distB="0" distL="0" distR="0" wp14:anchorId="115BF20A" wp14:editId="0A057070">
+            <wp:extent cx="3630812" cy="2247900"/>
+            <wp:effectExtent l="0" t="0" r="8255" b="0"/>
+            <wp:docPr id="425645158" name="图片 1"/>
+            <wp:cNvGraphicFramePr>
+              <a:graphicFrameLocks xmlns:a="http://schemas.openxmlformats.org/drawingml/2006/main" noChangeAspect="1"/>
+            </wp:cNvGraphicFramePr>
+            <a:graphic xmlns:a="http://schemas.openxmlformats.org/drawingml/2006/main">
+              <a:graphicData uri="http://schemas.openxmlformats.org/drawingml/2006/picture">
+                <pic:pic xmlns:pic="http://schemas.openxmlformats.org/drawingml/2006/picture">
+                  <pic:nvPicPr>
+                    <pic:cNvPr id="0" name="Picture 2"/>
+                    <pic:cNvPicPr>
+                      <a:picLocks noChangeAspect="1" noChangeArrowheads="1"/>
+                    </pic:cNvPicPr>
+                  </pic:nvPicPr>
+                  <pic:blipFill>
+                    <a:blip r:embed="rId9">
+                      <a:extLst>
+                        <a:ext uri="{28A0092B-C50C-407E-A947-70E740481C1C}">
+                          <a14:useLocalDpi xmlns:a14="http://schemas.microsoft.com/office/drawing/2010/main" val="0"/>
+                        </a:ext>
+                      </a:extLst>
+                    </a:blip>
+                    <a:srcRect/>
+                    <a:stretch>
+                      <a:fillRect/>
+                    </a:stretch>
+                  </pic:blipFill>
+                  <pic:spPr bwMode="auto">
+                    <a:xfrm>
+                      <a:off x="0" y="0"/>
+                      <a:ext cx="3640486" cy="2253890"/>
+                    </a:xfrm>
+                    <a:prstGeom prst="rect">
+                      <a:avLst/>
+                    </a:prstGeom>
+                    <a:noFill/>
+                    <a:ln>
+                      <a:noFill/>
+                    </a:ln>
+                  </pic:spPr>
+                </pic:pic>
+              </a:graphicData>
+            </a:graphic>
+          </wp:inline>
+        </w:drawing>
+      </w:r>
+    </w:p>
+    <w:p>
+      <w:pPr>
+        <w:widowControl/>
+        <w:adjustRightInd w:val="0"/>
+        <w:snapToGrid w:val="0"/>
+        <w:jc w:val="left"/>
+        <w:rPr>
+          <w:rFonts w:ascii="Tahoma" w:eastAsia="微软雅黑" w:hAnsi="Tahoma"/>
+          <w:kern w:val="0"/>
+          <w:sz w:val="22"/>
+        </w:rPr>
+      </w:pPr>
+      <w:r>
+        <w:rPr>
+          <w:rFonts w:ascii="Tahoma" w:eastAsia="微软雅黑" w:hAnsi="Tahoma" w:hint="eastAsia"/>
+          <w:kern w:val="0"/>
+          <w:sz w:val="22"/>
+        </w:rPr>
+        <w:t>第一次获得物品后，会显示上述的提示，而后面再获得物品，不会再提示。</w:t>
+      </w:r>
+    </w:p>
+    <w:p>
+      <w:pPr>
+        <w:widowControl/>
+        <w:adjustRightInd w:val="0"/>
+        <w:snapToGrid w:val="0"/>
+        <w:spacing w:after="200"/>
+        <w:jc w:val="left"/>
+        <w:rPr>
+          <w:rFonts w:ascii="Tahoma" w:eastAsia="微软雅黑" w:hAnsi="Tahoma"/>
+          <w:kern w:val="0"/>
+          <w:sz w:val="22"/>
+        </w:rPr>
+      </w:pPr>
+      <w:r>
+        <w:rPr>
+          <w:rFonts w:ascii="Tahoma" w:eastAsia="微软雅黑" w:hAnsi="Tahoma" w:hint="eastAsia"/>
+          <w:kern w:val="0"/>
+          <w:sz w:val="22"/>
+        </w:rPr>
+        <w:t>最近我也在整理公共事件的插件，于是准备写“物品积累”插件。</w:t>
+      </w:r>
+    </w:p>
+    <w:p>
+      <w:pPr>
+        <w:widowControl/>
+        <w:adjustRightInd w:val="0"/>
+        <w:snapToGrid w:val="0"/>
+        <w:jc w:val="left"/>
+        <w:rPr>
+          <w:rFonts w:ascii="Tahoma" w:eastAsia="微软雅黑" w:hAnsi="Tahoma"/>
+          <w:kern w:val="0"/>
+          <w:sz w:val="22"/>
+        </w:rPr>
+      </w:pPr>
+      <w:r>
+        <w:rPr>
+          <w:rFonts w:ascii="Tahoma" w:eastAsia="微软雅黑" w:hAnsi="Tahoma" w:hint="eastAsia"/>
+          <w:kern w:val="0"/>
+          <w:sz w:val="22"/>
+        </w:rPr>
+        <w:t>写完物品积累插件后，如果也像只</w:t>
+      </w:r>
+      <w:proofErr w:type="gramStart"/>
+      <w:r>
+        <w:rPr>
+          <w:rFonts w:ascii="Tahoma" w:eastAsia="微软雅黑" w:hAnsi="Tahoma" w:hint="eastAsia"/>
+          <w:kern w:val="0"/>
+          <w:sz w:val="22"/>
+        </w:rPr>
+        <w:t>狼设计</w:t>
+      </w:r>
+      <w:proofErr w:type="gramEnd"/>
+      <w:r>
+        <w:rPr>
+          <w:rFonts w:ascii="Tahoma" w:eastAsia="微软雅黑" w:hAnsi="Tahoma" w:hint="eastAsia"/>
+          <w:kern w:val="0"/>
+          <w:sz w:val="22"/>
+        </w:rPr>
+        <w:t>一样弹出一个提示窗口，有点费美术资源。</w:t>
+      </w:r>
+    </w:p>
+    <w:p>
+      <w:pPr>
+        <w:widowControl/>
+        <w:adjustRightInd w:val="0"/>
+        <w:snapToGrid w:val="0"/>
+        <w:jc w:val="left"/>
+        <w:rPr>
+          <w:rFonts w:ascii="Tahoma" w:eastAsia="微软雅黑" w:hAnsi="Tahoma"/>
+          <w:kern w:val="0"/>
+          <w:sz w:val="22"/>
+        </w:rPr>
+      </w:pPr>
+      <w:r>
+        <w:rPr>
+          <w:rFonts w:ascii="Tahoma" w:eastAsia="微软雅黑" w:hAnsi="Tahoma" w:hint="eastAsia"/>
+          <w:kern w:val="0"/>
+          <w:sz w:val="22"/>
+        </w:rPr>
+        <w:t>然后作者我懒了，想换别的方式，</w:t>
+      </w:r>
+    </w:p>
+    <w:p>
+      <w:pPr>
+        <w:widowControl/>
+        <w:adjustRightInd w:val="0"/>
+        <w:snapToGrid w:val="0"/>
+        <w:jc w:val="left"/>
+        <w:rPr>
+          <w:rFonts w:ascii="Tahoma" w:eastAsia="微软雅黑" w:hAnsi="Tahoma"/>
+          <w:kern w:val="0"/>
+          <w:sz w:val="22"/>
+        </w:rPr>
+      </w:pPr>
+      <w:r>
+        <w:rPr>
+          <w:rFonts w:ascii="Tahoma" w:eastAsia="微软雅黑" w:hAnsi="Tahoma" w:hint="eastAsia"/>
+          <w:kern w:val="0"/>
+          <w:sz w:val="22"/>
+        </w:rPr>
+        <w:t>然后作者我就想到了，游戏《</w:t>
+      </w:r>
+      <w:r>
+        <w:rPr>
+          <w:rFonts w:ascii="Tahoma" w:eastAsia="微软雅黑" w:hAnsi="Tahoma" w:hint="eastAsia"/>
+          <w:kern w:val="0"/>
+          <w:sz w:val="22"/>
+        </w:rPr>
+        <w:t>塞尔达传说缩小帽</w:t>
+      </w:r>
+      <w:r>
+        <w:rPr>
+          <w:rFonts w:ascii="Tahoma" w:eastAsia="微软雅黑" w:hAnsi="Tahoma" w:hint="eastAsia"/>
+          <w:kern w:val="0"/>
+          <w:sz w:val="22"/>
+        </w:rPr>
+        <w:t>》中林克的一个动作：</w:t>
+      </w:r>
+    </w:p>
+    <w:p>
+      <w:pPr>
+        <w:widowControl/>
+        <w:adjustRightInd w:val="0"/>
+        <w:snapToGrid w:val="0"/>
+        <w:jc w:val="center"/>
+        <w:rPr>
+          <w:rFonts w:ascii="宋体" w:eastAsia="宋体" w:hAnsi="宋体" w:cs="宋体" w:hint="eastAsia"/>
+          <w:kern w:val="0"/>
+          <w:sz w:val="24"/>
+          <w:szCs w:val="24"/>
+        </w:rPr>
+      </w:pPr>
+      <w:r>
+        <w:rPr>
+          <w:rFonts w:ascii="宋体" w:eastAsia="宋体" w:hAnsi="宋体" w:cs="宋体"/>
+          <w:noProof/>
+          <w:kern w:val="0"/>
+          <w:sz w:val="24"/>
+          <w:szCs w:val="24"/>
+        </w:rPr>
+        <w:drawing>
+          <wp:inline distT="0" distB="0" distL="0" distR="0" wp14:anchorId="1EC5A8E5" wp14:editId="1FED1177">
+            <wp:extent cx="1359015" cy="1135380"/>
+            <wp:effectExtent l="0" t="0" r="0" b="7620"/>
+            <wp:docPr id="4" name="图片 4"/>
+            <wp:cNvGraphicFramePr>
+              <a:graphicFrameLocks xmlns:a="http://schemas.openxmlformats.org/drawingml/2006/main" noChangeAspect="1"/>
+            </wp:cNvGraphicFramePr>
+            <a:graphic xmlns:a="http://schemas.openxmlformats.org/drawingml/2006/main">
+              <a:graphicData uri="http://schemas.openxmlformats.org/drawingml/2006/picture">
+                <pic:pic xmlns:pic="http://schemas.openxmlformats.org/drawingml/2006/picture">
+                  <pic:nvPicPr>
+                    <pic:cNvPr id="0" name="Picture 1"/>
+                    <pic:cNvPicPr>
+                      <a:picLocks noChangeAspect="1" noChangeArrowheads="1"/>
+                    </pic:cNvPicPr>
+                  </pic:nvPicPr>
+                  <pic:blipFill>
+                    <a:blip r:embed="rId10">
+                      <a:extLst>
+                        <a:ext uri="{28A0092B-C50C-407E-A947-70E740481C1C}">
+                          <a14:useLocalDpi xmlns:a14="http://schemas.microsoft.com/office/drawing/2010/main" val="0"/>
+                        </a:ext>
+                      </a:extLst>
+                    </a:blip>
+                    <a:srcRect/>
+                    <a:stretch>
+                      <a:fillRect/>
+                    </a:stretch>
+                  </pic:blipFill>
+                  <pic:spPr bwMode="auto">
+                    <a:xfrm>
+                      <a:off x="0" y="0"/>
+                      <a:ext cx="1360485" cy="1136608"/>
+                    </a:xfrm>
+                    <a:prstGeom prst="rect">
+                      <a:avLst/>
+                    </a:prstGeom>
+                    <a:noFill/>
+                    <a:ln>
+                      <a:noFill/>
+                    </a:ln>
+                  </pic:spPr>
+                </pic:pic>
+              </a:graphicData>
+            </a:graphic>
+          </wp:inline>
+        </w:drawing>
+      </w:r>
+    </w:p>
+    <w:p>
+      <w:pPr>
+        <w:snapToGrid w:val="0"/>
+        <w:rPr>
+          <w:rFonts w:ascii="Tahoma" w:eastAsia="微软雅黑" w:hAnsi="Tahoma"/>
+          <w:kern w:val="0"/>
+          <w:sz w:val="22"/>
+        </w:rPr>
+      </w:pPr>
+      <w:r>
+        <w:rPr>
+          <w:rFonts w:ascii="Tahoma" w:eastAsia="微软雅黑" w:hAnsi="Tahoma" w:hint="eastAsia"/>
+          <w:kern w:val="0"/>
+          <w:sz w:val="22"/>
+        </w:rPr>
+        <w:t>第一次获得物品，要让地图的小人物播放一个高兴的动作。</w:t>
+      </w:r>
+    </w:p>
+    <w:p>
+      <w:pPr>
+        <w:widowControl/>
+        <w:adjustRightInd w:val="0"/>
+        <w:snapToGrid w:val="0"/>
+        <w:spacing w:after="200"/>
+        <w:jc w:val="left"/>
+        <w:rPr>
+          <w:rFonts w:ascii="Tahoma" w:eastAsia="微软雅黑" w:hAnsi="Tahoma"/>
+          <w:kern w:val="0"/>
+          <w:sz w:val="22"/>
+        </w:rPr>
+      </w:pPr>
+      <w:r>
+        <w:rPr>
+          <w:rFonts w:ascii="Tahoma" w:eastAsia="微软雅黑" w:hAnsi="Tahoma" w:hint="eastAsia"/>
+          <w:kern w:val="0"/>
+          <w:sz w:val="22"/>
+        </w:rPr>
+        <w:t>手中的道具闪耀发光。于是</w:t>
+      </w:r>
+      <w:proofErr w:type="gramStart"/>
+      <w:r>
+        <w:rPr>
+          <w:rFonts w:ascii="Tahoma" w:eastAsia="微软雅黑" w:hAnsi="Tahoma" w:hint="eastAsia"/>
+          <w:kern w:val="0"/>
+          <w:sz w:val="22"/>
+        </w:rPr>
+        <w:t>就开坑了</w:t>
+      </w:r>
+      <w:proofErr w:type="gramEnd"/>
+      <w:r>
+        <w:rPr>
+          <w:rFonts w:ascii="Tahoma" w:eastAsia="微软雅黑" w:hAnsi="Tahoma" w:hint="eastAsia"/>
+          <w:kern w:val="0"/>
+          <w:sz w:val="22"/>
+        </w:rPr>
+        <w:t>。</w:t>
+      </w:r>
+    </w:p>
+    <w:p>
+      <w:pPr>
+        <w:rPr>
+          <w:rFonts w:hint="eastAsia"/>
+        </w:rPr>
+      </w:pPr>
+    </w:p>
+    <w:p>
+      <w:pPr>
+        <w:widowControl/>
+        <w:jc w:val="left"/>
+        <w:rPr>
+          <w:rFonts w:hint="eastAsia"/>
+        </w:rPr>
+      </w:pPr>
+      <w:r>
+        <w:rPr>
+          <w:rFonts w:hint="eastAsia"/>
+        </w:rPr>
+        <w:br w:type="page"/>
+      </w:r>
+    </w:p>
+    <w:p>
+      <w:pPr>
+        <w:pStyle w:val="2"/>
+        <w:rPr>
+          <w:rFonts w:hint="eastAsia"/>
+        </w:rPr>
+      </w:pPr>
+      <w:r>
+        <w:rPr>
+          <w:rFonts w:hint="eastAsia"/>
+        </w:rPr>
+        <w:lastRenderedPageBreak/>
+        <w:t>===</w:t>
+      </w:r>
+      <w:r>
+        <w:rPr>
+          <w:rFonts w:hint="eastAsia"/>
+        </w:rPr>
+        <w:t>第一次获得物品</w:t>
+      </w:r>
+      <w:r>
+        <w:rPr>
+          <w:rFonts w:hint="eastAsia"/>
+        </w:rPr>
+        <w:t xml:space="preserve"> </w:t>
+      </w:r>
+      <w:r>
+        <w:rPr>
+          <w:rFonts w:hint="eastAsia"/>
+        </w:rPr>
+        <w:t>-</w:t>
+      </w:r>
+      <w:r>
+        <w:rPr>
+          <w:rFonts w:hint="eastAsia"/>
+        </w:rPr>
+        <w:t xml:space="preserve"> </w:t>
+      </w:r>
+      <w:r>
+        <w:rPr>
+          <w:rFonts w:hint="eastAsia"/>
+        </w:rPr>
+        <w:t>实现</w:t>
+      </w:r>
+      <w:r>
+        <w:rPr>
+          <w:rFonts w:hint="eastAsia"/>
+        </w:rPr>
+        <w:t>===</w:t>
+      </w:r>
+    </w:p>
+    <w:p>
+      <w:pPr>
+        <w:pStyle w:val="3"/>
+        <w:rPr>
+          <w:rFonts w:hint="eastAsia"/>
+        </w:rPr>
+      </w:pPr>
+      <w:r>
+        <w:rPr>
+          <w:rFonts w:hint="eastAsia"/>
+        </w:rPr>
+        <w:t>基础插件</w:t>
+      </w:r>
+    </w:p>
+    <w:p>
+      <w:pPr>
+        <w:widowControl/>
+        <w:adjustRightInd w:val="0"/>
+        <w:snapToGrid w:val="0"/>
+        <w:spacing w:after="200"/>
+        <w:jc w:val="left"/>
+        <w:rPr>
+          <w:rFonts w:ascii="Tahoma" w:eastAsia="微软雅黑" w:hAnsi="Tahoma"/>
+          <w:kern w:val="0"/>
+          <w:sz w:val="22"/>
+        </w:rPr>
+      </w:pPr>
+      <w:r>
+        <w:rPr>
+          <w:rFonts w:ascii="Tahoma" w:eastAsia="微软雅黑" w:hAnsi="Tahoma" w:hint="eastAsia"/>
+          <w:kern w:val="0"/>
+          <w:sz w:val="22"/>
+        </w:rPr>
+        <w:t>如果要从零开始设计</w:t>
+      </w:r>
+      <w:r>
+        <w:rPr>
+          <w:rFonts w:ascii="Tahoma" w:eastAsia="微软雅黑" w:hAnsi="Tahoma" w:hint="eastAsia"/>
+          <w:kern w:val="0"/>
+          <w:sz w:val="22"/>
+        </w:rPr>
+        <w:t xml:space="preserve"> </w:t>
+      </w:r>
+      <w:r>
+        <w:rPr>
+          <w:rFonts w:ascii="Tahoma" w:eastAsia="微软雅黑" w:hAnsi="Tahoma" w:hint="eastAsia"/>
+          <w:kern w:val="0"/>
+          <w:sz w:val="22"/>
+        </w:rPr>
+        <w:t>第一次获得物品</w:t>
+      </w:r>
+      <w:r>
+        <w:rPr>
+          <w:rFonts w:ascii="Tahoma" w:eastAsia="微软雅黑" w:hAnsi="Tahoma" w:hint="eastAsia"/>
+          <w:kern w:val="0"/>
+          <w:sz w:val="22"/>
+        </w:rPr>
+        <w:t xml:space="preserve"> </w:t>
+      </w:r>
+      <w:r>
+        <w:rPr>
+          <w:rFonts w:ascii="Tahoma" w:eastAsia="微软雅黑" w:hAnsi="Tahoma" w:hint="eastAsia"/>
+          <w:kern w:val="0"/>
+          <w:sz w:val="22"/>
+        </w:rPr>
+        <w:t>的小仪式，需要用到下图的插件：</w:t>
+      </w:r>
+    </w:p>
+    <w:p>
+      <w:pPr>
+        <w:widowControl/>
+        <w:jc w:val="center"/>
+        <w:rPr>
+          <w:rFonts w:ascii="宋体" w:eastAsia="宋体" w:hAnsi="宋体" w:cs="宋体" w:hint="eastAsia"/>
+          <w:kern w:val="0"/>
+          <w:sz w:val="24"/>
+          <w:szCs w:val="24"/>
+        </w:rPr>
+      </w:pPr>
+      <w:r>
+        <w:rPr>
+          <w:rFonts w:ascii="宋体" w:eastAsia="宋体" w:hAnsi="宋体" w:cs="宋体"/>
+          <w:noProof/>
+          <w:kern w:val="0"/>
+          <w:sz w:val="24"/>
+          <w:szCs w:val="24"/>
+        </w:rPr>
+        <w:drawing>
+          <wp:inline distT="0" distB="0" distL="0" distR="0" wp14:anchorId="58B02A9B" wp14:editId="7DDEF7AF">
+            <wp:extent cx="4030980" cy="1531620"/>
+            <wp:effectExtent l="0" t="0" r="7620" b="0"/>
+            <wp:docPr id="7" name="图片 7"/>
+            <wp:cNvGraphicFramePr>
+              <a:graphicFrameLocks xmlns:a="http://schemas.openxmlformats.org/drawingml/2006/main" noChangeAspect="1"/>
+            </wp:cNvGraphicFramePr>
+            <a:graphic xmlns:a="http://schemas.openxmlformats.org/drawingml/2006/main">
+              <a:graphicData uri="http://schemas.openxmlformats.org/drawingml/2006/picture">
+                <pic:pic xmlns:pic="http://schemas.openxmlformats.org/drawingml/2006/picture">
+                  <pic:nvPicPr>
+                    <pic:cNvPr id="0" name="Picture 1"/>
+                    <pic:cNvPicPr>
+                      <a:picLocks noChangeAspect="1" noChangeArrowheads="1"/>
+                    </pic:cNvPicPr>
+                  </pic:nvPicPr>
+                  <pic:blipFill>
+                    <a:blip r:embed="rId11">
+                      <a:extLst>
+                        <a:ext uri="{28A0092B-C50C-407E-A947-70E740481C1C}">
+                          <a14:useLocalDpi xmlns:a14="http://schemas.microsoft.com/office/drawing/2010/main" val="0"/>
+                        </a:ext>
+                      </a:extLst>
+                    </a:blip>
+                    <a:srcRect/>
+                    <a:stretch>
+                      <a:fillRect/>
+                    </a:stretch>
+                  </pic:blipFill>
+                  <pic:spPr bwMode="auto">
+                    <a:xfrm>
+                      <a:off x="0" y="0"/>
+                      <a:ext cx="4043479" cy="1536369"/>
+                    </a:xfrm>
+                    <a:prstGeom prst="rect">
+                      <a:avLst/>
+                    </a:prstGeom>
+                    <a:noFill/>
+                    <a:ln>
+                      <a:noFill/>
+                    </a:ln>
+                  </pic:spPr>
+                </pic:pic>
+              </a:graphicData>
+            </a:graphic>
+          </wp:inline>
+        </w:drawing>
+      </w:r>
+    </w:p>
+    <w:p>
+      <w:pPr>
+        <w:widowControl/>
+        <w:snapToGrid w:val="0"/>
+        <w:jc w:val="left"/>
+        <w:rPr>
+          <w:rFonts w:ascii="Tahoma" w:eastAsia="微软雅黑" w:hAnsi="Tahoma"/>
+          <w:kern w:val="0"/>
+          <w:sz w:val="22"/>
+        </w:rPr>
+      </w:pPr>
       <w:r>
         <w:rPr>
           <w:rFonts w:ascii="Tahoma" w:eastAsia="微软雅黑" w:hAnsi="Tahoma" w:hint="eastAsia"/>
@@ -287,15 +906,7 @@
           <w:kern w:val="0"/>
           <w:sz w:val="22"/>
         </w:rPr>
-        <w:t>，需要去</w:t>
-      </w:r>
-      <w:r>
-        <w:rPr>
-          <w:rFonts w:ascii="Tahoma" w:eastAsia="微软雅黑" w:hAnsi="Tahoma" w:hint="eastAsia"/>
-          <w:kern w:val="0"/>
-          <w:sz w:val="22"/>
-        </w:rPr>
-        <w:t>示例中</w:t>
+        <w:t>，需要去示例中</w:t>
       </w:r>
       <w:r>
         <w:rPr>
@@ -327,15 +938,7 @@
           <w:kern w:val="0"/>
           <w:sz w:val="22"/>
         </w:rPr>
-        <w:t>看看</w:t>
-      </w:r>
-      <w:r>
-        <w:rPr>
-          <w:rFonts w:ascii="Tahoma" w:eastAsia="微软雅黑" w:hAnsi="Tahoma" w:hint="eastAsia"/>
-          <w:kern w:val="0"/>
-          <w:sz w:val="22"/>
-        </w:rPr>
-        <w:t>。</w:t>
+        <w:t>看看。</w:t>
       </w:r>
     </w:p>
     <w:tbl>
@@ -511,7 +1114,92 @@
     </w:p>
     <w:p>
       <w:pPr>
-        <w:widowControl/>
+        <w:pStyle w:val="3"/>
+        <w:rPr>
+          <w:rFonts w:hint="eastAsia"/>
+        </w:rPr>
+      </w:pPr>
+      <w:r>
+        <w:rPr>
+          <w:rFonts w:hint="eastAsia"/>
+        </w:rPr>
+        <w:t>基础配置</w:t>
+      </w:r>
+    </w:p>
+    <w:p>
+      <w:pPr>
+        <w:widowControl/>
+        <w:adjustRightInd w:val="0"/>
+        <w:snapToGrid w:val="0"/>
+        <w:spacing w:after="200"/>
+        <w:jc w:val="left"/>
+        <w:rPr>
+          <w:rFonts w:ascii="Tahoma" w:eastAsia="微软雅黑" w:hAnsi="Tahoma"/>
+          <w:kern w:val="0"/>
+          <w:sz w:val="22"/>
+        </w:rPr>
+      </w:pPr>
+      <w:r>
+        <w:rPr>
+          <w:rFonts w:ascii="Tahoma" w:eastAsia="微软雅黑" w:hAnsi="Tahoma" w:hint="eastAsia"/>
+          <w:kern w:val="0"/>
+          <w:sz w:val="22"/>
+        </w:rPr>
+        <w:t>具体注意示例下面的地方：</w:t>
+      </w:r>
+    </w:p>
+    <w:p>
+      <w:pPr>
+        <w:pStyle w:val="4"/>
+        <w:snapToGrid w:val="0"/>
+        <w:spacing w:before="120" w:after="120" w:line="240" w:lineRule="auto"/>
+        <w:rPr>
+          <w:rFonts w:ascii="微软雅黑" w:eastAsia="微软雅黑" w:hAnsi="微软雅黑" w:hint="eastAsia"/>
+          <w:sz w:val="22"/>
+          <w:szCs w:val="22"/>
+        </w:rPr>
+      </w:pPr>
+      <w:r>
+        <w:rPr>
+          <w:rFonts w:ascii="微软雅黑" w:eastAsia="微软雅黑" w:hAnsi="微软雅黑"/>
+          <w:sz w:val="22"/>
+          <w:szCs w:val="22"/>
+        </w:rPr>
+        <w:t>1</w:t>
+      </w:r>
+      <w:r>
+        <w:rPr>
+          <w:rFonts w:ascii="微软雅黑" w:eastAsia="微软雅黑" w:hAnsi="微软雅黑" w:hint="eastAsia"/>
+          <w:sz w:val="22"/>
+          <w:szCs w:val="22"/>
+        </w:rPr>
+        <w:t>）插件配置</w:t>
+      </w:r>
+    </w:p>
+    <w:p>
+      <w:pPr>
+        <w:widowControl/>
+        <w:snapToGrid w:val="0"/>
+        <w:jc w:val="left"/>
+        <w:rPr>
+          <w:rFonts w:ascii="Tahoma" w:eastAsia="微软雅黑" w:hAnsi="Tahoma"/>
+          <w:kern w:val="0"/>
+          <w:sz w:val="22"/>
+        </w:rPr>
+      </w:pPr>
+      <w:r>
+        <w:rPr>
+          <w:rFonts w:ascii="Tahoma" w:eastAsia="微软雅黑" w:hAnsi="Tahoma" w:hint="eastAsia"/>
+          <w:kern w:val="0"/>
+          <w:sz w:val="22"/>
+        </w:rPr>
+        <w:t>首先注意插件配置，“第一次获得物品”是激活小动画的初始条件。</w:t>
+      </w:r>
+    </w:p>
+    <w:p>
+      <w:pPr>
+        <w:widowControl/>
+        <w:snapToGrid w:val="0"/>
         <w:jc w:val="left"/>
         <w:rPr>
           <w:rFonts w:ascii="宋体" w:eastAsia="宋体" w:hAnsi="宋体" w:cs="宋体" w:hint="eastAsia"/>
@@ -522,152 +1210,36 @@
       </w:pPr>
       <w:r>
         <w:rPr>
-          <w:rFonts w:ascii="宋体" w:eastAsia="宋体" w:hAnsi="宋体" w:cs="宋体"/>
+          <w:rFonts w:ascii="Tahoma" w:eastAsia="微软雅黑" w:hAnsi="Tahoma" w:hint="eastAsia"/>
+          <w:kern w:val="0"/>
+          <w:sz w:val="22"/>
+        </w:rPr>
+        <w:t>满足条件后，执行特定的公共事件。</w:t>
+      </w:r>
+    </w:p>
+    <w:p>
+      <w:pPr>
+        <w:widowControl/>
+        <w:jc w:val="center"/>
+        <w:rPr>
+          <w:rFonts w:ascii="宋体" w:eastAsia="宋体" w:hAnsi="宋体" w:cs="宋体" w:hint="eastAsia"/>
           <w:kern w:val="0"/>
           <w:sz w:val="24"/>
           <w:szCs w:val="24"/>
         </w:rPr>
-        <w:br w:type="page"/>
-      </w:r>
-    </w:p>
-    <w:p>
-      <w:pPr>
-        <w:pStyle w:val="3"/>
-        <w:rPr>
-          <w:rFonts w:hint="eastAsia"/>
-          <w:sz w:val="28"/>
-        </w:rPr>
-      </w:pPr>
-      <w:r>
-        <w:rPr>
-          <w:rFonts w:hint="eastAsia"/>
-          <w:sz w:val="28"/>
-        </w:rPr>
-        <w:lastRenderedPageBreak/>
-        <w:t>基础</w:t>
-      </w:r>
-      <w:r>
-        <w:rPr>
-          <w:rFonts w:hint="eastAsia"/>
-          <w:sz w:val="28"/>
-        </w:rPr>
-        <w:t>配置</w:t>
-      </w:r>
-    </w:p>
-    <w:p>
-      <w:pPr>
-        <w:widowControl/>
-        <w:adjustRightInd w:val="0"/>
-        <w:snapToGrid w:val="0"/>
-        <w:spacing w:after="200"/>
-        <w:jc w:val="left"/>
-        <w:rPr>
-          <w:rFonts w:ascii="Tahoma" w:eastAsia="微软雅黑" w:hAnsi="Tahoma"/>
-          <w:kern w:val="0"/>
-          <w:sz w:val="22"/>
-        </w:rPr>
-      </w:pPr>
-      <w:r>
-        <w:rPr>
-          <w:rFonts w:ascii="Tahoma" w:eastAsia="微软雅黑" w:hAnsi="Tahoma" w:hint="eastAsia"/>
-          <w:kern w:val="0"/>
-          <w:sz w:val="22"/>
-        </w:rPr>
-        <w:t>具体注意示例下面的地方：</w:t>
-      </w:r>
-    </w:p>
-    <w:p>
-      <w:pPr>
-        <w:pStyle w:val="4"/>
-        <w:snapToGrid w:val="0"/>
-        <w:spacing w:before="120" w:after="120" w:line="240" w:lineRule="auto"/>
-        <w:rPr>
-          <w:rFonts w:ascii="微软雅黑" w:eastAsia="微软雅黑" w:hAnsi="微软雅黑" w:hint="eastAsia"/>
-          <w:sz w:val="22"/>
-          <w:szCs w:val="22"/>
-        </w:rPr>
-      </w:pPr>
-      <w:r>
-        <w:rPr>
-          <w:rFonts w:ascii="微软雅黑" w:eastAsia="微软雅黑" w:hAnsi="微软雅黑"/>
-          <w:sz w:val="22"/>
-          <w:szCs w:val="22"/>
-        </w:rPr>
-        <w:t>1</w:t>
-      </w:r>
-      <w:r>
-        <w:rPr>
-          <w:rFonts w:ascii="微软雅黑" w:eastAsia="微软雅黑" w:hAnsi="微软雅黑" w:hint="eastAsia"/>
-          <w:sz w:val="22"/>
-          <w:szCs w:val="22"/>
-        </w:rPr>
-        <w:t>）插件配置</w:t>
-      </w:r>
-    </w:p>
-    <w:p>
-      <w:pPr>
-        <w:widowControl/>
-        <w:snapToGrid w:val="0"/>
-        <w:jc w:val="left"/>
-        <w:rPr>
-          <w:rFonts w:ascii="Tahoma" w:eastAsia="微软雅黑" w:hAnsi="Tahoma"/>
-          <w:kern w:val="0"/>
-          <w:sz w:val="22"/>
-        </w:rPr>
-      </w:pPr>
-      <w:r>
-        <w:rPr>
-          <w:rFonts w:ascii="Tahoma" w:eastAsia="微软雅黑" w:hAnsi="Tahoma" w:hint="eastAsia"/>
-          <w:kern w:val="0"/>
-          <w:sz w:val="22"/>
-        </w:rPr>
-        <w:t>首先注意插件配置，“第一次获得物品”是激活小动画的初始条件。</w:t>
-      </w:r>
-    </w:p>
-    <w:p>
-      <w:pPr>
-        <w:widowControl/>
-        <w:snapToGrid w:val="0"/>
-        <w:jc w:val="left"/>
-        <w:rPr>
-          <w:rFonts w:ascii="宋体" w:eastAsia="宋体" w:hAnsi="宋体" w:cs="宋体" w:hint="eastAsia"/>
+      </w:pPr>
+      <w:r>
+        <w:rPr>
+          <w:rFonts w:ascii="宋体" w:eastAsia="宋体" w:hAnsi="宋体" w:cs="宋体"/>
+          <w:noProof/>
           <w:kern w:val="0"/>
           <w:sz w:val="24"/>
           <w:szCs w:val="24"/>
         </w:rPr>
-      </w:pPr>
-      <w:r>
-        <w:rPr>
-          <w:rFonts w:ascii="Tahoma" w:eastAsia="微软雅黑" w:hAnsi="Tahoma" w:hint="eastAsia"/>
-          <w:kern w:val="0"/>
-          <w:sz w:val="22"/>
-        </w:rPr>
-        <w:t>满足条件后，执行特定的公共事件。</w:t>
-      </w:r>
-    </w:p>
-    <w:p>
-      <w:pPr>
-        <w:widowControl/>
-        <w:jc w:val="center"/>
-        <w:rPr>
-          <w:rFonts w:ascii="宋体" w:eastAsia="宋体" w:hAnsi="宋体" w:cs="宋体" w:hint="eastAsia"/>
-          <w:kern w:val="0"/>
-          <w:sz w:val="24"/>
-          <w:szCs w:val="24"/>
-        </w:rPr>
-      </w:pPr>
-      <w:r>
-        <w:rPr>
-          <w:rFonts w:ascii="宋体" w:eastAsia="宋体" w:hAnsi="宋体" w:cs="宋体"/>
-          <w:noProof/>
-          <w:kern w:val="0"/>
-          <w:sz w:val="24"/>
-          <w:szCs w:val="24"/>
-        </w:rPr>
         <w:drawing>
-          <wp:inline distT="0" distB="0" distL="0" distR="0" wp14:anchorId="634984FB" wp14:editId="7046E3D0">
-            <wp:extent cx="5006340" cy="2814785"/>
-            <wp:effectExtent l="0" t="0" r="3810" b="5080"/>
+          <wp:inline distT="0" distB="0" distL="0" distR="0" wp14:anchorId="26DBC40A" wp14:editId="1936C6EF">
+            <wp:extent cx="3726180" cy="2095021"/>
+            <wp:effectExtent l="0" t="0" r="7620" b="635"/>
             <wp:docPr id="8" name="图片 8"/>
             <wp:cNvGraphicFramePr>
               <a:graphicFrameLocks xmlns:a="http://schemas.openxmlformats.org/drawingml/2006/main" noChangeAspect="1"/>
@@ -682,7 +1254,7 @@
                     </pic:cNvPicPr>
                   </pic:nvPicPr>
                   <pic:blipFill>
-                    <a:blip r:embed="rId9">
+                    <a:blip r:embed="rId12">
                       <a:extLst>
                         <a:ext uri="{28A0092B-C50C-407E-A947-70E740481C1C}">
                           <a14:useLocalDpi xmlns:a14="http://schemas.microsoft.com/office/drawing/2010/main" val="0"/>
@@ -697,7 +1269,7 @@
                   <pic:spPr bwMode="auto">
                     <a:xfrm>
                       <a:off x="0" y="0"/>
-                      <a:ext cx="5008925" cy="2816238"/>
+                      <a:ext cx="3734519" cy="2099709"/>
                     </a:xfrm>
                     <a:prstGeom prst="rect">
                       <a:avLst/>
@@ -745,6 +1317,7 @@
           <w:sz w:val="22"/>
           <w:szCs w:val="22"/>
         </w:rPr>
+        <w:lastRenderedPageBreak/>
         <w:t>2</w:t>
       </w:r>
       <w:r>
@@ -753,15 +1326,7 @@
           <w:sz w:val="22"/>
           <w:szCs w:val="22"/>
         </w:rPr>
-        <w:t>）</w:t>
-      </w:r>
-      <w:r>
-        <w:rPr>
-          <w:rFonts w:ascii="微软雅黑" w:eastAsia="微软雅黑" w:hAnsi="微软雅黑" w:hint="eastAsia"/>
-          <w:sz w:val="22"/>
-          <w:szCs w:val="22"/>
-        </w:rPr>
-        <w:t>公共事件</w:t>
+        <w:t>）公共事件</w:t>
       </w:r>
     </w:p>
     <w:p>
@@ -782,15 +1347,7 @@
           <w:kern w:val="0"/>
           <w:sz w:val="22"/>
         </w:rPr>
-        <w:t>获得物品后，播放相关动作需要在公共事件中编写</w:t>
-      </w:r>
-      <w:r>
-        <w:rPr>
-          <w:rFonts w:ascii="Tahoma" w:eastAsia="微软雅黑" w:hAnsi="Tahoma" w:hint="eastAsia"/>
-          <w:kern w:val="0"/>
-          <w:sz w:val="22"/>
-        </w:rPr>
-        <w:t>。</w:t>
+        <w:t>获得物品后，播放相关动作需要在公共事件中编写。</w:t>
       </w:r>
     </w:p>
     <w:p>
@@ -813,7 +1370,7 @@
           <w:szCs w:val="24"/>
         </w:rPr>
         <w:drawing>
-          <wp:inline distT="0" distB="0" distL="0" distR="0" wp14:anchorId="3DDB9C39" wp14:editId="4CE8D626">
+          <wp:inline distT="0" distB="0" distL="0" distR="0" wp14:anchorId="0E6D50E6" wp14:editId="12C54F7D">
             <wp:extent cx="2392680" cy="1455420"/>
             <wp:effectExtent l="0" t="0" r="7620" b="0"/>
             <wp:docPr id="9" name="图片 9"/>
@@ -830,7 +1387,7 @@
                     </pic:cNvPicPr>
                   </pic:nvPicPr>
                   <pic:blipFill>
-                    <a:blip r:embed="rId10">
+                    <a:blip r:embed="rId13">
                       <a:extLst>
                         <a:ext uri="{28A0092B-C50C-407E-A947-70E740481C1C}">
                           <a14:useLocalDpi xmlns:a14="http://schemas.microsoft.com/office/drawing/2010/main" val="0"/>
@@ -900,7 +1457,7 @@
     </w:p>
     <w:p>
       <w:pPr>
-        <w:pStyle w:val="2"/>
+        <w:pStyle w:val="3"/>
         <w:rPr>
           <w:rFonts w:hint="eastAsia"/>
         </w:rPr>
@@ -910,845 +1467,11 @@
           <w:rFonts w:hint="eastAsia"/>
         </w:rPr>
         <w:lastRenderedPageBreak/>
-        <w:t>第一次获得物品</w:t>
+        <w:t>指令执行</w:t>
       </w:r>
       <w:r>
         <w:rPr>
           <w:rFonts w:hint="eastAsia"/>
-        </w:rPr>
-        <w:t>-</w:t>
-      </w:r>
-      <w:r>
-        <w:rPr>
-          <w:rFonts w:hint="eastAsia"/>
-        </w:rPr>
-        <w:t>设计</w:t>
-      </w:r>
-    </w:p>
-    <w:p>
-      <w:pPr>
-        <w:pStyle w:val="3"/>
-        <w:rPr>
-          <w:rFonts w:hint="eastAsia"/>
-          <w:sz w:val="28"/>
-        </w:rPr>
-      </w:pPr>
-      <w:r>
-        <w:rPr>
-          <w:rFonts w:hint="eastAsia"/>
-          <w:sz w:val="28"/>
-        </w:rPr>
-        <w:t>设计</w:t>
-      </w:r>
-      <w:r>
-        <w:rPr>
-          <w:rFonts w:hint="eastAsia"/>
-          <w:sz w:val="28"/>
-        </w:rPr>
-        <w:t>简介</w:t>
-      </w:r>
-    </w:p>
-    <w:p>
-      <w:pPr>
-        <w:pStyle w:val="4"/>
-        <w:snapToGrid w:val="0"/>
-        <w:spacing w:before="120" w:after="120" w:line="240" w:lineRule="auto"/>
-        <w:rPr>
-          <w:rFonts w:ascii="微软雅黑" w:eastAsia="微软雅黑" w:hAnsi="微软雅黑" w:hint="eastAsia"/>
-          <w:sz w:val="22"/>
-          <w:szCs w:val="22"/>
-        </w:rPr>
-      </w:pPr>
-      <w:r>
-        <w:rPr>
-          <w:rFonts w:ascii="微软雅黑" w:eastAsia="微软雅黑" w:hAnsi="微软雅黑" w:hint="eastAsia"/>
-          <w:sz w:val="22"/>
-          <w:szCs w:val="22"/>
-        </w:rPr>
-        <w:t>1）</w:t>
-      </w:r>
-      <w:r>
-        <w:rPr>
-          <w:rFonts w:ascii="微软雅黑" w:eastAsia="微软雅黑" w:hAnsi="微软雅黑" w:hint="eastAsia"/>
-          <w:sz w:val="22"/>
-          <w:szCs w:val="22"/>
-        </w:rPr>
-        <w:t>设计者视角</w:t>
-      </w:r>
-    </w:p>
-    <w:p>
-      <w:pPr>
-        <w:widowControl/>
-        <w:adjustRightInd w:val="0"/>
-        <w:snapToGrid w:val="0"/>
-        <w:jc w:val="left"/>
-        <w:rPr>
-          <w:rFonts w:ascii="Tahoma" w:eastAsia="微软雅黑" w:hAnsi="Tahoma"/>
-          <w:kern w:val="0"/>
-          <w:sz w:val="22"/>
-        </w:rPr>
-      </w:pPr>
-      <w:r>
-        <w:rPr>
-          <w:rFonts w:ascii="Tahoma" w:eastAsia="微软雅黑" w:hAnsi="Tahoma" w:hint="eastAsia"/>
-          <w:kern w:val="0"/>
-          <w:sz w:val="22"/>
-        </w:rPr>
-        <w:t>有必要给一些常用道具、重要道具加第一次获得物品的提示。</w:t>
-      </w:r>
-    </w:p>
-    <w:p>
-      <w:pPr>
-        <w:widowControl/>
-        <w:adjustRightInd w:val="0"/>
-        <w:snapToGrid w:val="0"/>
-        <w:jc w:val="left"/>
-        <w:rPr>
-          <w:rFonts w:ascii="Tahoma" w:eastAsia="微软雅黑" w:hAnsi="Tahoma"/>
-          <w:kern w:val="0"/>
-          <w:sz w:val="22"/>
-        </w:rPr>
-      </w:pPr>
-      <w:r>
-        <w:rPr>
-          <w:rFonts w:ascii="Tahoma" w:eastAsia="微软雅黑" w:hAnsi="Tahoma" w:hint="eastAsia"/>
-          <w:kern w:val="0"/>
-          <w:sz w:val="22"/>
-        </w:rPr>
-        <w:t>这样能引起玩家的注意，顺带阅读了解游戏中物品的细节。</w:t>
-      </w:r>
-    </w:p>
-    <w:p>
-      <w:pPr>
-        <w:widowControl/>
-        <w:adjustRightInd w:val="0"/>
-        <w:snapToGrid w:val="0"/>
-        <w:jc w:val="left"/>
-        <w:rPr>
-          <w:rFonts w:ascii="Tahoma" w:eastAsia="微软雅黑" w:hAnsi="Tahoma"/>
-          <w:kern w:val="0"/>
-          <w:sz w:val="22"/>
-        </w:rPr>
-      </w:pPr>
-    </w:p>
-    <w:p>
-      <w:pPr>
-        <w:pStyle w:val="4"/>
-        <w:snapToGrid w:val="0"/>
-        <w:spacing w:before="120" w:after="120" w:line="240" w:lineRule="auto"/>
-        <w:rPr>
-          <w:rFonts w:ascii="微软雅黑" w:eastAsia="微软雅黑" w:hAnsi="微软雅黑" w:hint="eastAsia"/>
-          <w:sz w:val="22"/>
-          <w:szCs w:val="22"/>
-        </w:rPr>
-      </w:pPr>
-      <w:r>
-        <w:rPr>
-          <w:rFonts w:ascii="微软雅黑" w:eastAsia="微软雅黑" w:hAnsi="微软雅黑" w:hint="eastAsia"/>
-          <w:sz w:val="22"/>
-          <w:szCs w:val="22"/>
-        </w:rPr>
-        <w:t>2</w:t>
-      </w:r>
-      <w:r>
-        <w:rPr>
-          <w:rFonts w:ascii="微软雅黑" w:eastAsia="微软雅黑" w:hAnsi="微软雅黑" w:hint="eastAsia"/>
-          <w:sz w:val="22"/>
-          <w:szCs w:val="22"/>
-        </w:rPr>
-        <w:t>）</w:t>
-      </w:r>
-      <w:r>
-        <w:rPr>
-          <w:rFonts w:ascii="微软雅黑" w:eastAsia="微软雅黑" w:hAnsi="微软雅黑" w:hint="eastAsia"/>
-          <w:sz w:val="22"/>
-          <w:szCs w:val="22"/>
-        </w:rPr>
-        <w:t>功能安排建议</w:t>
-      </w:r>
-    </w:p>
-    <w:p>
-      <w:pPr>
-        <w:widowControl/>
-        <w:adjustRightInd w:val="0"/>
-        <w:snapToGrid w:val="0"/>
-        <w:jc w:val="left"/>
-        <w:rPr>
-          <w:rFonts w:ascii="Tahoma" w:eastAsia="微软雅黑" w:hAnsi="Tahoma"/>
-          <w:kern w:val="0"/>
-          <w:sz w:val="22"/>
-        </w:rPr>
-      </w:pPr>
-      <w:r>
-        <w:rPr>
-          <w:rFonts w:ascii="Tahoma" w:eastAsia="微软雅黑" w:hAnsi="Tahoma" w:hint="eastAsia"/>
-          <w:kern w:val="0"/>
-          <w:sz w:val="22"/>
-        </w:rPr>
-        <w:t>能加的都最好加上。</w:t>
-      </w:r>
-    </w:p>
-    <w:p>
-      <w:pPr>
-        <w:widowControl/>
-        <w:adjustRightInd w:val="0"/>
-        <w:snapToGrid w:val="0"/>
-        <w:jc w:val="left"/>
-        <w:rPr>
-          <w:rFonts w:ascii="Tahoma" w:eastAsia="微软雅黑" w:hAnsi="Tahoma"/>
-          <w:kern w:val="0"/>
-          <w:sz w:val="22"/>
-        </w:rPr>
-      </w:pPr>
-    </w:p>
-    <w:p>
-      <w:pPr>
-        <w:pStyle w:val="4"/>
-        <w:snapToGrid w:val="0"/>
-        <w:spacing w:before="120" w:after="120" w:line="240" w:lineRule="auto"/>
-        <w:rPr>
-          <w:rFonts w:ascii="微软雅黑" w:eastAsia="微软雅黑" w:hAnsi="微软雅黑" w:hint="eastAsia"/>
-          <w:sz w:val="22"/>
-          <w:szCs w:val="22"/>
-        </w:rPr>
-      </w:pPr>
-      <w:r>
-        <w:rPr>
-          <w:rFonts w:ascii="微软雅黑" w:eastAsia="微软雅黑" w:hAnsi="微软雅黑" w:hint="eastAsia"/>
-          <w:sz w:val="22"/>
-          <w:szCs w:val="22"/>
-        </w:rPr>
-        <w:t>3</w:t>
-      </w:r>
-      <w:r>
-        <w:rPr>
-          <w:rFonts w:ascii="微软雅黑" w:eastAsia="微软雅黑" w:hAnsi="微软雅黑" w:hint="eastAsia"/>
-          <w:sz w:val="22"/>
-          <w:szCs w:val="22"/>
-        </w:rPr>
-        <w:t>）灵感来源</w:t>
-      </w:r>
-    </w:p>
-    <w:p>
-      <w:pPr>
-        <w:widowControl/>
-        <w:adjustRightInd w:val="0"/>
-        <w:snapToGrid w:val="0"/>
-        <w:jc w:val="left"/>
-        <w:rPr>
-          <w:rFonts w:ascii="Tahoma" w:eastAsia="微软雅黑" w:hAnsi="Tahoma"/>
-          <w:kern w:val="0"/>
-          <w:sz w:val="22"/>
-        </w:rPr>
-      </w:pPr>
-      <w:r>
-        <w:rPr>
-          <w:rFonts w:ascii="Tahoma" w:eastAsia="微软雅黑" w:hAnsi="Tahoma" w:hint="eastAsia"/>
-          <w:kern w:val="0"/>
-          <w:sz w:val="22"/>
-        </w:rPr>
-        <w:t>2022</w:t>
-      </w:r>
-      <w:r>
-        <w:rPr>
-          <w:rFonts w:ascii="Tahoma" w:eastAsia="微软雅黑" w:hAnsi="Tahoma" w:hint="eastAsia"/>
-          <w:kern w:val="0"/>
-          <w:sz w:val="22"/>
-        </w:rPr>
-        <w:t>年</w:t>
-      </w:r>
-      <w:r>
-        <w:rPr>
-          <w:rFonts w:ascii="Tahoma" w:eastAsia="微软雅黑" w:hAnsi="Tahoma" w:hint="eastAsia"/>
-          <w:kern w:val="0"/>
-          <w:sz w:val="22"/>
-        </w:rPr>
-        <w:t>6</w:t>
-      </w:r>
-      <w:r>
-        <w:rPr>
-          <w:rFonts w:ascii="Tahoma" w:eastAsia="微软雅黑" w:hAnsi="Tahoma" w:hint="eastAsia"/>
-          <w:kern w:val="0"/>
-          <w:sz w:val="22"/>
-        </w:rPr>
-        <w:t>月</w:t>
-      </w:r>
-      <w:r>
-        <w:rPr>
-          <w:rFonts w:ascii="Tahoma" w:eastAsia="微软雅黑" w:hAnsi="Tahoma" w:hint="eastAsia"/>
-          <w:kern w:val="0"/>
-          <w:sz w:val="22"/>
-        </w:rPr>
-        <w:t>1</w:t>
-      </w:r>
-      <w:r>
-        <w:rPr>
-          <w:rFonts w:ascii="Tahoma" w:eastAsia="微软雅黑" w:hAnsi="Tahoma" w:hint="eastAsia"/>
-          <w:kern w:val="0"/>
-          <w:sz w:val="22"/>
-        </w:rPr>
-        <w:t>日，作者我在看《只狼》游戏的速通。</w:t>
-      </w:r>
-    </w:p>
-    <w:p>
-      <w:pPr>
-        <w:widowControl/>
-        <w:adjustRightInd w:val="0"/>
-        <w:snapToGrid w:val="0"/>
-        <w:jc w:val="left"/>
-        <w:rPr>
-          <w:rFonts w:ascii="Tahoma" w:eastAsia="微软雅黑" w:hAnsi="Tahoma"/>
-          <w:kern w:val="0"/>
-          <w:sz w:val="22"/>
-        </w:rPr>
-      </w:pPr>
-      <w:r>
-        <w:rPr>
-          <w:rFonts w:ascii="Tahoma" w:eastAsia="微软雅黑" w:hAnsi="Tahoma" w:hint="eastAsia"/>
-          <w:kern w:val="0"/>
-          <w:sz w:val="22"/>
-        </w:rPr>
-        <w:t>发现了这个</w:t>
-      </w:r>
-      <w:r>
-        <w:rPr>
-          <w:rFonts w:ascii="Tahoma" w:eastAsia="微软雅黑" w:hAnsi="Tahoma" w:hint="eastAsia"/>
-          <w:kern w:val="0"/>
-          <w:sz w:val="22"/>
-        </w:rPr>
-        <w:t>功能</w:t>
-      </w:r>
-      <w:r>
-        <w:rPr>
-          <w:rFonts w:ascii="Tahoma" w:eastAsia="微软雅黑" w:hAnsi="Tahoma" w:hint="eastAsia"/>
-          <w:kern w:val="0"/>
-          <w:sz w:val="22"/>
-        </w:rPr>
-        <w:t>：</w:t>
-      </w:r>
-    </w:p>
-    <w:p>
-      <w:pPr>
-        <w:widowControl/>
-        <w:adjustRightInd w:val="0"/>
-        <w:snapToGrid w:val="0"/>
-        <w:jc w:val="center"/>
-        <w:rPr>
-          <w:rFonts w:ascii="宋体" w:eastAsia="宋体" w:hAnsi="宋体" w:cs="宋体" w:hint="eastAsia"/>
-          <w:kern w:val="0"/>
-          <w:sz w:val="24"/>
-          <w:szCs w:val="24"/>
-        </w:rPr>
-      </w:pPr>
-      <w:r>
-        <w:rPr>
-          <w:rFonts w:ascii="宋体" w:eastAsia="宋体" w:hAnsi="宋体" w:cs="宋体" w:hint="eastAsia"/>
-          <w:noProof/>
-          <w:kern w:val="0"/>
-          <w:sz w:val="24"/>
-          <w:szCs w:val="24"/>
-        </w:rPr>
-        <w:drawing>
-          <wp:inline distT="0" distB="0" distL="0" distR="0" wp14:anchorId="17DE4668" wp14:editId="57C2A31F">
-            <wp:extent cx="3070860" cy="1901224"/>
-            <wp:effectExtent l="0" t="0" r="0" b="3810"/>
-            <wp:docPr id="425645158" name="图片 1"/>
-            <wp:cNvGraphicFramePr>
-              <a:graphicFrameLocks xmlns:a="http://schemas.openxmlformats.org/drawingml/2006/main" noChangeAspect="1"/>
-            </wp:cNvGraphicFramePr>
-            <a:graphic xmlns:a="http://schemas.openxmlformats.org/drawingml/2006/main">
-              <a:graphicData uri="http://schemas.openxmlformats.org/drawingml/2006/picture">
-                <pic:pic xmlns:pic="http://schemas.openxmlformats.org/drawingml/2006/picture">
-                  <pic:nvPicPr>
-                    <pic:cNvPr id="0" name="Picture 2"/>
-                    <pic:cNvPicPr>
-                      <a:picLocks noChangeAspect="1" noChangeArrowheads="1"/>
-                    </pic:cNvPicPr>
-                  </pic:nvPicPr>
-                  <pic:blipFill>
-                    <a:blip r:embed="rId11">
-                      <a:extLst>
-                        <a:ext uri="{28A0092B-C50C-407E-A947-70E740481C1C}">
-                          <a14:useLocalDpi xmlns:a14="http://schemas.microsoft.com/office/drawing/2010/main" val="0"/>
-                        </a:ext>
-                      </a:extLst>
-                    </a:blip>
-                    <a:srcRect/>
-                    <a:stretch>
-                      <a:fillRect/>
-                    </a:stretch>
-                  </pic:blipFill>
-                  <pic:spPr bwMode="auto">
-                    <a:xfrm>
-                      <a:off x="0" y="0"/>
-                      <a:ext cx="3077739" cy="1905483"/>
-                    </a:xfrm>
-                    <a:prstGeom prst="rect">
-                      <a:avLst/>
-                    </a:prstGeom>
-                    <a:noFill/>
-                    <a:ln>
-                      <a:noFill/>
-                    </a:ln>
-                  </pic:spPr>
-                </pic:pic>
-              </a:graphicData>
-            </a:graphic>
-          </wp:inline>
-        </w:drawing>
-      </w:r>
-    </w:p>
-    <w:p>
-      <w:pPr>
-        <w:widowControl/>
-        <w:adjustRightInd w:val="0"/>
-        <w:snapToGrid w:val="0"/>
-        <w:jc w:val="left"/>
-        <w:rPr>
-          <w:rFonts w:ascii="Tahoma" w:eastAsia="微软雅黑" w:hAnsi="Tahoma"/>
-          <w:kern w:val="0"/>
-          <w:sz w:val="22"/>
-        </w:rPr>
-      </w:pPr>
-      <w:r>
-        <w:rPr>
-          <w:rFonts w:ascii="Tahoma" w:eastAsia="微软雅黑" w:hAnsi="Tahoma" w:hint="eastAsia"/>
-          <w:kern w:val="0"/>
-          <w:sz w:val="22"/>
-        </w:rPr>
-        <w:t>第一次获得物品后，会显示上述的提示，而后面再获得物品，不会再提示。</w:t>
-      </w:r>
-    </w:p>
-    <w:p>
-      <w:pPr>
-        <w:widowControl/>
-        <w:adjustRightInd w:val="0"/>
-        <w:snapToGrid w:val="0"/>
-        <w:spacing w:after="200"/>
-        <w:jc w:val="left"/>
-        <w:rPr>
-          <w:rFonts w:ascii="Tahoma" w:eastAsia="微软雅黑" w:hAnsi="Tahoma"/>
-          <w:kern w:val="0"/>
-          <w:sz w:val="22"/>
-        </w:rPr>
-      </w:pPr>
-      <w:r>
-        <w:rPr>
-          <w:rFonts w:ascii="Tahoma" w:eastAsia="微软雅黑" w:hAnsi="Tahoma" w:hint="eastAsia"/>
-          <w:kern w:val="0"/>
-          <w:sz w:val="22"/>
-        </w:rPr>
-        <w:t>最近我也在</w:t>
-      </w:r>
-      <w:r>
-        <w:rPr>
-          <w:rFonts w:ascii="Tahoma" w:eastAsia="微软雅黑" w:hAnsi="Tahoma" w:hint="eastAsia"/>
-          <w:kern w:val="0"/>
-          <w:sz w:val="22"/>
-        </w:rPr>
-        <w:t>整理公共事件的插件</w:t>
-      </w:r>
-      <w:r>
-        <w:rPr>
-          <w:rFonts w:ascii="Tahoma" w:eastAsia="微软雅黑" w:hAnsi="Tahoma" w:hint="eastAsia"/>
-          <w:kern w:val="0"/>
-          <w:sz w:val="22"/>
-        </w:rPr>
-        <w:t>，于是准备写“物品积累”插件</w:t>
-      </w:r>
-      <w:r>
-        <w:rPr>
-          <w:rFonts w:ascii="Tahoma" w:eastAsia="微软雅黑" w:hAnsi="Tahoma" w:hint="eastAsia"/>
-          <w:kern w:val="0"/>
-          <w:sz w:val="22"/>
-        </w:rPr>
-        <w:t>。</w:t>
-      </w:r>
-    </w:p>
-    <w:p>
-      <w:pPr>
-        <w:widowControl/>
-        <w:adjustRightInd w:val="0"/>
-        <w:snapToGrid w:val="0"/>
-        <w:jc w:val="left"/>
-        <w:rPr>
-          <w:rFonts w:ascii="Tahoma" w:eastAsia="微软雅黑" w:hAnsi="Tahoma"/>
-          <w:kern w:val="0"/>
-          <w:sz w:val="22"/>
-        </w:rPr>
-      </w:pPr>
-      <w:r>
-        <w:rPr>
-          <w:rFonts w:ascii="Tahoma" w:eastAsia="微软雅黑" w:hAnsi="Tahoma" w:hint="eastAsia"/>
-          <w:kern w:val="0"/>
-          <w:sz w:val="22"/>
-        </w:rPr>
-        <w:t>写完物品积累插件后，如果</w:t>
-      </w:r>
-      <w:r>
-        <w:rPr>
-          <w:rFonts w:ascii="Tahoma" w:eastAsia="微软雅黑" w:hAnsi="Tahoma" w:hint="eastAsia"/>
-          <w:kern w:val="0"/>
-          <w:sz w:val="22"/>
-        </w:rPr>
-        <w:t>也像只</w:t>
-      </w:r>
-      <w:proofErr w:type="gramStart"/>
-      <w:r>
-        <w:rPr>
-          <w:rFonts w:ascii="Tahoma" w:eastAsia="微软雅黑" w:hAnsi="Tahoma" w:hint="eastAsia"/>
-          <w:kern w:val="0"/>
-          <w:sz w:val="22"/>
-        </w:rPr>
-        <w:t>狼</w:t>
-      </w:r>
-      <w:r>
-        <w:rPr>
-          <w:rFonts w:ascii="Tahoma" w:eastAsia="微软雅黑" w:hAnsi="Tahoma" w:hint="eastAsia"/>
-          <w:kern w:val="0"/>
-          <w:sz w:val="22"/>
-        </w:rPr>
-        <w:t>设计</w:t>
-      </w:r>
-      <w:proofErr w:type="gramEnd"/>
-      <w:r>
-        <w:rPr>
-          <w:rFonts w:ascii="Tahoma" w:eastAsia="微软雅黑" w:hAnsi="Tahoma" w:hint="eastAsia"/>
-          <w:kern w:val="0"/>
-          <w:sz w:val="22"/>
-        </w:rPr>
-        <w:t>一样</w:t>
-      </w:r>
-      <w:r>
-        <w:rPr>
-          <w:rFonts w:ascii="Tahoma" w:eastAsia="微软雅黑" w:hAnsi="Tahoma" w:hint="eastAsia"/>
-          <w:kern w:val="0"/>
-          <w:sz w:val="22"/>
-        </w:rPr>
-        <w:t>弹出一个</w:t>
-      </w:r>
-      <w:r>
-        <w:rPr>
-          <w:rFonts w:ascii="Tahoma" w:eastAsia="微软雅黑" w:hAnsi="Tahoma" w:hint="eastAsia"/>
-          <w:kern w:val="0"/>
-          <w:sz w:val="22"/>
-        </w:rPr>
-        <w:t>提示窗口</w:t>
-      </w:r>
-      <w:r>
-        <w:rPr>
-          <w:rFonts w:ascii="Tahoma" w:eastAsia="微软雅黑" w:hAnsi="Tahoma" w:hint="eastAsia"/>
-          <w:kern w:val="0"/>
-          <w:sz w:val="22"/>
-        </w:rPr>
-        <w:t>，有点费美术资源。</w:t>
-      </w:r>
-    </w:p>
-    <w:p>
-      <w:pPr>
-        <w:widowControl/>
-        <w:adjustRightInd w:val="0"/>
-        <w:snapToGrid w:val="0"/>
-        <w:jc w:val="left"/>
-        <w:rPr>
-          <w:rFonts w:ascii="Tahoma" w:eastAsia="微软雅黑" w:hAnsi="Tahoma"/>
-          <w:kern w:val="0"/>
-          <w:sz w:val="22"/>
-        </w:rPr>
-      </w:pPr>
-      <w:r>
-        <w:rPr>
-          <w:rFonts w:ascii="Tahoma" w:eastAsia="微软雅黑" w:hAnsi="Tahoma" w:hint="eastAsia"/>
-          <w:kern w:val="0"/>
-          <w:sz w:val="22"/>
-        </w:rPr>
-        <w:t>然后</w:t>
-      </w:r>
-      <w:r>
-        <w:rPr>
-          <w:rFonts w:ascii="Tahoma" w:eastAsia="微软雅黑" w:hAnsi="Tahoma" w:hint="eastAsia"/>
-          <w:kern w:val="0"/>
-          <w:sz w:val="22"/>
-        </w:rPr>
-        <w:t>作者我懒了，想换别的方式，</w:t>
-      </w:r>
-    </w:p>
-    <w:p>
-      <w:pPr>
-        <w:widowControl/>
-        <w:adjustRightInd w:val="0"/>
-        <w:snapToGrid w:val="0"/>
-        <w:jc w:val="left"/>
-        <w:rPr>
-          <w:rFonts w:ascii="Tahoma" w:eastAsia="微软雅黑" w:hAnsi="Tahoma"/>
-          <w:kern w:val="0"/>
-          <w:sz w:val="22"/>
-        </w:rPr>
-      </w:pPr>
-      <w:r>
-        <w:rPr>
-          <w:rFonts w:ascii="Tahoma" w:eastAsia="微软雅黑" w:hAnsi="Tahoma" w:hint="eastAsia"/>
-          <w:kern w:val="0"/>
-          <w:sz w:val="22"/>
-        </w:rPr>
-        <w:t>然后</w:t>
-      </w:r>
-      <w:r>
-        <w:rPr>
-          <w:rFonts w:ascii="Tahoma" w:eastAsia="微软雅黑" w:hAnsi="Tahoma" w:hint="eastAsia"/>
-          <w:kern w:val="0"/>
-          <w:sz w:val="22"/>
-        </w:rPr>
-        <w:t>作者</w:t>
-      </w:r>
-      <w:r>
-        <w:rPr>
-          <w:rFonts w:ascii="Tahoma" w:eastAsia="微软雅黑" w:hAnsi="Tahoma" w:hint="eastAsia"/>
-          <w:kern w:val="0"/>
-          <w:sz w:val="22"/>
-        </w:rPr>
-        <w:t>我就想到了，</w:t>
-      </w:r>
-      <w:r>
-        <w:rPr>
-          <w:rFonts w:ascii="Tahoma" w:eastAsia="微软雅黑" w:hAnsi="Tahoma" w:hint="eastAsia"/>
-          <w:kern w:val="0"/>
-          <w:sz w:val="22"/>
-        </w:rPr>
-        <w:t>游戏</w:t>
-      </w:r>
-      <w:r>
-        <w:rPr>
-          <w:rFonts w:ascii="Tahoma" w:eastAsia="微软雅黑" w:hAnsi="Tahoma" w:hint="eastAsia"/>
-          <w:kern w:val="0"/>
-          <w:sz w:val="22"/>
-        </w:rPr>
-        <w:t>《</w:t>
-      </w:r>
-      <w:r>
-        <w:rPr>
-          <w:rFonts w:ascii="Tahoma" w:eastAsia="微软雅黑" w:hAnsi="Tahoma" w:hint="eastAsia"/>
-          <w:kern w:val="0"/>
-          <w:sz w:val="22"/>
-        </w:rPr>
-        <w:t>塞尔达传说缩小帽</w:t>
-      </w:r>
-      <w:r>
-        <w:rPr>
-          <w:rFonts w:ascii="Tahoma" w:eastAsia="微软雅黑" w:hAnsi="Tahoma" w:hint="eastAsia"/>
-          <w:kern w:val="0"/>
-          <w:sz w:val="22"/>
-        </w:rPr>
-        <w:t>》中</w:t>
-      </w:r>
-      <w:r>
-        <w:rPr>
-          <w:rFonts w:ascii="Tahoma" w:eastAsia="微软雅黑" w:hAnsi="Tahoma" w:hint="eastAsia"/>
-          <w:kern w:val="0"/>
-          <w:sz w:val="22"/>
-        </w:rPr>
-        <w:t>林克的</w:t>
-      </w:r>
-      <w:r>
-        <w:rPr>
-          <w:rFonts w:ascii="Tahoma" w:eastAsia="微软雅黑" w:hAnsi="Tahoma" w:hint="eastAsia"/>
-          <w:kern w:val="0"/>
-          <w:sz w:val="22"/>
-        </w:rPr>
-        <w:t>一个</w:t>
-      </w:r>
-      <w:r>
-        <w:rPr>
-          <w:rFonts w:ascii="Tahoma" w:eastAsia="微软雅黑" w:hAnsi="Tahoma" w:hint="eastAsia"/>
-          <w:kern w:val="0"/>
-          <w:sz w:val="22"/>
-        </w:rPr>
-        <w:t>动作</w:t>
-      </w:r>
-      <w:r>
-        <w:rPr>
-          <w:rFonts w:ascii="Tahoma" w:eastAsia="微软雅黑" w:hAnsi="Tahoma" w:hint="eastAsia"/>
-          <w:kern w:val="0"/>
-          <w:sz w:val="22"/>
-        </w:rPr>
-        <w:t>：</w:t>
-      </w:r>
-    </w:p>
-    <w:p>
-      <w:pPr>
-        <w:widowControl/>
-        <w:adjustRightInd w:val="0"/>
-        <w:snapToGrid w:val="0"/>
-        <w:jc w:val="center"/>
-        <w:rPr>
-          <w:rFonts w:ascii="宋体" w:eastAsia="宋体" w:hAnsi="宋体" w:cs="宋体" w:hint="eastAsia"/>
-          <w:kern w:val="0"/>
-          <w:sz w:val="24"/>
-          <w:szCs w:val="24"/>
-        </w:rPr>
-      </w:pPr>
-      <w:r>
-        <w:rPr>
-          <w:rFonts w:ascii="宋体" w:eastAsia="宋体" w:hAnsi="宋体" w:cs="宋体"/>
-          <w:noProof/>
-          <w:kern w:val="0"/>
-          <w:sz w:val="24"/>
-          <w:szCs w:val="24"/>
-        </w:rPr>
-        <w:drawing>
-          <wp:inline distT="0" distB="0" distL="0" distR="0" wp14:anchorId="0DBF0539" wp14:editId="248B9C5A">
-            <wp:extent cx="1359015" cy="1135380"/>
-            <wp:effectExtent l="0" t="0" r="0" b="7620"/>
-            <wp:docPr id="4" name="图片 4"/>
-            <wp:cNvGraphicFramePr>
-              <a:graphicFrameLocks xmlns:a="http://schemas.openxmlformats.org/drawingml/2006/main" noChangeAspect="1"/>
-            </wp:cNvGraphicFramePr>
-            <a:graphic xmlns:a="http://schemas.openxmlformats.org/drawingml/2006/main">
-              <a:graphicData uri="http://schemas.openxmlformats.org/drawingml/2006/picture">
-                <pic:pic xmlns:pic="http://schemas.openxmlformats.org/drawingml/2006/picture">
-                  <pic:nvPicPr>
-                    <pic:cNvPr id="0" name="Picture 1"/>
-                    <pic:cNvPicPr>
-                      <a:picLocks noChangeAspect="1" noChangeArrowheads="1"/>
-                    </pic:cNvPicPr>
-                  </pic:nvPicPr>
-                  <pic:blipFill>
-                    <a:blip r:embed="rId12">
-                      <a:extLst>
-                        <a:ext uri="{28A0092B-C50C-407E-A947-70E740481C1C}">
-                          <a14:useLocalDpi xmlns:a14="http://schemas.microsoft.com/office/drawing/2010/main" val="0"/>
-                        </a:ext>
-                      </a:extLst>
-                    </a:blip>
-                    <a:srcRect/>
-                    <a:stretch>
-                      <a:fillRect/>
-                    </a:stretch>
-                  </pic:blipFill>
-                  <pic:spPr bwMode="auto">
-                    <a:xfrm>
-                      <a:off x="0" y="0"/>
-                      <a:ext cx="1360485" cy="1136608"/>
-                    </a:xfrm>
-                    <a:prstGeom prst="rect">
-                      <a:avLst/>
-                    </a:prstGeom>
-                    <a:noFill/>
-                    <a:ln>
-                      <a:noFill/>
-                    </a:ln>
-                  </pic:spPr>
-                </pic:pic>
-              </a:graphicData>
-            </a:graphic>
-          </wp:inline>
-        </w:drawing>
-      </w:r>
-    </w:p>
-    <w:p>
-      <w:pPr>
-        <w:snapToGrid w:val="0"/>
-        <w:rPr>
-          <w:rFonts w:ascii="Tahoma" w:eastAsia="微软雅黑" w:hAnsi="Tahoma"/>
-          <w:kern w:val="0"/>
-          <w:sz w:val="22"/>
-        </w:rPr>
-      </w:pPr>
-      <w:r>
-        <w:rPr>
-          <w:rFonts w:ascii="Tahoma" w:eastAsia="微软雅黑" w:hAnsi="Tahoma" w:hint="eastAsia"/>
-          <w:kern w:val="0"/>
-          <w:sz w:val="22"/>
-        </w:rPr>
-        <w:t>第一次获得物品，要让地图的小人物播放一个高兴的动作</w:t>
-      </w:r>
-      <w:r>
-        <w:rPr>
-          <w:rFonts w:ascii="Tahoma" w:eastAsia="微软雅黑" w:hAnsi="Tahoma" w:hint="eastAsia"/>
-          <w:kern w:val="0"/>
-          <w:sz w:val="22"/>
-        </w:rPr>
-        <w:t>。</w:t>
-      </w:r>
-    </w:p>
-    <w:p>
-      <w:pPr>
-        <w:widowControl/>
-        <w:adjustRightInd w:val="0"/>
-        <w:snapToGrid w:val="0"/>
-        <w:spacing w:after="200"/>
-        <w:jc w:val="left"/>
-        <w:rPr>
-          <w:rFonts w:ascii="Tahoma" w:eastAsia="微软雅黑" w:hAnsi="Tahoma"/>
-          <w:kern w:val="0"/>
-          <w:sz w:val="22"/>
-        </w:rPr>
-      </w:pPr>
-      <w:r>
-        <w:rPr>
-          <w:rFonts w:ascii="Tahoma" w:eastAsia="微软雅黑" w:hAnsi="Tahoma" w:hint="eastAsia"/>
-          <w:kern w:val="0"/>
-          <w:sz w:val="22"/>
-        </w:rPr>
-        <w:t>手中的道具闪耀发光。</w:t>
-      </w:r>
-      <w:r>
-        <w:rPr>
-          <w:rFonts w:ascii="Tahoma" w:eastAsia="微软雅黑" w:hAnsi="Tahoma" w:hint="eastAsia"/>
-          <w:kern w:val="0"/>
-          <w:sz w:val="22"/>
-        </w:rPr>
-        <w:t>于是</w:t>
-      </w:r>
-      <w:proofErr w:type="gramStart"/>
-      <w:r>
-        <w:rPr>
-          <w:rFonts w:ascii="Tahoma" w:eastAsia="微软雅黑" w:hAnsi="Tahoma" w:hint="eastAsia"/>
-          <w:kern w:val="0"/>
-          <w:sz w:val="22"/>
-        </w:rPr>
-        <w:t>就开坑了</w:t>
-      </w:r>
-      <w:proofErr w:type="gramEnd"/>
-      <w:r>
-        <w:rPr>
-          <w:rFonts w:ascii="Tahoma" w:eastAsia="微软雅黑" w:hAnsi="Tahoma" w:hint="eastAsia"/>
-          <w:kern w:val="0"/>
-          <w:sz w:val="22"/>
-        </w:rPr>
-        <w:t>。</w:t>
-      </w:r>
-    </w:p>
-    <w:p>
-      <w:pPr>
-        <w:widowControl/>
-        <w:jc w:val="left"/>
-        <w:rPr>
-          <w:rFonts w:ascii="Tahoma" w:eastAsia="微软雅黑" w:hAnsi="Tahoma"/>
-          <w:kern w:val="0"/>
-          <w:sz w:val="22"/>
-        </w:rPr>
-      </w:pPr>
-    </w:p>
-    <w:p>
-      <w:pPr>
-        <w:pStyle w:val="3"/>
-        <w:rPr>
-          <w:rFonts w:hint="eastAsia"/>
-          <w:sz w:val="28"/>
-        </w:rPr>
-      </w:pPr>
-      <w:r>
-        <w:rPr>
-          <w:rFonts w:hint="eastAsia"/>
-          <w:sz w:val="28"/>
-        </w:rPr>
-        <w:t>指令执行</w:t>
-      </w:r>
-      <w:r>
-        <w:rPr>
-          <w:rFonts w:hint="eastAsia"/>
-          <w:sz w:val="28"/>
         </w:rPr>
         <w:t>细节</w:t>
       </w:r>
@@ -1881,9 +1604,9 @@
             <o:lock v:ext="edit" aspectratio="t"/>
           </v:shapetype>
           <v:shape id="_x0000_i1025" type="#_x0000_t75" style="width:415.2pt;height:102pt" o:ole="">
-            <v:imagedata r:id="rId13" o:title=""/>
+            <v:imagedata r:id="rId14" o:title=""/>
           </v:shape>
-          <o:OLEObject Type="Embed" ProgID="Visio.Drawing.15" ShapeID="_x0000_i1025" DrawAspect="Content" ObjectID="_1782881542" r:id="rId14"/>
+          <o:OLEObject Type="Embed" ProgID="Visio.Drawing.15" ShapeID="_x0000_i1025" DrawAspect="Content" ObjectID="_1810888483" r:id="rId15"/>
         </w:object>
       </w:r>
     </w:p>
@@ -2259,13 +1982,11 @@
         <w:pStyle w:val="3"/>
         <w:rPr>
           <w:rFonts w:hint="eastAsia"/>
-          <w:sz w:val="28"/>
         </w:rPr>
       </w:pPr>
       <w:r>
         <w:rPr>
           <w:rFonts w:hint="eastAsia"/>
-          <w:sz w:val="28"/>
         </w:rPr>
         <w:lastRenderedPageBreak/>
         <w:t>公共事件设计</w:t>
@@ -2509,7 +2230,7 @@
                     </pic:cNvPicPr>
                   </pic:nvPicPr>
                   <pic:blipFill>
-                    <a:blip r:embed="rId15">
+                    <a:blip r:embed="rId16">
                       <a:extLst>
                         <a:ext uri="{28A0092B-C50C-407E-A947-70E740481C1C}">
                           <a14:useLocalDpi xmlns:a14="http://schemas.microsoft.com/office/drawing/2010/main" val="0"/>
@@ -2615,7 +2336,7 @@
                     </pic:cNvPicPr>
                   </pic:nvPicPr>
                   <pic:blipFill>
-                    <a:blip r:embed="rId16">
+                    <a:blip r:embed="rId17">
                       <a:extLst>
                         <a:ext uri="{28A0092B-C50C-407E-A947-70E740481C1C}">
                           <a14:useLocalDpi xmlns:a14="http://schemas.microsoft.com/office/drawing/2010/main" val="0"/>
@@ -2875,7 +2596,7 @@
                     </pic:cNvPicPr>
                   </pic:nvPicPr>
                   <pic:blipFill>
-                    <a:blip r:embed="rId17">
+                    <a:blip r:embed="rId18">
                       <a:extLst>
                         <a:ext uri="{28A0092B-C50C-407E-A947-70E740481C1C}">
                           <a14:useLocalDpi xmlns:a14="http://schemas.microsoft.com/office/drawing/2010/main" val="0"/>
@@ -2963,7 +2684,7 @@
                     </pic:cNvPicPr>
                   </pic:nvPicPr>
                   <pic:blipFill>
-                    <a:blip r:embed="rId18">
+                    <a:blip r:embed="rId19">
                       <a:extLst>
                         <a:ext uri="{28A0092B-C50C-407E-A947-70E740481C1C}">
                           <a14:useLocalDpi xmlns:a14="http://schemas.microsoft.com/office/drawing/2010/main" val="0"/>
@@ -3094,7 +2815,7 @@
                     </pic:cNvPicPr>
                   </pic:nvPicPr>
                   <pic:blipFill>
-                    <a:blip r:embed="rId19">
+                    <a:blip r:embed="rId20">
                       <a:extLst>
                         <a:ext uri="{28A0092B-C50C-407E-A947-70E740481C1C}">
                           <a14:useLocalDpi xmlns:a14="http://schemas.microsoft.com/office/drawing/2010/main" val="0"/>
@@ -3227,7 +2948,7 @@
                     </pic:cNvPicPr>
                   </pic:nvPicPr>
                   <pic:blipFill>
-                    <a:blip r:embed="rId20">
+                    <a:blip r:embed="rId21">
                       <a:extLst>
                         <a:ext uri="{28A0092B-C50C-407E-A947-70E740481C1C}">
                           <a14:useLocalDpi xmlns:a14="http://schemas.microsoft.com/office/drawing/2010/main" val="0"/>
@@ -3403,7 +3124,7 @@
                     </pic:cNvPicPr>
                   </pic:nvPicPr>
                   <pic:blipFill>
-                    <a:blip r:embed="rId21">
+                    <a:blip r:embed="rId8">
                       <a:extLst>
                         <a:ext uri="{28A0092B-C50C-407E-A947-70E740481C1C}">
                           <a14:useLocalDpi xmlns:a14="http://schemas.microsoft.com/office/drawing/2010/main" val="0"/>
@@ -3479,7 +3200,7 @@
               <w:snapToGrid w:val="0"/>
               <w:jc w:val="left"/>
               <w:rPr>
-                <w:rFonts w:ascii="Tahoma" w:eastAsia="微软雅黑" w:hAnsi="Tahoma" w:hint="eastAsia"/>
+                <w:rFonts w:ascii="Tahoma" w:eastAsia="微软雅黑" w:hAnsi="Tahoma"/>
                 <w:kern w:val="0"/>
                 <w:sz w:val="22"/>
               </w:rPr>
@@ -3533,7 +3254,7 @@
         <w:widowControl/>
         <w:jc w:val="left"/>
         <w:rPr>
-          <w:rFonts w:ascii="Tahoma" w:eastAsia="微软雅黑" w:hAnsi="Tahoma" w:hint="eastAsia"/>
+          <w:rFonts w:ascii="Tahoma" w:eastAsia="微软雅黑" w:hAnsi="Tahoma"/>
           <w:b/>
           <w:bCs/>
           <w:kern w:val="0"/>
@@ -3578,19 +3299,43 @@
           <w:rFonts w:hint="eastAsia"/>
         </w:rPr>
         <w:lastRenderedPageBreak/>
+        <w:t>===</w:t>
+      </w:r>
+      <w:r>
+        <w:rPr>
+          <w:rFonts w:hint="eastAsia"/>
+        </w:rPr>
         <w:t>第一次获得物品</w:t>
       </w:r>
       <w:r>
         <w:rPr>
           <w:rFonts w:hint="eastAsia"/>
         </w:rPr>
+        <w:t xml:space="preserve"> </w:t>
+      </w:r>
+      <w:r>
+        <w:rPr>
+          <w:rFonts w:hint="eastAsia"/>
+        </w:rPr>
         <w:t>-</w:t>
       </w:r>
       <w:r>
         <w:rPr>
           <w:rFonts w:hint="eastAsia"/>
         </w:rPr>
-        <w:t>细节问题</w:t>
+        <w:t xml:space="preserve"> </w:t>
+      </w:r>
+      <w:r>
+        <w:rPr>
+          <w:rFonts w:hint="eastAsia"/>
+        </w:rPr>
+        <w:t>注意事项</w:t>
+      </w:r>
+      <w:r>
+        <w:rPr>
+          <w:rFonts w:hint="eastAsia"/>
+        </w:rPr>
+        <w:t>===</w:t>
       </w:r>
     </w:p>
     <w:p>
@@ -3598,20 +3343,17 @@
         <w:pStyle w:val="3"/>
         <w:rPr>
           <w:rFonts w:hint="eastAsia"/>
-          <w:sz w:val="28"/>
         </w:rPr>
       </w:pPr>
       <w:r>
         <w:rPr>
           <w:rFonts w:hint="eastAsia"/>
-          <w:sz w:val="28"/>
         </w:rPr>
         <w:t>事件复制</w:t>
       </w:r>
       <w:r>
         <w:rPr>
           <w:rFonts w:hint="eastAsia"/>
-          <w:sz w:val="28"/>
         </w:rPr>
         <w:t>的id</w:t>
       </w:r>
@@ -3905,7 +3647,7 @@
 </file>
 
 <file path=word/endnotes.xml><?xml version="1.0" encoding="utf-8"?>
-<w:endnotes xmlns:wpc="http://schemas.microsoft.com/office/word/2010/wordprocessingCanvas" xmlns:cx="http://schemas.microsoft.com/office/drawing/2014/chartex" xmlns:cx1="http://schemas.microsoft.com/office/drawing/2015/9/8/chartex" xmlns:cx2="http://schemas.microsoft.com/office/drawing/2015/10/21/chartex" xmlns:cx3="http://schemas.microsoft.com/office/drawing/2016/5/9/chartex" xmlns:cx4="http://schemas.microsoft.com/office/drawing/2016/5/10/chartex" xmlns:cx5="http://schemas.microsoft.com/office/drawing/2016/5/11/chartex" xmlns:cx6="http://schemas.microsoft.com/office/drawing/2016/5/12/chartex" xmlns:cx7="http://schemas.microsoft.com/office/drawing/2016/5/13/chartex" xmlns:cx8="http://schemas.microsoft.com/office/drawing/2016/5/14/chartex" xmlns:mc="http://schemas.openxmlformats.org/markup-compatibility/2006" xmlns:aink="http://schemas.microsoft.com/office/drawing/2016/ink" xmlns:am3d="http://schemas.microsoft.com/office/drawing/2017/model3d" xmlns:o="urn:schemas-microsoft-com:office:office" xmlns:oel="http://schemas.microsoft.com/office/2019/extlst" xmlns:r="http://schemas.openxmlformats.org/officeDocument/2006/relationships" xmlns:m="http://schemas.openxmlformats.org/officeDocument/2006/math" xmlns:v="urn:schemas-microsoft-com:vml" xmlns:wp14="http://schemas.microsoft.com/office/word/2010/wordprocessingDrawing" xmlns:wp="http://schemas.openxmlformats.org/drawingml/2006/wordprocessingDrawing" xmlns:w10="urn:schemas-microsoft-com:office:word" xmlns:w="http://schemas.openxmlformats.org/wordprocessingml/2006/main" xmlns:w14="http://schemas.microsoft.com/office/word/2010/wordml" xmlns:w15="http://schemas.microsoft.com/office/word/2012/wordml" xmlns:w16cex="http://schemas.microsoft.com/office/word/2018/wordml/cex" xmlns:w16cid="http://schemas.microsoft.com/office/word/2016/wordml/cid" xmlns:w16="http://schemas.microsoft.com/office/word/2018/wordml" xmlns:w16du="http://schemas.microsoft.com/office/word/2023/wordml/word16du" xmlns:w16sdtdh="http://schemas.microsoft.com/office/word/2020/wordml/sdtdatahash" xmlns:w16se="http://schemas.microsoft.com/office/word/2015/wordml/symex" xmlns:wpg="http://schemas.microsoft.com/office/word/2010/wordprocessingGroup" xmlns:wpi="http://schemas.microsoft.com/office/word/2010/wordprocessingInk" xmlns:wne="http://schemas.microsoft.com/office/word/2006/wordml" xmlns:wps="http://schemas.microsoft.com/office/word/2010/wordprocessingShape" mc:Ignorable="w14 w15 w16se w16cid w16 w16cex w16sdtdh w16du wp14">
+<w:endnotes xmlns:wpc="http://schemas.microsoft.com/office/word/2010/wordprocessingCanvas" xmlns:cx="http://schemas.microsoft.com/office/drawing/2014/chartex" xmlns:cx1="http://schemas.microsoft.com/office/drawing/2015/9/8/chartex" xmlns:cx2="http://schemas.microsoft.com/office/drawing/2015/10/21/chartex" xmlns:cx3="http://schemas.microsoft.com/office/drawing/2016/5/9/chartex" xmlns:cx4="http://schemas.microsoft.com/office/drawing/2016/5/10/chartex" xmlns:cx5="http://schemas.microsoft.com/office/drawing/2016/5/11/chartex" xmlns:cx6="http://schemas.microsoft.com/office/drawing/2016/5/12/chartex" xmlns:cx7="http://schemas.microsoft.com/office/drawing/2016/5/13/chartex" xmlns:cx8="http://schemas.microsoft.com/office/drawing/2016/5/14/chartex" xmlns:mc="http://schemas.openxmlformats.org/markup-compatibility/2006" xmlns:aink="http://schemas.microsoft.com/office/drawing/2016/ink" xmlns:am3d="http://schemas.microsoft.com/office/drawing/2017/model3d" xmlns:o="urn:schemas-microsoft-com:office:office" xmlns:oel="http://schemas.microsoft.com/office/2019/extlst" xmlns:r="http://schemas.openxmlformats.org/officeDocument/2006/relationships" xmlns:m="http://schemas.openxmlformats.org/officeDocument/2006/math" xmlns:v="urn:schemas-microsoft-com:vml" xmlns:wp14="http://schemas.microsoft.com/office/word/2010/wordprocessingDrawing" xmlns:wp="http://schemas.openxmlformats.org/drawingml/2006/wordprocessingDrawing" xmlns:w10="urn:schemas-microsoft-com:office:word" xmlns:w="http://schemas.openxmlformats.org/wordprocessingml/2006/main" xmlns:w14="http://schemas.microsoft.com/office/word/2010/wordml" xmlns:w15="http://schemas.microsoft.com/office/word/2012/wordml" xmlns:w16cex="http://schemas.microsoft.com/office/word/2018/wordml/cex" xmlns:w16cid="http://schemas.microsoft.com/office/word/2016/wordml/cid" xmlns:w16="http://schemas.microsoft.com/office/word/2018/wordml" xmlns:w16du="http://schemas.microsoft.com/office/word/2023/wordml/word16du" xmlns:w16sdtdh="http://schemas.microsoft.com/office/word/2020/wordml/sdtdatahash" xmlns:w16sdtfl="http://schemas.microsoft.com/office/word/2024/wordml/sdtformatlock" xmlns:w16se="http://schemas.microsoft.com/office/word/2015/wordml/symex" xmlns:wpg="http://schemas.microsoft.com/office/word/2010/wordprocessingGroup" xmlns:wpi="http://schemas.microsoft.com/office/word/2010/wordprocessingInk" xmlns:wne="http://schemas.microsoft.com/office/word/2006/wordml" xmlns:wps="http://schemas.microsoft.com/office/word/2010/wordprocessingShape" mc:Ignorable="w14 w15 w16se w16cid w16 w16cex w16sdtdh w16sdtfl w16du wp14">
   <w:endnote w:type="separator" w:id="-1">
     <w:p>
       <w:pPr>
@@ -3934,7 +3676,7 @@
 </file>
 
 <file path=word/footnotes.xml><?xml version="1.0" encoding="utf-8"?>
-<w:footnotes xmlns:wpc="http://schemas.microsoft.com/office/word/2010/wordprocessingCanvas" xmlns:cx="http://schemas.microsoft.com/office/drawing/2014/chartex" xmlns:cx1="http://schemas.microsoft.com/office/drawing/2015/9/8/chartex" xmlns:cx2="http://schemas.microsoft.com/office/drawing/2015/10/21/chartex" xmlns:cx3="http://schemas.microsoft.com/office/drawing/2016/5/9/chartex" xmlns:cx4="http://schemas.microsoft.com/office/drawing/2016/5/10/chartex" xmlns:cx5="http://schemas.microsoft.com/office/drawing/2016/5/11/chartex" xmlns:cx6="http://schemas.microsoft.com/office/drawing/2016/5/12/chartex" xmlns:cx7="http://schemas.microsoft.com/office/drawing/2016/5/13/chartex" xmlns:cx8="http://schemas.microsoft.com/office/drawing/2016/5/14/chartex" xmlns:mc="http://schemas.openxmlformats.org/markup-compatibility/2006" xmlns:aink="http://schemas.microsoft.com/office/drawing/2016/ink" xmlns:am3d="http://schemas.microsoft.com/office/drawing/2017/model3d" xmlns:o="urn:schemas-microsoft-com:office:office" xmlns:oel="http://schemas.microsoft.com/office/2019/extlst" xmlns:r="http://schemas.openxmlformats.org/officeDocument/2006/relationships" xmlns:m="http://schemas.openxmlformats.org/officeDocument/2006/math" xmlns:v="urn:schemas-microsoft-com:vml" xmlns:wp14="http://schemas.microsoft.com/office/word/2010/wordprocessingDrawing" xmlns:wp="http://schemas.openxmlformats.org/drawingml/2006/wordprocessingDrawing" xmlns:w10="urn:schemas-microsoft-com:office:word" xmlns:w="http://schemas.openxmlformats.org/wordprocessingml/2006/main" xmlns:w14="http://schemas.microsoft.com/office/word/2010/wordml" xmlns:w15="http://schemas.microsoft.com/office/word/2012/wordml" xmlns:w16cex="http://schemas.microsoft.com/office/word/2018/wordml/cex" xmlns:w16cid="http://schemas.microsoft.com/office/word/2016/wordml/cid" xmlns:w16="http://schemas.microsoft.com/office/word/2018/wordml" xmlns:w16du="http://schemas.microsoft.com/office/word/2023/wordml/word16du" xmlns:w16sdtdh="http://schemas.microsoft.com/office/word/2020/wordml/sdtdatahash" xmlns:w16se="http://schemas.microsoft.com/office/word/2015/wordml/symex" xmlns:wpg="http://schemas.microsoft.com/office/word/2010/wordprocessingGroup" xmlns:wpi="http://schemas.microsoft.com/office/word/2010/wordprocessingInk" xmlns:wne="http://schemas.microsoft.com/office/word/2006/wordml" xmlns:wps="http://schemas.microsoft.com/office/word/2010/wordprocessingShape" mc:Ignorable="w14 w15 w16se w16cid w16 w16cex w16sdtdh w16du wp14">
+<w:footnotes xmlns:wpc="http://schemas.microsoft.com/office/word/2010/wordprocessingCanvas" xmlns:cx="http://schemas.microsoft.com/office/drawing/2014/chartex" xmlns:cx1="http://schemas.microsoft.com/office/drawing/2015/9/8/chartex" xmlns:cx2="http://schemas.microsoft.com/office/drawing/2015/10/21/chartex" xmlns:cx3="http://schemas.microsoft.com/office/drawing/2016/5/9/chartex" xmlns:cx4="http://schemas.microsoft.com/office/drawing/2016/5/10/chartex" xmlns:cx5="http://schemas.microsoft.com/office/drawing/2016/5/11/chartex" xmlns:cx6="http://schemas.microsoft.com/office/drawing/2016/5/12/chartex" xmlns:cx7="http://schemas.microsoft.com/office/drawing/2016/5/13/chartex" xmlns:cx8="http://schemas.microsoft.com/office/drawing/2016/5/14/chartex" xmlns:mc="http://schemas.openxmlformats.org/markup-compatibility/2006" xmlns:aink="http://schemas.microsoft.com/office/drawing/2016/ink" xmlns:am3d="http://schemas.microsoft.com/office/drawing/2017/model3d" xmlns:o="urn:schemas-microsoft-com:office:office" xmlns:oel="http://schemas.microsoft.com/office/2019/extlst" xmlns:r="http://schemas.openxmlformats.org/officeDocument/2006/relationships" xmlns:m="http://schemas.openxmlformats.org/officeDocument/2006/math" xmlns:v="urn:schemas-microsoft-com:vml" xmlns:wp14="http://schemas.microsoft.com/office/word/2010/wordprocessingDrawing" xmlns:wp="http://schemas.openxmlformats.org/drawingml/2006/wordprocessingDrawing" xmlns:w10="urn:schemas-microsoft-com:office:word" xmlns:w="http://schemas.openxmlformats.org/wordprocessingml/2006/main" xmlns:w14="http://schemas.microsoft.com/office/word/2010/wordml" xmlns:w15="http://schemas.microsoft.com/office/word/2012/wordml" xmlns:w16cex="http://schemas.microsoft.com/office/word/2018/wordml/cex" xmlns:w16cid="http://schemas.microsoft.com/office/word/2016/wordml/cid" xmlns:w16="http://schemas.microsoft.com/office/word/2018/wordml" xmlns:w16du="http://schemas.microsoft.com/office/word/2023/wordml/word16du" xmlns:w16sdtdh="http://schemas.microsoft.com/office/word/2020/wordml/sdtdatahash" xmlns:w16sdtfl="http://schemas.microsoft.com/office/word/2024/wordml/sdtformatlock" xmlns:w16se="http://schemas.microsoft.com/office/word/2015/wordml/symex" xmlns:wpg="http://schemas.microsoft.com/office/word/2010/wordprocessingGroup" xmlns:wpi="http://schemas.microsoft.com/office/word/2010/wordprocessingInk" xmlns:wne="http://schemas.microsoft.com/office/word/2006/wordml" xmlns:wps="http://schemas.microsoft.com/office/word/2010/wordprocessingShape" mc:Ignorable="w14 w15 w16se w16cid w16 w16cex w16sdtdh w16sdtfl w16du wp14">
   <w:footnote w:type="separator" w:id="-1">
     <w:p>
       <w:pPr>
@@ -3963,7 +3705,7 @@
 </file>
 
 <file path=word/header1.xml><?xml version="1.0" encoding="utf-8"?>
-<w:hdr xmlns:wpc="http://schemas.microsoft.com/office/word/2010/wordprocessingCanvas" xmlns:cx="http://schemas.microsoft.com/office/drawing/2014/chartex" xmlns:cx1="http://schemas.microsoft.com/office/drawing/2015/9/8/chartex" xmlns:cx2="http://schemas.microsoft.com/office/drawing/2015/10/21/chartex" xmlns:cx3="http://schemas.microsoft.com/office/drawing/2016/5/9/chartex" xmlns:cx4="http://schemas.microsoft.com/office/drawing/2016/5/10/chartex" xmlns:cx5="http://schemas.microsoft.com/office/drawing/2016/5/11/chartex" xmlns:cx6="http://schemas.microsoft.com/office/drawing/2016/5/12/chartex" xmlns:cx7="http://schemas.microsoft.com/office/drawing/2016/5/13/chartex" xmlns:cx8="http://schemas.microsoft.com/office/drawing/2016/5/14/chartex" xmlns:mc="http://schemas.openxmlformats.org/markup-compatibility/2006" xmlns:aink="http://schemas.microsoft.com/office/drawing/2016/ink" xmlns:am3d="http://schemas.microsoft.com/office/drawing/2017/model3d" xmlns:o="urn:schemas-microsoft-com:office:office" xmlns:oel="http://schemas.microsoft.com/office/2019/extlst" xmlns:r="http://schemas.openxmlformats.org/officeDocument/2006/relationships" xmlns:m="http://schemas.openxmlformats.org/officeDocument/2006/math" xmlns:v="urn:schemas-microsoft-com:vml" xmlns:wp14="http://schemas.microsoft.com/office/word/2010/wordprocessingDrawing" xmlns:wp="http://schemas.openxmlformats.org/drawingml/2006/wordprocessingDrawing" xmlns:w10="urn:schemas-microsoft-com:office:word" xmlns:w="http://schemas.openxmlformats.org/wordprocessingml/2006/main" xmlns:w14="http://schemas.microsoft.com/office/word/2010/wordml" xmlns:w15="http://schemas.microsoft.com/office/word/2012/wordml" xmlns:w16cex="http://schemas.microsoft.com/office/word/2018/wordml/cex" xmlns:w16cid="http://schemas.microsoft.com/office/word/2016/wordml/cid" xmlns:w16="http://schemas.microsoft.com/office/word/2018/wordml" xmlns:w16du="http://schemas.microsoft.com/office/word/2023/wordml/word16du" xmlns:w16sdtdh="http://schemas.microsoft.com/office/word/2020/wordml/sdtdatahash" xmlns:w16se="http://schemas.microsoft.com/office/word/2015/wordml/symex" xmlns:wpg="http://schemas.microsoft.com/office/word/2010/wordprocessingGroup" xmlns:wpi="http://schemas.microsoft.com/office/word/2010/wordprocessingInk" xmlns:wne="http://schemas.microsoft.com/office/word/2006/wordml" xmlns:wps="http://schemas.microsoft.com/office/word/2010/wordprocessingShape" mc:Ignorable="w14 w15 w16se w16cid w16 w16cex w16sdtdh w16du wp14">
+<w:hdr xmlns:wpc="http://schemas.microsoft.com/office/word/2010/wordprocessingCanvas" xmlns:cx="http://schemas.microsoft.com/office/drawing/2014/chartex" xmlns:cx1="http://schemas.microsoft.com/office/drawing/2015/9/8/chartex" xmlns:cx2="http://schemas.microsoft.com/office/drawing/2015/10/21/chartex" xmlns:cx3="http://schemas.microsoft.com/office/drawing/2016/5/9/chartex" xmlns:cx4="http://schemas.microsoft.com/office/drawing/2016/5/10/chartex" xmlns:cx5="http://schemas.microsoft.com/office/drawing/2016/5/11/chartex" xmlns:cx6="http://schemas.microsoft.com/office/drawing/2016/5/12/chartex" xmlns:cx7="http://schemas.microsoft.com/office/drawing/2016/5/13/chartex" xmlns:cx8="http://schemas.microsoft.com/office/drawing/2016/5/14/chartex" xmlns:mc="http://schemas.openxmlformats.org/markup-compatibility/2006" xmlns:aink="http://schemas.microsoft.com/office/drawing/2016/ink" xmlns:am3d="http://schemas.microsoft.com/office/drawing/2017/model3d" xmlns:o="urn:schemas-microsoft-com:office:office" xmlns:oel="http://schemas.microsoft.com/office/2019/extlst" xmlns:r="http://schemas.openxmlformats.org/officeDocument/2006/relationships" xmlns:m="http://schemas.openxmlformats.org/officeDocument/2006/math" xmlns:v="urn:schemas-microsoft-com:vml" xmlns:wp14="http://schemas.microsoft.com/office/word/2010/wordprocessingDrawing" xmlns:wp="http://schemas.openxmlformats.org/drawingml/2006/wordprocessingDrawing" xmlns:w10="urn:schemas-microsoft-com:office:word" xmlns:w="http://schemas.openxmlformats.org/wordprocessingml/2006/main" xmlns:w14="http://schemas.microsoft.com/office/word/2010/wordml" xmlns:w15="http://schemas.microsoft.com/office/word/2012/wordml" xmlns:w16cex="http://schemas.microsoft.com/office/word/2018/wordml/cex" xmlns:w16cid="http://schemas.microsoft.com/office/word/2016/wordml/cid" xmlns:w16="http://schemas.microsoft.com/office/word/2018/wordml" xmlns:w16du="http://schemas.microsoft.com/office/word/2023/wordml/word16du" xmlns:w16sdtdh="http://schemas.microsoft.com/office/word/2020/wordml/sdtdatahash" xmlns:w16sdtfl="http://schemas.microsoft.com/office/word/2024/wordml/sdtformatlock" xmlns:w16se="http://schemas.microsoft.com/office/word/2015/wordml/symex" xmlns:wpg="http://schemas.microsoft.com/office/word/2010/wordprocessingGroup" xmlns:wpi="http://schemas.microsoft.com/office/word/2010/wordprocessingInk" xmlns:wne="http://schemas.microsoft.com/office/word/2006/wordml" xmlns:wps="http://schemas.microsoft.com/office/word/2010/wordprocessingShape" mc:Ignorable="w14 w15 w16se w16cid w16 w16cex w16sdtdh w16sdtfl w16du wp14">
   <w:p>
     <w:pPr>
       <w:jc w:val="center"/>
@@ -4061,7 +3803,6 @@
       </w:rPr>
       <w:t xml:space="preserve">   </w:t>
     </w:r>
-    <w:proofErr w:type="spellStart"/>
     <w:r>
       <w:rPr>
         <w:rFonts w:ascii="微软雅黑" w:eastAsia="微软雅黑" w:hAnsi="微软雅黑"/>
@@ -4069,13 +3810,12 @@
       </w:rPr>
       <w:t>drill_up</w:t>
     </w:r>
-    <w:proofErr w:type="spellEnd"/>
   </w:p>
 </w:hdr>
 </file>
 
 <file path=word/numbering.xml><?xml version="1.0" encoding="utf-8"?>
-<w:numbering xmlns:wpc="http://schemas.microsoft.com/office/word/2010/wordprocessingCanvas" xmlns:cx="http://schemas.microsoft.com/office/drawing/2014/chartex" xmlns:cx1="http://schemas.microsoft.com/office/drawing/2015/9/8/chartex" xmlns:cx2="http://schemas.microsoft.com/office/drawing/2015/10/21/chartex" xmlns:cx3="http://schemas.microsoft.com/office/drawing/2016/5/9/chartex" xmlns:cx4="http://schemas.microsoft.com/office/drawing/2016/5/10/chartex" xmlns:cx5="http://schemas.microsoft.com/office/drawing/2016/5/11/chartex" xmlns:cx6="http://schemas.microsoft.com/office/drawing/2016/5/12/chartex" xmlns:cx7="http://schemas.microsoft.com/office/drawing/2016/5/13/chartex" xmlns:cx8="http://schemas.microsoft.com/office/drawing/2016/5/14/chartex" xmlns:mc="http://schemas.openxmlformats.org/markup-compatibility/2006" xmlns:aink="http://schemas.microsoft.com/office/drawing/2016/ink" xmlns:am3d="http://schemas.microsoft.com/office/drawing/2017/model3d" xmlns:o="urn:schemas-microsoft-com:office:office" xmlns:oel="http://schemas.microsoft.com/office/2019/extlst" xmlns:r="http://schemas.openxmlformats.org/officeDocument/2006/relationships" xmlns:m="http://schemas.openxmlformats.org/officeDocument/2006/math" xmlns:v="urn:schemas-microsoft-com:vml" xmlns:wp14="http://schemas.microsoft.com/office/word/2010/wordprocessingDrawing" xmlns:wp="http://schemas.openxmlformats.org/drawingml/2006/wordprocessingDrawing" xmlns:w10="urn:schemas-microsoft-com:office:word" xmlns:w="http://schemas.openxmlformats.org/wordprocessingml/2006/main" xmlns:w14="http://schemas.microsoft.com/office/word/2010/wordml" xmlns:w15="http://schemas.microsoft.com/office/word/2012/wordml" xmlns:w16cex="http://schemas.microsoft.com/office/word/2018/wordml/cex" xmlns:w16cid="http://schemas.microsoft.com/office/word/2016/wordml/cid" xmlns:w16="http://schemas.microsoft.com/office/word/2018/wordml" xmlns:w16du="http://schemas.microsoft.com/office/word/2023/wordml/word16du" xmlns:w16sdtdh="http://schemas.microsoft.com/office/word/2020/wordml/sdtdatahash" xmlns:w16se="http://schemas.microsoft.com/office/word/2015/wordml/symex" xmlns:wpg="http://schemas.microsoft.com/office/word/2010/wordprocessingGroup" xmlns:wpi="http://schemas.microsoft.com/office/word/2010/wordprocessingInk" xmlns:wne="http://schemas.microsoft.com/office/word/2006/wordml" xmlns:wps="http://schemas.microsoft.com/office/word/2010/wordprocessingShape" mc:Ignorable="w14 w15 w16se w16cid w16 w16cex w16sdtdh w16du wp14">
+<w:numbering xmlns:wpc="http://schemas.microsoft.com/office/word/2010/wordprocessingCanvas" xmlns:cx="http://schemas.microsoft.com/office/drawing/2014/chartex" xmlns:cx1="http://schemas.microsoft.com/office/drawing/2015/9/8/chartex" xmlns:cx2="http://schemas.microsoft.com/office/drawing/2015/10/21/chartex" xmlns:cx3="http://schemas.microsoft.com/office/drawing/2016/5/9/chartex" xmlns:cx4="http://schemas.microsoft.com/office/drawing/2016/5/10/chartex" xmlns:cx5="http://schemas.microsoft.com/office/drawing/2016/5/11/chartex" xmlns:cx6="http://schemas.microsoft.com/office/drawing/2016/5/12/chartex" xmlns:cx7="http://schemas.microsoft.com/office/drawing/2016/5/13/chartex" xmlns:cx8="http://schemas.microsoft.com/office/drawing/2016/5/14/chartex" xmlns:mc="http://schemas.openxmlformats.org/markup-compatibility/2006" xmlns:aink="http://schemas.microsoft.com/office/drawing/2016/ink" xmlns:am3d="http://schemas.microsoft.com/office/drawing/2017/model3d" xmlns:o="urn:schemas-microsoft-com:office:office" xmlns:oel="http://schemas.microsoft.com/office/2019/extlst" xmlns:r="http://schemas.openxmlformats.org/officeDocument/2006/relationships" xmlns:m="http://schemas.openxmlformats.org/officeDocument/2006/math" xmlns:v="urn:schemas-microsoft-com:vml" xmlns:wp14="http://schemas.microsoft.com/office/word/2010/wordprocessingDrawing" xmlns:wp="http://schemas.openxmlformats.org/drawingml/2006/wordprocessingDrawing" xmlns:w10="urn:schemas-microsoft-com:office:word" xmlns:w="http://schemas.openxmlformats.org/wordprocessingml/2006/main" xmlns:w14="http://schemas.microsoft.com/office/word/2010/wordml" xmlns:w15="http://schemas.microsoft.com/office/word/2012/wordml" xmlns:w16cex="http://schemas.microsoft.com/office/word/2018/wordml/cex" xmlns:w16cid="http://schemas.microsoft.com/office/word/2016/wordml/cid" xmlns:w16="http://schemas.microsoft.com/office/word/2018/wordml" xmlns:w16du="http://schemas.microsoft.com/office/word/2023/wordml/word16du" xmlns:w16sdtdh="http://schemas.microsoft.com/office/word/2020/wordml/sdtdatahash" xmlns:w16sdtfl="http://schemas.microsoft.com/office/word/2024/wordml/sdtformatlock" xmlns:w16se="http://schemas.microsoft.com/office/word/2015/wordml/symex" xmlns:wpg="http://schemas.microsoft.com/office/word/2010/wordprocessingGroup" xmlns:wpi="http://schemas.microsoft.com/office/word/2010/wordprocessingInk" xmlns:wne="http://schemas.microsoft.com/office/word/2006/wordml" xmlns:wps="http://schemas.microsoft.com/office/word/2010/wordprocessingShape" mc:Ignorable="w14 w15 w16se w16cid w16 w16cex w16sdtdh w16sdtfl w16du wp14">
   <w:abstractNum w:abstractNumId="0" w15:restartNumberingAfterBreak="0">
     <w:nsid w:val="70BA563B"/>
     <w:multiLevelType w:val="hybridMultilevel"/>
@@ -4172,7 +3912,7 @@
 </file>
 
 <file path=word/styles.xml><?xml version="1.0" encoding="utf-8"?>
-<w:styles xmlns:mc="http://schemas.openxmlformats.org/markup-compatibility/2006" xmlns:r="http://schemas.openxmlformats.org/officeDocument/2006/relationships" xmlns:w="http://schemas.openxmlformats.org/wordprocessingml/2006/main" xmlns:w14="http://schemas.microsoft.com/office/word/2010/wordml" xmlns:w15="http://schemas.microsoft.com/office/word/2012/wordml" xmlns:w16cex="http://schemas.microsoft.com/office/word/2018/wordml/cex" xmlns:w16cid="http://schemas.microsoft.com/office/word/2016/wordml/cid" xmlns:w16="http://schemas.microsoft.com/office/word/2018/wordml" xmlns:w16du="http://schemas.microsoft.com/office/word/2023/wordml/word16du" xmlns:w16sdtdh="http://schemas.microsoft.com/office/word/2020/wordml/sdtdatahash" xmlns:w16se="http://schemas.microsoft.com/office/word/2015/wordml/symex" mc:Ignorable="w14 w15 w16se w16cid w16 w16cex w16sdtdh w16du">
+<w:styles xmlns:mc="http://schemas.openxmlformats.org/markup-compatibility/2006" xmlns:r="http://schemas.openxmlformats.org/officeDocument/2006/relationships" xmlns:w="http://schemas.openxmlformats.org/wordprocessingml/2006/main" xmlns:w14="http://schemas.microsoft.com/office/word/2010/wordml" xmlns:w15="http://schemas.microsoft.com/office/word/2012/wordml" xmlns:w16cex="http://schemas.microsoft.com/office/word/2018/wordml/cex" xmlns:w16cid="http://schemas.microsoft.com/office/word/2016/wordml/cid" xmlns:w16="http://schemas.microsoft.com/office/word/2018/wordml" xmlns:w16du="http://schemas.microsoft.com/office/word/2023/wordml/word16du" xmlns:w16sdtdh="http://schemas.microsoft.com/office/word/2020/wordml/sdtdatahash" xmlns:w16sdtfl="http://schemas.microsoft.com/office/word/2024/wordml/sdtformatlock" xmlns:w16se="http://schemas.microsoft.com/office/word/2015/wordml/symex" mc:Ignorable="w14 w15 w16se w16cid w16 w16cex w16sdtdh w16sdtfl w16du">
   <w:docDefaults>
     <w:rPrDefault>
       <w:rPr>
@@ -4602,22 +4342,23 @@
     <w:uiPriority w:val="9"/>
     <w:unhideWhenUsed/>
     <w:qFormat/>
-    <w:rsid w:val="00AA0818"/>
+    <w:rsid w:val="0061112E"/>
     <w:pPr>
       <w:keepNext/>
       <w:keepLines/>
-      <w:spacing w:before="260" w:after="260" w:line="416" w:lineRule="auto"/>
+      <w:spacing w:before="120" w:after="120" w:line="415" w:lineRule="auto"/>
       <w:outlineLvl w:val="2"/>
     </w:pPr>
     <w:rPr>
       <w:b/>
       <w:bCs/>
-      <w:sz w:val="32"/>
-      <w:szCs w:val="32"/>
+      <w:sz w:val="28"/>
+      <w:szCs w:val="28"/>
     </w:rPr>
   </w:style>
   <w:style w:type="paragraph" w:styleId="4">
     <w:name w:val="heading 4"/>
+    <w:aliases w:val="第三层条,第四层,(１)黑小三,36标题4,标题 4 Char Char,1.1.1.1,1.1.1.1标题 4,H4,h4,PIM 4,第四层1 Char,第四层1,四级标题,四级,bullet,bl,bb,论文标题 3,论文标题3,四级标题 Char,36标题 4,第三层条1.1,1.1.1.1 标题 4,第三层条1,第三层条2,第三层条3,第三层条4,第三层条5,第三层条6,第三层条7,第三层条8,第三层条9,第三层条10,第三层条11,第三层条12,第三层条13,标题 4-lzg"/>
     <w:basedOn w:val="a"/>
     <w:next w:val="a"/>
     <w:link w:val="40"/>
@@ -4892,12 +4633,12 @@
     <w:basedOn w:val="a0"/>
     <w:link w:val="3"/>
     <w:uiPriority w:val="9"/>
-    <w:rsid w:val="00AA0818"/>
+    <w:rsid w:val="0061112E"/>
     <w:rPr>
       <w:b/>
       <w:bCs/>
-      <w:sz w:val="32"/>
-      <w:szCs w:val="32"/>
+      <w:sz w:val="28"/>
+      <w:szCs w:val="28"/>
     </w:rPr>
   </w:style>
   <w:style w:type="paragraph" w:styleId="af1">
@@ -4924,6 +4665,7 @@
   </w:style>
   <w:style w:type="character" w:customStyle="1" w:styleId="40">
     <w:name w:val="标题 4 字符"/>
+    <w:aliases w:val="第三层条 字符,第四层 字符,(１)黑小三 字符,36标题4 字符,标题 4 Char Char 字符,1.1.1.1 字符,1.1.1.1标题 4 字符,H4 字符,h4 字符,PIM 4 字符,第四层1 Char 字符,第四层1 字符,四级标题 字符,四级 字符,bullet 字符,bl 字符,bb 字符,论文标题 3 字符,论文标题3 字符,四级标题 Char 字符,36标题 4 字符,第三层条1.1 字符,1.1.1.1 标题 4 字符,第三层条1 字符,第三层条2 字符"/>
     <w:basedOn w:val="a0"/>
     <w:link w:val="4"/>
     <w:uiPriority w:val="9"/>

--- a/插件详细手册/31.公共事件/小功能设计-第一次获得物品.docx
+++ b/插件详细手册/31.公共事件/小功能设计-第一次获得物品.docx
@@ -31,11 +31,14 @@
     <w:p>
       <w:pPr>
         <w:pStyle w:val="3"/>
-      </w:pPr>
-      <w:r>
         <w:rPr>
           <w:rFonts w:hint="eastAsia"/>
         </w:rPr>
+      </w:pPr>
+      <w:r>
+        <w:rPr>
+          <w:rFonts w:hint="eastAsia"/>
+        </w:rPr>
         <w:t>示例图</w:t>
       </w:r>
     </w:p>
@@ -45,7 +48,7 @@
         <w:snapToGrid w:val="0"/>
         <w:jc w:val="left"/>
         <w:rPr>
-          <w:rFonts w:ascii="Tahoma" w:eastAsia="微软雅黑" w:hAnsi="Tahoma" w:hint="eastAsia"/>
+          <w:rFonts w:ascii="Tahoma" w:eastAsia="微软雅黑" w:hAnsi="Tahoma"/>
           <w:kern w:val="0"/>
           <w:sz w:val="22"/>
         </w:rPr>
@@ -88,15 +91,13 @@
       </w:pPr>
       <w:r>
         <w:rPr>
-          <w:rFonts w:ascii="Tahoma" w:eastAsia="微软雅黑" w:hAnsi="Tahoma"/>
-          <w:kern w:val="0"/>
-          <w:sz w:val="22"/>
+          <w:noProof/>
         </w:rPr>
         <w:drawing>
-          <wp:inline distT="0" distB="0" distL="0" distR="0" wp14:anchorId="3E5DDC73" wp14:editId="221A2B90">
-            <wp:extent cx="3459080" cy="2514600"/>
-            <wp:effectExtent l="0" t="0" r="8255" b="0"/>
-            <wp:docPr id="2032958818" name="图片 2032958818"/>
+          <wp:inline distT="0" distB="0" distL="0" distR="0" wp14:anchorId="25543A33" wp14:editId="15414C12">
+            <wp:extent cx="4379595" cy="3184525"/>
+            <wp:effectExtent l="0" t="0" r="1905" b="0"/>
+            <wp:docPr id="225994384" name="图片 1"/>
             <wp:cNvGraphicFramePr>
               <a:graphicFrameLocks xmlns:a="http://schemas.openxmlformats.org/drawingml/2006/main" noChangeAspect="1"/>
             </wp:cNvGraphicFramePr>
@@ -104,7 +105,7 @@
               <a:graphicData uri="http://schemas.openxmlformats.org/drawingml/2006/picture">
                 <pic:pic xmlns:pic="http://schemas.openxmlformats.org/drawingml/2006/picture">
                   <pic:nvPicPr>
-                    <pic:cNvPr id="0" name="Picture 1"/>
+                    <pic:cNvPr id="0" name="Picture 2"/>
                     <pic:cNvPicPr>
                       <a:picLocks noChangeAspect="1" noChangeArrowheads="1"/>
                     </pic:cNvPicPr>
@@ -125,7 +126,7 @@
                   <pic:spPr bwMode="auto">
                     <a:xfrm>
                       <a:off x="0" y="0"/>
-                      <a:ext cx="3464764" cy="2518732"/>
+                      <a:ext cx="4379595" cy="3184525"/>
                     </a:xfrm>
                     <a:prstGeom prst="rect">
                       <a:avLst/>
@@ -157,10 +158,227 @@
     <w:p>
       <w:pPr>
         <w:widowControl/>
-        <w:snapToGrid w:val="0"/>
-        <w:jc w:val="left"/>
-        <w:rPr>
-          <w:rFonts w:ascii="Tahoma" w:eastAsia="微软雅黑" w:hAnsi="Tahoma" w:hint="eastAsia"/>
+        <w:adjustRightInd w:val="0"/>
+        <w:rPr>
+          <w:rFonts w:ascii="Tahoma" w:eastAsia="微软雅黑" w:hAnsi="Tahoma"/>
+          <w:kern w:val="0"/>
+          <w:sz w:val="22"/>
+        </w:rPr>
+      </w:pPr>
+    </w:p>
+    <w:p>
+      <w:pPr>
+        <w:pStyle w:val="3"/>
+        <w:rPr>
+          <w:rFonts w:hint="eastAsia"/>
+        </w:rPr>
+      </w:pPr>
+      <w:r>
+        <w:rPr>
+          <w:rFonts w:hint="eastAsia"/>
+        </w:rPr>
+        <w:t>示例工程</w:t>
+      </w:r>
+    </w:p>
+    <w:p>
+      <w:pPr>
+        <w:widowControl/>
+        <w:adjustRightInd w:val="0"/>
+        <w:snapToGrid w:val="0"/>
+        <w:jc w:val="left"/>
+        <w:rPr>
+          <w:rFonts w:ascii="Tahoma" w:eastAsia="微软雅黑" w:hAnsi="Tahoma"/>
+          <w:kern w:val="0"/>
+          <w:sz w:val="22"/>
+        </w:rPr>
+      </w:pPr>
+      <w:r>
+        <w:rPr>
+          <w:rFonts w:ascii="Tahoma" w:eastAsia="微软雅黑" w:hAnsi="Tahoma" w:hint="eastAsia"/>
+          <w:kern w:val="0"/>
+          <w:sz w:val="22"/>
+        </w:rPr>
+        <w:t>考虑到示例工程中的插件太多了，群友单独拿出来会遇到各种问题。</w:t>
+      </w:r>
+    </w:p>
+    <w:p>
+      <w:pPr>
+        <w:widowControl/>
+        <w:adjustRightInd w:val="0"/>
+        <w:snapToGrid w:val="0"/>
+        <w:spacing w:after="200"/>
+        <w:jc w:val="left"/>
+        <w:rPr>
+          <w:rFonts w:ascii="Tahoma" w:eastAsia="微软雅黑" w:hAnsi="Tahoma"/>
+          <w:kern w:val="0"/>
+          <w:sz w:val="22"/>
+        </w:rPr>
+      </w:pPr>
+      <w:r>
+        <w:rPr>
+          <w:rFonts w:ascii="Tahoma" w:eastAsia="微软雅黑" w:hAnsi="Tahoma" w:hint="eastAsia"/>
+          <w:kern w:val="0"/>
+          <w:sz w:val="22"/>
+        </w:rPr>
+        <w:t>这里我建立了单独的解谜设计工程，并放入了集合中，方便熟悉用法。</w:t>
+      </w:r>
+    </w:p>
+    <w:tbl>
+      <w:tblPr>
+        <w:tblStyle w:val="af"/>
+        <w:tblW w:w="0" w:type="auto"/>
+        <w:shd w:val="clear" w:color="auto" w:fill="DEEAF6" w:themeFill="accent1" w:themeFillTint="33"/>
+        <w:tblLook w:val="04A0" w:firstRow="1" w:lastRow="0" w:firstColumn="1" w:lastColumn="0" w:noHBand="0" w:noVBand="1"/>
+      </w:tblPr>
+      <w:tblGrid>
+        <w:gridCol w:w="8522"/>
+      </w:tblGrid>
+      <w:tr>
+        <w:tc>
+          <w:tcPr>
+            <w:tcW w:w="8522" w:type="dxa"/>
+            <w:shd w:val="clear" w:color="auto" w:fill="DEEAF6" w:themeFill="accent1" w:themeFillTint="33"/>
+          </w:tcPr>
+          <w:p>
+            <w:pPr>
+              <w:widowControl/>
+              <w:adjustRightInd w:val="0"/>
+              <w:snapToGrid w:val="0"/>
+              <w:jc w:val="left"/>
+              <w:rPr>
+                <w:rFonts w:ascii="Tahoma" w:eastAsia="微软雅黑" w:hAnsi="Tahoma"/>
+                <w:kern w:val="0"/>
+                <w:sz w:val="22"/>
+              </w:rPr>
+            </w:pPr>
+            <w:r>
+              <w:rPr>
+                <w:rFonts w:ascii="Tahoma" w:eastAsia="微软雅黑" w:hAnsi="Tahoma" w:hint="eastAsia"/>
+                <w:kern w:val="0"/>
+                <w:sz w:val="22"/>
+              </w:rPr>
+              <w:t>小型示例工程集合</w:t>
+            </w:r>
+          </w:p>
+          <w:p>
+            <w:pPr>
+              <w:widowControl/>
+              <w:adjustRightInd w:val="0"/>
+              <w:snapToGrid w:val="0"/>
+              <w:jc w:val="left"/>
+              <w:rPr>
+                <w:rFonts w:ascii="Tahoma" w:eastAsia="微软雅黑" w:hAnsi="Tahoma"/>
+                <w:kern w:val="0"/>
+                <w:sz w:val="22"/>
+              </w:rPr>
+            </w:pPr>
+            <w:r>
+              <w:rPr>
+                <w:rFonts w:ascii="Tahoma" w:eastAsia="微软雅黑" w:hAnsi="Tahoma" w:hint="eastAsia"/>
+                <w:kern w:val="0"/>
+                <w:sz w:val="22"/>
+              </w:rPr>
+              <w:t>链接</w:t>
+            </w:r>
+            <w:r>
+              <w:rPr>
+                <w:rFonts w:ascii="Tahoma" w:eastAsia="微软雅黑" w:hAnsi="Tahoma" w:hint="eastAsia"/>
+                <w:kern w:val="0"/>
+                <w:sz w:val="22"/>
+              </w:rPr>
+              <w:t xml:space="preserve">: </w:t>
+            </w:r>
+            <w:hyperlink r:id="rId9" w:history="1">
+              <w:r>
+                <w:rPr>
+                  <w:rStyle w:val="a4"/>
+                  <w:rFonts w:ascii="Tahoma" w:eastAsia="微软雅黑" w:hAnsi="Tahoma" w:hint="eastAsia"/>
+                  <w:kern w:val="0"/>
+                  <w:sz w:val="22"/>
+                </w:rPr>
+                <w:t>https://pan.baidu.com/s/1Z60Fht7alAGZymWOle68PQ</w:t>
+              </w:r>
+            </w:hyperlink>
+            <w:r>
+              <w:rPr>
+                <w:rFonts w:ascii="Tahoma" w:eastAsia="微软雅黑" w:hAnsi="Tahoma" w:hint="eastAsia"/>
+                <w:kern w:val="0"/>
+                <w:sz w:val="22"/>
+              </w:rPr>
+              <w:t xml:space="preserve"> </w:t>
+            </w:r>
+          </w:p>
+          <w:p>
+            <w:pPr>
+              <w:widowControl/>
+              <w:adjustRightInd w:val="0"/>
+              <w:snapToGrid w:val="0"/>
+              <w:jc w:val="left"/>
+              <w:rPr>
+                <w:rFonts w:ascii="Tahoma" w:eastAsia="微软雅黑" w:hAnsi="Tahoma"/>
+                <w:kern w:val="0"/>
+                <w:sz w:val="22"/>
+              </w:rPr>
+            </w:pPr>
+            <w:r>
+              <w:rPr>
+                <w:rFonts w:ascii="Tahoma" w:eastAsia="微软雅黑" w:hAnsi="Tahoma" w:hint="eastAsia"/>
+                <w:kern w:val="0"/>
+                <w:sz w:val="22"/>
+              </w:rPr>
+              <w:t>提取码</w:t>
+            </w:r>
+            <w:r>
+              <w:rPr>
+                <w:rFonts w:ascii="Tahoma" w:eastAsia="微软雅黑" w:hAnsi="Tahoma" w:hint="eastAsia"/>
+                <w:kern w:val="0"/>
+                <w:sz w:val="22"/>
+              </w:rPr>
+              <w:t xml:space="preserve">: 3r5e </w:t>
+            </w:r>
+          </w:p>
+        </w:tc>
+      </w:tr>
+    </w:tbl>
+    <w:p>
+      <w:pPr>
+        <w:widowControl/>
+        <w:adjustRightInd w:val="0"/>
+        <w:jc w:val="left"/>
+        <w:rPr>
+          <w:rFonts w:ascii="Tahoma" w:eastAsia="微软雅黑" w:hAnsi="Tahoma"/>
+          <w:kern w:val="0"/>
+          <w:sz w:val="22"/>
+        </w:rPr>
+      </w:pPr>
+      <w:r>
+        <w:rPr>
+          <w:rFonts w:ascii="Tahoma" w:eastAsia="微软雅黑" w:hAnsi="Tahoma" w:hint="eastAsia"/>
+          <w:kern w:val="0"/>
+          <w:sz w:val="22"/>
+        </w:rPr>
+        <w:t>另外，示例中的插件一直在更新，而打包工程中的插件不一定会同步更新哦。</w:t>
+      </w:r>
+    </w:p>
+    <w:p>
+      <w:pPr>
+        <w:widowControl/>
+        <w:snapToGrid w:val="0"/>
+        <w:jc w:val="left"/>
+        <w:rPr>
+          <w:rFonts w:ascii="Tahoma" w:eastAsia="微软雅黑" w:hAnsi="Tahoma"/>
+          <w:kern w:val="0"/>
+          <w:sz w:val="22"/>
+        </w:rPr>
+      </w:pPr>
+    </w:p>
+    <w:p>
+      <w:pPr>
+        <w:widowControl/>
+        <w:snapToGrid w:val="0"/>
+        <w:jc w:val="left"/>
+        <w:rPr>
+          <w:rFonts w:ascii="Tahoma" w:eastAsia="微软雅黑" w:hAnsi="Tahoma"/>
           <w:kern w:val="0"/>
           <w:sz w:val="22"/>
         </w:rPr>
@@ -286,17 +504,13 @@
       </w:pPr>
       <w:r>
         <w:rPr>
-          <w:rFonts w:ascii="宋体" w:eastAsia="宋体" w:hAnsi="宋体" w:cs="宋体" w:hint="eastAsia"/>
           <w:noProof/>
-          <w:kern w:val="0"/>
-          <w:sz w:val="24"/>
-          <w:szCs w:val="24"/>
         </w:rPr>
         <w:drawing>
-          <wp:inline distT="0" distB="0" distL="0" distR="0" wp14:anchorId="115BF20A" wp14:editId="0A057070">
-            <wp:extent cx="3630812" cy="2247900"/>
-            <wp:effectExtent l="0" t="0" r="8255" b="0"/>
-            <wp:docPr id="425645158" name="图片 1"/>
+          <wp:inline distT="0" distB="0" distL="0" distR="0" wp14:anchorId="754EBC9E" wp14:editId="006E7CFC">
+            <wp:extent cx="4195011" cy="2597719"/>
+            <wp:effectExtent l="0" t="0" r="0" b="0"/>
+            <wp:docPr id="428298391" name="图片 2"/>
             <wp:cNvGraphicFramePr>
               <a:graphicFrameLocks xmlns:a="http://schemas.openxmlformats.org/drawingml/2006/main" noChangeAspect="1"/>
             </wp:cNvGraphicFramePr>
@@ -304,218 +518,7 @@
               <a:graphicData uri="http://schemas.openxmlformats.org/drawingml/2006/picture">
                 <pic:pic xmlns:pic="http://schemas.openxmlformats.org/drawingml/2006/picture">
                   <pic:nvPicPr>
-                    <pic:cNvPr id="0" name="Picture 2"/>
-                    <pic:cNvPicPr>
-                      <a:picLocks noChangeAspect="1" noChangeArrowheads="1"/>
-                    </pic:cNvPicPr>
-                  </pic:nvPicPr>
-                  <pic:blipFill>
-                    <a:blip r:embed="rId9">
-                      <a:extLst>
-                        <a:ext uri="{28A0092B-C50C-407E-A947-70E740481C1C}">
-                          <a14:useLocalDpi xmlns:a14="http://schemas.microsoft.com/office/drawing/2010/main" val="0"/>
-                        </a:ext>
-                      </a:extLst>
-                    </a:blip>
-                    <a:srcRect/>
-                    <a:stretch>
-                      <a:fillRect/>
-                    </a:stretch>
-                  </pic:blipFill>
-                  <pic:spPr bwMode="auto">
-                    <a:xfrm>
-                      <a:off x="0" y="0"/>
-                      <a:ext cx="3640486" cy="2253890"/>
-                    </a:xfrm>
-                    <a:prstGeom prst="rect">
-                      <a:avLst/>
-                    </a:prstGeom>
-                    <a:noFill/>
-                    <a:ln>
-                      <a:noFill/>
-                    </a:ln>
-                  </pic:spPr>
-                </pic:pic>
-              </a:graphicData>
-            </a:graphic>
-          </wp:inline>
-        </w:drawing>
-      </w:r>
-    </w:p>
-    <w:p>
-      <w:pPr>
-        <w:widowControl/>
-        <w:adjustRightInd w:val="0"/>
-        <w:snapToGrid w:val="0"/>
-        <w:jc w:val="left"/>
-        <w:rPr>
-          <w:rFonts w:ascii="Tahoma" w:eastAsia="微软雅黑" w:hAnsi="Tahoma"/>
-          <w:kern w:val="0"/>
-          <w:sz w:val="22"/>
-        </w:rPr>
-      </w:pPr>
-      <w:r>
-        <w:rPr>
-          <w:rFonts w:ascii="Tahoma" w:eastAsia="微软雅黑" w:hAnsi="Tahoma" w:hint="eastAsia"/>
-          <w:kern w:val="0"/>
-          <w:sz w:val="22"/>
-        </w:rPr>
-        <w:t>第一次获得物品后，会显示上述的提示，而后面再获得物品，不会再提示。</w:t>
-      </w:r>
-    </w:p>
-    <w:p>
-      <w:pPr>
-        <w:widowControl/>
-        <w:adjustRightInd w:val="0"/>
-        <w:snapToGrid w:val="0"/>
-        <w:spacing w:after="200"/>
-        <w:jc w:val="left"/>
-        <w:rPr>
-          <w:rFonts w:ascii="Tahoma" w:eastAsia="微软雅黑" w:hAnsi="Tahoma"/>
-          <w:kern w:val="0"/>
-          <w:sz w:val="22"/>
-        </w:rPr>
-      </w:pPr>
-      <w:r>
-        <w:rPr>
-          <w:rFonts w:ascii="Tahoma" w:eastAsia="微软雅黑" w:hAnsi="Tahoma" w:hint="eastAsia"/>
-          <w:kern w:val="0"/>
-          <w:sz w:val="22"/>
-        </w:rPr>
-        <w:t>最近我也在整理公共事件的插件，于是准备写“物品积累”插件。</w:t>
-      </w:r>
-    </w:p>
-    <w:p>
-      <w:pPr>
-        <w:widowControl/>
-        <w:adjustRightInd w:val="0"/>
-        <w:snapToGrid w:val="0"/>
-        <w:jc w:val="left"/>
-        <w:rPr>
-          <w:rFonts w:ascii="Tahoma" w:eastAsia="微软雅黑" w:hAnsi="Tahoma"/>
-          <w:kern w:val="0"/>
-          <w:sz w:val="22"/>
-        </w:rPr>
-      </w:pPr>
-      <w:r>
-        <w:rPr>
-          <w:rFonts w:ascii="Tahoma" w:eastAsia="微软雅黑" w:hAnsi="Tahoma" w:hint="eastAsia"/>
-          <w:kern w:val="0"/>
-          <w:sz w:val="22"/>
-        </w:rPr>
-        <w:t>写完物品积累插件后，如果也像只</w:t>
-      </w:r>
-      <w:proofErr w:type="gramStart"/>
-      <w:r>
-        <w:rPr>
-          <w:rFonts w:ascii="Tahoma" w:eastAsia="微软雅黑" w:hAnsi="Tahoma" w:hint="eastAsia"/>
-          <w:kern w:val="0"/>
-          <w:sz w:val="22"/>
-        </w:rPr>
-        <w:t>狼设计</w:t>
-      </w:r>
-      <w:proofErr w:type="gramEnd"/>
-      <w:r>
-        <w:rPr>
-          <w:rFonts w:ascii="Tahoma" w:eastAsia="微软雅黑" w:hAnsi="Tahoma" w:hint="eastAsia"/>
-          <w:kern w:val="0"/>
-          <w:sz w:val="22"/>
-        </w:rPr>
-        <w:t>一样弹出一个提示窗口，有点费美术资源。</w:t>
-      </w:r>
-    </w:p>
-    <w:p>
-      <w:pPr>
-        <w:widowControl/>
-        <w:adjustRightInd w:val="0"/>
-        <w:snapToGrid w:val="0"/>
-        <w:jc w:val="left"/>
-        <w:rPr>
-          <w:rFonts w:ascii="Tahoma" w:eastAsia="微软雅黑" w:hAnsi="Tahoma"/>
-          <w:kern w:val="0"/>
-          <w:sz w:val="22"/>
-        </w:rPr>
-      </w:pPr>
-      <w:r>
-        <w:rPr>
-          <w:rFonts w:ascii="Tahoma" w:eastAsia="微软雅黑" w:hAnsi="Tahoma" w:hint="eastAsia"/>
-          <w:kern w:val="0"/>
-          <w:sz w:val="22"/>
-        </w:rPr>
-        <w:t>然后作者我懒了，想换别的方式，</w:t>
-      </w:r>
-    </w:p>
-    <w:p>
-      <w:pPr>
-        <w:widowControl/>
-        <w:adjustRightInd w:val="0"/>
-        <w:snapToGrid w:val="0"/>
-        <w:jc w:val="left"/>
-        <w:rPr>
-          <w:rFonts w:ascii="Tahoma" w:eastAsia="微软雅黑" w:hAnsi="Tahoma"/>
-          <w:kern w:val="0"/>
-          <w:sz w:val="22"/>
-        </w:rPr>
-      </w:pPr>
-      <w:r>
-        <w:rPr>
-          <w:rFonts w:ascii="Tahoma" w:eastAsia="微软雅黑" w:hAnsi="Tahoma" w:hint="eastAsia"/>
-          <w:kern w:val="0"/>
-          <w:sz w:val="22"/>
-        </w:rPr>
-        <w:t>然后作者我就想到了，游戏《</w:t>
-      </w:r>
-      <w:r>
-        <w:rPr>
-          <w:rFonts w:ascii="Tahoma" w:eastAsia="微软雅黑" w:hAnsi="Tahoma" w:hint="eastAsia"/>
-          <w:kern w:val="0"/>
-          <w:sz w:val="22"/>
-        </w:rPr>
-        <w:t>塞尔达传说缩小帽</w:t>
-      </w:r>
-      <w:r>
-        <w:rPr>
-          <w:rFonts w:ascii="Tahoma" w:eastAsia="微软雅黑" w:hAnsi="Tahoma" w:hint="eastAsia"/>
-          <w:kern w:val="0"/>
-          <w:sz w:val="22"/>
-        </w:rPr>
-        <w:t>》中林克的一个动作：</w:t>
-      </w:r>
-    </w:p>
-    <w:p>
-      <w:pPr>
-        <w:widowControl/>
-        <w:adjustRightInd w:val="0"/>
-        <w:snapToGrid w:val="0"/>
-        <w:jc w:val="center"/>
-        <w:rPr>
-          <w:rFonts w:ascii="宋体" w:eastAsia="宋体" w:hAnsi="宋体" w:cs="宋体" w:hint="eastAsia"/>
-          <w:kern w:val="0"/>
-          <w:sz w:val="24"/>
-          <w:szCs w:val="24"/>
-        </w:rPr>
-      </w:pPr>
-      <w:r>
-        <w:rPr>
-          <w:rFonts w:ascii="宋体" w:eastAsia="宋体" w:hAnsi="宋体" w:cs="宋体"/>
-          <w:noProof/>
-          <w:kern w:val="0"/>
-          <w:sz w:val="24"/>
-          <w:szCs w:val="24"/>
-        </w:rPr>
-        <w:drawing>
-          <wp:inline distT="0" distB="0" distL="0" distR="0" wp14:anchorId="1EC5A8E5" wp14:editId="1FED1177">
-            <wp:extent cx="1359015" cy="1135380"/>
-            <wp:effectExtent l="0" t="0" r="0" b="7620"/>
-            <wp:docPr id="4" name="图片 4"/>
-            <wp:cNvGraphicFramePr>
-              <a:graphicFrameLocks xmlns:a="http://schemas.openxmlformats.org/drawingml/2006/main" noChangeAspect="1"/>
-            </wp:cNvGraphicFramePr>
-            <a:graphic xmlns:a="http://schemas.openxmlformats.org/drawingml/2006/main">
-              <a:graphicData uri="http://schemas.openxmlformats.org/drawingml/2006/picture">
-                <pic:pic xmlns:pic="http://schemas.openxmlformats.org/drawingml/2006/picture">
-                  <pic:nvPicPr>
-                    <pic:cNvPr id="0" name="Picture 1"/>
+                    <pic:cNvPr id="0" name="Picture 4"/>
                     <pic:cNvPicPr>
                       <a:picLocks noChangeAspect="1" noChangeArrowheads="1"/>
                     </pic:cNvPicPr>
@@ -536,7 +539,7 @@
                   <pic:spPr bwMode="auto">
                     <a:xfrm>
                       <a:off x="0" y="0"/>
-                      <a:ext cx="1360485" cy="1136608"/>
+                      <a:ext cx="4197813" cy="2599454"/>
                     </a:xfrm>
                     <a:prstGeom prst="rect">
                       <a:avLst/>
@@ -555,27 +558,30 @@
     </w:p>
     <w:p>
       <w:pPr>
-        <w:snapToGrid w:val="0"/>
-        <w:rPr>
-          <w:rFonts w:ascii="Tahoma" w:eastAsia="微软雅黑" w:hAnsi="Tahoma"/>
-          <w:kern w:val="0"/>
-          <w:sz w:val="22"/>
-        </w:rPr>
-      </w:pPr>
-      <w:r>
-        <w:rPr>
-          <w:rFonts w:ascii="Tahoma" w:eastAsia="微软雅黑" w:hAnsi="Tahoma" w:hint="eastAsia"/>
-          <w:kern w:val="0"/>
-          <w:sz w:val="22"/>
-        </w:rPr>
-        <w:t>第一次获得物品，要让地图的小人物播放一个高兴的动作。</w:t>
-      </w:r>
-    </w:p>
-    <w:p>
-      <w:pPr>
         <w:widowControl/>
         <w:adjustRightInd w:val="0"/>
         <w:snapToGrid w:val="0"/>
+        <w:jc w:val="left"/>
+        <w:rPr>
+          <w:rFonts w:ascii="Tahoma" w:eastAsia="微软雅黑" w:hAnsi="Tahoma"/>
+          <w:kern w:val="0"/>
+          <w:sz w:val="22"/>
+        </w:rPr>
+      </w:pPr>
+      <w:r>
+        <w:rPr>
+          <w:rFonts w:ascii="Tahoma" w:eastAsia="微软雅黑" w:hAnsi="Tahoma" w:hint="eastAsia"/>
+          <w:kern w:val="0"/>
+          <w:sz w:val="22"/>
+        </w:rPr>
+        <w:t>第一次获得物品后，会显示上述的提示，而后面再获得物品，不会再提示。</w:t>
+      </w:r>
+    </w:p>
+    <w:p>
+      <w:pPr>
+        <w:widowControl/>
+        <w:adjustRightInd w:val="0"/>
+        <w:snapToGrid w:val="0"/>
         <w:spacing w:after="200"/>
         <w:jc w:val="left"/>
         <w:rPr>
@@ -590,7 +596,28 @@
           <w:kern w:val="0"/>
           <w:sz w:val="22"/>
         </w:rPr>
-        <w:t>手中的道具闪耀发光。于是</w:t>
+        <w:t>最近我也在整理公共事件的插件，于是准备写“物品积累”插件。</w:t>
+      </w:r>
+    </w:p>
+    <w:p>
+      <w:pPr>
+        <w:widowControl/>
+        <w:adjustRightInd w:val="0"/>
+        <w:snapToGrid w:val="0"/>
+        <w:jc w:val="left"/>
+        <w:rPr>
+          <w:rFonts w:ascii="Tahoma" w:eastAsia="微软雅黑" w:hAnsi="Tahoma"/>
+          <w:kern w:val="0"/>
+          <w:sz w:val="22"/>
+        </w:rPr>
+      </w:pPr>
+      <w:r>
+        <w:rPr>
+          <w:rFonts w:ascii="Tahoma" w:eastAsia="微软雅黑" w:hAnsi="Tahoma" w:hint="eastAsia"/>
+          <w:kern w:val="0"/>
+          <w:sz w:val="22"/>
+        </w:rPr>
+        <w:t>写完物品积累插件后，如果也像只</w:t>
       </w:r>
       <w:proofErr w:type="gramStart"/>
       <w:r>
@@ -599,7 +626,7 @@
           <w:kern w:val="0"/>
           <w:sz w:val="22"/>
         </w:rPr>
-        <w:t>就开坑了</w:t>
+        <w:t>狼设计</w:t>
       </w:r>
       <w:proofErr w:type="gramEnd"/>
       <w:r>
@@ -608,94 +635,7 @@
           <w:kern w:val="0"/>
           <w:sz w:val="22"/>
         </w:rPr>
-        <w:t>。</w:t>
-      </w:r>
-    </w:p>
-    <w:p>
-      <w:pPr>
-        <w:rPr>
-          <w:rFonts w:hint="eastAsia"/>
-        </w:rPr>
-      </w:pPr>
-    </w:p>
-    <w:p>
-      <w:pPr>
-        <w:widowControl/>
-        <w:jc w:val="left"/>
-        <w:rPr>
-          <w:rFonts w:hint="eastAsia"/>
-        </w:rPr>
-      </w:pPr>
-      <w:r>
-        <w:rPr>
-          <w:rFonts w:hint="eastAsia"/>
-        </w:rPr>
-        <w:br w:type="page"/>
-      </w:r>
-    </w:p>
-    <w:p>
-      <w:pPr>
-        <w:pStyle w:val="2"/>
-        <w:rPr>
-          <w:rFonts w:hint="eastAsia"/>
-        </w:rPr>
-      </w:pPr>
-      <w:r>
-        <w:rPr>
-          <w:rFonts w:hint="eastAsia"/>
-        </w:rPr>
-        <w:lastRenderedPageBreak/>
-        <w:t>===</w:t>
-      </w:r>
-      <w:r>
-        <w:rPr>
-          <w:rFonts w:hint="eastAsia"/>
-        </w:rPr>
-        <w:t>第一次获得物品</w:t>
-      </w:r>
-      <w:r>
-        <w:rPr>
-          <w:rFonts w:hint="eastAsia"/>
-        </w:rPr>
-        <w:t xml:space="preserve"> </w:t>
-      </w:r>
-      <w:r>
-        <w:rPr>
-          <w:rFonts w:hint="eastAsia"/>
-        </w:rPr>
-        <w:t>-</w:t>
-      </w:r>
-      <w:r>
-        <w:rPr>
-          <w:rFonts w:hint="eastAsia"/>
-        </w:rPr>
-        <w:t xml:space="preserve"> </w:t>
-      </w:r>
-      <w:r>
-        <w:rPr>
-          <w:rFonts w:hint="eastAsia"/>
-        </w:rPr>
-        <w:t>实现</w:t>
-      </w:r>
-      <w:r>
-        <w:rPr>
-          <w:rFonts w:hint="eastAsia"/>
-        </w:rPr>
-        <w:t>===</w:t>
-      </w:r>
-    </w:p>
-    <w:p>
-      <w:pPr>
-        <w:pStyle w:val="3"/>
-        <w:rPr>
-          <w:rFonts w:hint="eastAsia"/>
-        </w:rPr>
-      </w:pPr>
-      <w:r>
-        <w:rPr>
-          <w:rFonts w:hint="eastAsia"/>
-        </w:rPr>
-        <w:t>基础插件</w:t>
+        <w:t>一样弹出一个提示窗口，有点费美术资源。</w:t>
       </w:r>
     </w:p>
     <w:p>
@@ -703,58 +643,72 @@
         <w:widowControl/>
         <w:adjustRightInd w:val="0"/>
         <w:snapToGrid w:val="0"/>
-        <w:spacing w:after="200"/>
-        <w:jc w:val="left"/>
-        <w:rPr>
-          <w:rFonts w:ascii="Tahoma" w:eastAsia="微软雅黑" w:hAnsi="Tahoma"/>
-          <w:kern w:val="0"/>
-          <w:sz w:val="22"/>
-        </w:rPr>
-      </w:pPr>
-      <w:r>
-        <w:rPr>
-          <w:rFonts w:ascii="Tahoma" w:eastAsia="微软雅黑" w:hAnsi="Tahoma" w:hint="eastAsia"/>
-          <w:kern w:val="0"/>
-          <w:sz w:val="22"/>
-        </w:rPr>
-        <w:t>如果要从零开始设计</w:t>
-      </w:r>
-      <w:r>
-        <w:rPr>
-          <w:rFonts w:ascii="Tahoma" w:eastAsia="微软雅黑" w:hAnsi="Tahoma" w:hint="eastAsia"/>
-          <w:kern w:val="0"/>
-          <w:sz w:val="22"/>
-        </w:rPr>
-        <w:t xml:space="preserve"> </w:t>
-      </w:r>
-      <w:r>
-        <w:rPr>
-          <w:rFonts w:ascii="Tahoma" w:eastAsia="微软雅黑" w:hAnsi="Tahoma" w:hint="eastAsia"/>
-          <w:kern w:val="0"/>
-          <w:sz w:val="22"/>
-        </w:rPr>
-        <w:t>第一次获得物品</w:t>
-      </w:r>
-      <w:r>
-        <w:rPr>
-          <w:rFonts w:ascii="Tahoma" w:eastAsia="微软雅黑" w:hAnsi="Tahoma" w:hint="eastAsia"/>
-          <w:kern w:val="0"/>
-          <w:sz w:val="22"/>
-        </w:rPr>
-        <w:t xml:space="preserve"> </w:t>
-      </w:r>
-      <w:r>
-        <w:rPr>
-          <w:rFonts w:ascii="Tahoma" w:eastAsia="微软雅黑" w:hAnsi="Tahoma" w:hint="eastAsia"/>
-          <w:kern w:val="0"/>
-          <w:sz w:val="22"/>
-        </w:rPr>
-        <w:t>的小仪式，需要用到下图的插件：</w:t>
-      </w:r>
-    </w:p>
-    <w:p>
-      <w:pPr>
-        <w:widowControl/>
+        <w:jc w:val="left"/>
+        <w:rPr>
+          <w:rFonts w:ascii="Tahoma" w:eastAsia="微软雅黑" w:hAnsi="Tahoma"/>
+          <w:kern w:val="0"/>
+          <w:sz w:val="22"/>
+        </w:rPr>
+      </w:pPr>
+      <w:r>
+        <w:rPr>
+          <w:rFonts w:ascii="Tahoma" w:eastAsia="微软雅黑" w:hAnsi="Tahoma" w:hint="eastAsia"/>
+          <w:kern w:val="0"/>
+          <w:sz w:val="22"/>
+        </w:rPr>
+        <w:t>作者我懒了，</w:t>
+      </w:r>
+      <w:r>
+        <w:rPr>
+          <w:rFonts w:ascii="Tahoma" w:eastAsia="微软雅黑" w:hAnsi="Tahoma" w:hint="eastAsia"/>
+          <w:kern w:val="0"/>
+          <w:sz w:val="22"/>
+        </w:rPr>
+        <w:t>不想画画。</w:t>
+      </w:r>
+    </w:p>
+    <w:p>
+      <w:pPr>
+        <w:widowControl/>
+        <w:adjustRightInd w:val="0"/>
+        <w:snapToGrid w:val="0"/>
+        <w:jc w:val="left"/>
+        <w:rPr>
+          <w:rFonts w:ascii="Tahoma" w:eastAsia="微软雅黑" w:hAnsi="Tahoma"/>
+          <w:kern w:val="0"/>
+          <w:sz w:val="22"/>
+        </w:rPr>
+      </w:pPr>
+      <w:r>
+        <w:rPr>
+          <w:rFonts w:ascii="Tahoma" w:eastAsia="微软雅黑" w:hAnsi="Tahoma" w:hint="eastAsia"/>
+          <w:kern w:val="0"/>
+          <w:sz w:val="22"/>
+        </w:rPr>
+        <w:t>然后作者我就想到了，游戏《</w:t>
+      </w:r>
+      <w:r>
+        <w:rPr>
+          <w:rFonts w:ascii="Tahoma" w:eastAsia="微软雅黑" w:hAnsi="Tahoma" w:hint="eastAsia"/>
+          <w:kern w:val="0"/>
+          <w:sz w:val="22"/>
+        </w:rPr>
+        <w:t>塞尔达传说缩小帽</w:t>
+      </w:r>
+      <w:r>
+        <w:rPr>
+          <w:rFonts w:ascii="Tahoma" w:eastAsia="微软雅黑" w:hAnsi="Tahoma" w:hint="eastAsia"/>
+          <w:kern w:val="0"/>
+          <w:sz w:val="22"/>
+        </w:rPr>
+        <w:t>》中林克的一个动作：</w:t>
+      </w:r>
+    </w:p>
+    <w:p>
+      <w:pPr>
+        <w:widowControl/>
+        <w:adjustRightInd w:val="0"/>
+        <w:snapToGrid w:val="0"/>
         <w:jc w:val="center"/>
         <w:rPr>
           <w:rFonts w:ascii="宋体" w:eastAsia="宋体" w:hAnsi="宋体" w:cs="宋体" w:hint="eastAsia"/>
@@ -765,17 +719,13 @@
       </w:pPr>
       <w:r>
         <w:rPr>
-          <w:rFonts w:ascii="宋体" w:eastAsia="宋体" w:hAnsi="宋体" w:cs="宋体"/>
           <w:noProof/>
-          <w:kern w:val="0"/>
-          <w:sz w:val="24"/>
-          <w:szCs w:val="24"/>
         </w:rPr>
         <w:drawing>
-          <wp:inline distT="0" distB="0" distL="0" distR="0" wp14:anchorId="58B02A9B" wp14:editId="7DDEF7AF">
-            <wp:extent cx="4030980" cy="1531620"/>
-            <wp:effectExtent l="0" t="0" r="7620" b="0"/>
-            <wp:docPr id="7" name="图片 7"/>
+          <wp:inline distT="0" distB="0" distL="0" distR="0" wp14:anchorId="133ECBD6" wp14:editId="6901A2F0">
+            <wp:extent cx="1508125" cy="1259205"/>
+            <wp:effectExtent l="0" t="0" r="0" b="0"/>
+            <wp:docPr id="430748823" name="图片 3"/>
             <wp:cNvGraphicFramePr>
               <a:graphicFrameLocks xmlns:a="http://schemas.openxmlformats.org/drawingml/2006/main" noChangeAspect="1"/>
             </wp:cNvGraphicFramePr>
@@ -783,7 +733,7 @@
               <a:graphicData uri="http://schemas.openxmlformats.org/drawingml/2006/picture">
                 <pic:pic xmlns:pic="http://schemas.openxmlformats.org/drawingml/2006/picture">
                   <pic:nvPicPr>
-                    <pic:cNvPr id="0" name="Picture 1"/>
+                    <pic:cNvPr id="0" name="Picture 6"/>
                     <pic:cNvPicPr>
                       <a:picLocks noChangeAspect="1" noChangeArrowheads="1"/>
                     </pic:cNvPicPr>
@@ -804,7 +754,7 @@
                   <pic:spPr bwMode="auto">
                     <a:xfrm>
                       <a:off x="0" y="0"/>
-                      <a:ext cx="4043479" cy="1536369"/>
+                      <a:ext cx="1508125" cy="1259205"/>
                     </a:xfrm>
                     <a:prstGeom prst="rect">
                       <a:avLst/>
@@ -823,34 +773,299 @@
     </w:p>
     <w:p>
       <w:pPr>
-        <w:widowControl/>
-        <w:snapToGrid w:val="0"/>
-        <w:jc w:val="left"/>
-        <w:rPr>
-          <w:rFonts w:ascii="Tahoma" w:eastAsia="微软雅黑" w:hAnsi="Tahoma"/>
-          <w:kern w:val="0"/>
-          <w:sz w:val="22"/>
-        </w:rPr>
-      </w:pPr>
-      <w:r>
-        <w:rPr>
-          <w:rFonts w:ascii="Tahoma" w:eastAsia="微软雅黑" w:hAnsi="Tahoma" w:hint="eastAsia"/>
-          <w:kern w:val="0"/>
-          <w:sz w:val="22"/>
-        </w:rPr>
-        <w:t>该文档只详细说明</w:t>
-      </w:r>
-      <w:r>
-        <w:rPr>
-          <w:rFonts w:ascii="Tahoma" w:eastAsia="微软雅黑" w:hAnsi="Tahoma" w:hint="eastAsia"/>
-          <w:kern w:val="0"/>
-          <w:sz w:val="22"/>
+        <w:snapToGrid w:val="0"/>
+        <w:rPr>
+          <w:rFonts w:ascii="Tahoma" w:eastAsia="微软雅黑" w:hAnsi="Tahoma"/>
+          <w:kern w:val="0"/>
+          <w:sz w:val="22"/>
+        </w:rPr>
+      </w:pPr>
+      <w:r>
+        <w:rPr>
+          <w:rFonts w:ascii="Tahoma" w:eastAsia="微软雅黑" w:hAnsi="Tahoma" w:hint="eastAsia"/>
+          <w:kern w:val="0"/>
+          <w:sz w:val="22"/>
+        </w:rPr>
+        <w:t>第一次获得物品，要让地图的小人物播放一个高兴的动作。</w:t>
+      </w:r>
+    </w:p>
+    <w:p>
+      <w:pPr>
+        <w:widowControl/>
+        <w:adjustRightInd w:val="0"/>
+        <w:snapToGrid w:val="0"/>
+        <w:spacing w:after="200"/>
+        <w:jc w:val="left"/>
+        <w:rPr>
+          <w:rFonts w:ascii="Tahoma" w:eastAsia="微软雅黑" w:hAnsi="Tahoma"/>
+          <w:kern w:val="0"/>
+          <w:sz w:val="22"/>
+        </w:rPr>
+      </w:pPr>
+      <w:r>
+        <w:rPr>
+          <w:rFonts w:ascii="Tahoma" w:eastAsia="微软雅黑" w:hAnsi="Tahoma" w:hint="eastAsia"/>
+          <w:kern w:val="0"/>
+          <w:sz w:val="22"/>
+        </w:rPr>
+        <w:t>手中的道具闪耀发光。</w:t>
+      </w:r>
+      <w:r>
+        <w:rPr>
+          <w:rFonts w:ascii="Tahoma" w:eastAsia="微软雅黑" w:hAnsi="Tahoma" w:hint="eastAsia"/>
+          <w:kern w:val="0"/>
+          <w:sz w:val="22"/>
+        </w:rPr>
+        <w:t>感觉不错，</w:t>
+      </w:r>
+      <w:r>
+        <w:rPr>
+          <w:rFonts w:ascii="Tahoma" w:eastAsia="微软雅黑" w:hAnsi="Tahoma" w:hint="eastAsia"/>
+          <w:kern w:val="0"/>
+          <w:sz w:val="22"/>
+        </w:rPr>
+        <w:t>于是</w:t>
+      </w:r>
+      <w:proofErr w:type="gramStart"/>
+      <w:r>
+        <w:rPr>
+          <w:rFonts w:ascii="Tahoma" w:eastAsia="微软雅黑" w:hAnsi="Tahoma" w:hint="eastAsia"/>
+          <w:kern w:val="0"/>
+          <w:sz w:val="22"/>
+        </w:rPr>
+        <w:t>就开坑了</w:t>
+      </w:r>
+      <w:proofErr w:type="gramEnd"/>
+      <w:r>
+        <w:rPr>
+          <w:rFonts w:ascii="Tahoma" w:eastAsia="微软雅黑" w:hAnsi="Tahoma" w:hint="eastAsia"/>
+          <w:kern w:val="0"/>
+          <w:sz w:val="22"/>
+        </w:rPr>
+        <w:t>。</w:t>
+      </w:r>
+    </w:p>
+    <w:p>
+      <w:pPr>
+        <w:rPr>
+          <w:rFonts w:hint="eastAsia"/>
+        </w:rPr>
+      </w:pPr>
+    </w:p>
+    <w:p>
+      <w:pPr>
+        <w:widowControl/>
+        <w:jc w:val="left"/>
+        <w:rPr>
+          <w:rFonts w:hint="eastAsia"/>
+        </w:rPr>
+      </w:pPr>
+      <w:r>
+        <w:rPr>
+          <w:rFonts w:hint="eastAsia"/>
+        </w:rPr>
+        <w:br w:type="page"/>
+      </w:r>
+    </w:p>
+    <w:p>
+      <w:pPr>
+        <w:pStyle w:val="2"/>
+        <w:rPr>
+          <w:rFonts w:hint="eastAsia"/>
+        </w:rPr>
+      </w:pPr>
+      <w:r>
+        <w:rPr>
+          <w:rFonts w:hint="eastAsia"/>
+        </w:rPr>
+        <w:lastRenderedPageBreak/>
+        <w:t>===</w:t>
+      </w:r>
+      <w:r>
+        <w:rPr>
+          <w:rFonts w:hint="eastAsia"/>
+        </w:rPr>
+        <w:t>第一次获得物品</w:t>
+      </w:r>
+      <w:r>
+        <w:rPr>
+          <w:rFonts w:hint="eastAsia"/>
         </w:rPr>
         <w:t xml:space="preserve"> </w:t>
       </w:r>
       <w:r>
         <w:rPr>
-          <w:rFonts w:ascii="Tahoma" w:eastAsia="微软雅黑" w:hAnsi="Tahoma" w:hint="eastAsia"/>
+          <w:rFonts w:hint="eastAsia"/>
+        </w:rPr>
+        <w:t>-</w:t>
+      </w:r>
+      <w:r>
+        <w:rPr>
+          <w:rFonts w:hint="eastAsia"/>
+        </w:rPr>
+        <w:t xml:space="preserve"> </w:t>
+      </w:r>
+      <w:r>
+        <w:rPr>
+          <w:rFonts w:hint="eastAsia"/>
+        </w:rPr>
+        <w:t>实现</w:t>
+      </w:r>
+      <w:r>
+        <w:rPr>
+          <w:rFonts w:hint="eastAsia"/>
+        </w:rPr>
+        <w:t>===</w:t>
+      </w:r>
+    </w:p>
+    <w:p>
+      <w:pPr>
+        <w:pStyle w:val="3"/>
+        <w:rPr>
+          <w:rFonts w:hint="eastAsia"/>
+        </w:rPr>
+      </w:pPr>
+      <w:r>
+        <w:rPr>
+          <w:rFonts w:hint="eastAsia"/>
+        </w:rPr>
+        <w:t>基础插件</w:t>
+      </w:r>
+    </w:p>
+    <w:p>
+      <w:pPr>
+        <w:widowControl/>
+        <w:adjustRightInd w:val="0"/>
+        <w:snapToGrid w:val="0"/>
+        <w:jc w:val="left"/>
+        <w:rPr>
+          <w:rFonts w:ascii="Tahoma" w:eastAsia="微软雅黑" w:hAnsi="Tahoma"/>
+          <w:kern w:val="0"/>
+          <w:sz w:val="22"/>
+        </w:rPr>
+      </w:pPr>
+      <w:r>
+        <w:rPr>
+          <w:rFonts w:ascii="Tahoma" w:eastAsia="微软雅黑" w:hAnsi="Tahoma" w:hint="eastAsia"/>
+          <w:kern w:val="0"/>
+          <w:sz w:val="22"/>
+        </w:rPr>
+        <w:t>如果要从零开始设计，需要用到下图的插件：</w:t>
+      </w:r>
+    </w:p>
+    <w:p>
+      <w:pPr>
+        <w:widowControl/>
+        <w:jc w:val="center"/>
+        <w:rPr>
+          <w:rFonts w:ascii="宋体" w:eastAsia="宋体" w:hAnsi="宋体" w:cs="宋体" w:hint="eastAsia"/>
+          <w:kern w:val="0"/>
+          <w:sz w:val="24"/>
+          <w:szCs w:val="24"/>
+        </w:rPr>
+      </w:pPr>
+      <w:r>
+        <w:rPr>
+          <w:noProof/>
+        </w:rPr>
+        <w:drawing>
+          <wp:inline distT="0" distB="0" distL="0" distR="0" wp14:anchorId="573DC809" wp14:editId="58320791">
+            <wp:extent cx="5274310" cy="1886585"/>
+            <wp:effectExtent l="0" t="0" r="2540" b="0"/>
+            <wp:docPr id="387481736" name="图片 1"/>
+            <wp:cNvGraphicFramePr>
+              <a:graphicFrameLocks xmlns:a="http://schemas.openxmlformats.org/drawingml/2006/main" noChangeAspect="1"/>
+            </wp:cNvGraphicFramePr>
+            <a:graphic xmlns:a="http://schemas.openxmlformats.org/drawingml/2006/main">
+              <a:graphicData uri="http://schemas.openxmlformats.org/drawingml/2006/picture">
+                <pic:pic xmlns:pic="http://schemas.openxmlformats.org/drawingml/2006/picture">
+                  <pic:nvPicPr>
+                    <pic:cNvPr id="0" name="Picture 2"/>
+                    <pic:cNvPicPr>
+                      <a:picLocks noChangeAspect="1" noChangeArrowheads="1"/>
+                    </pic:cNvPicPr>
+                  </pic:nvPicPr>
+                  <pic:blipFill>
+                    <a:blip r:embed="rId12">
+                      <a:extLst>
+                        <a:ext uri="{28A0092B-C50C-407E-A947-70E740481C1C}">
+                          <a14:useLocalDpi xmlns:a14="http://schemas.microsoft.com/office/drawing/2010/main" val="0"/>
+                        </a:ext>
+                      </a:extLst>
+                    </a:blip>
+                    <a:srcRect/>
+                    <a:stretch>
+                      <a:fillRect/>
+                    </a:stretch>
+                  </pic:blipFill>
+                  <pic:spPr bwMode="auto">
+                    <a:xfrm>
+                      <a:off x="0" y="0"/>
+                      <a:ext cx="5274310" cy="1886585"/>
+                    </a:xfrm>
+                    <a:prstGeom prst="rect">
+                      <a:avLst/>
+                    </a:prstGeom>
+                    <a:noFill/>
+                    <a:ln>
+                      <a:noFill/>
+                    </a:ln>
+                  </pic:spPr>
+                </pic:pic>
+              </a:graphicData>
+            </a:graphic>
+          </wp:inline>
+        </w:drawing>
+      </w:r>
+    </w:p>
+    <w:p>
+      <w:pPr>
+        <w:widowControl/>
+        <w:snapToGrid w:val="0"/>
+        <w:jc w:val="left"/>
+        <w:rPr>
+          <w:rFonts w:ascii="Tahoma" w:eastAsia="微软雅黑" w:hAnsi="Tahoma"/>
+          <w:b/>
+          <w:bCs/>
+          <w:kern w:val="0"/>
+          <w:sz w:val="22"/>
+        </w:rPr>
+      </w:pPr>
+      <w:r>
+        <w:rPr>
+          <w:rFonts w:ascii="Tahoma" w:eastAsia="微软雅黑" w:hAnsi="Tahoma" w:hint="eastAsia"/>
+          <w:b/>
+          <w:bCs/>
+          <w:kern w:val="0"/>
+          <w:sz w:val="22"/>
+        </w:rPr>
+        <w:t>注意，</w:t>
+      </w:r>
+      <w:r>
+        <w:rPr>
+          <w:rFonts w:ascii="Tahoma" w:eastAsia="微软雅黑" w:hAnsi="Tahoma" w:hint="eastAsia"/>
+          <w:b/>
+          <w:bCs/>
+          <w:kern w:val="0"/>
+          <w:sz w:val="22"/>
+        </w:rPr>
+        <w:t>该文档只说明</w:t>
+      </w:r>
+      <w:r>
+        <w:rPr>
+          <w:rFonts w:ascii="Tahoma" w:eastAsia="微软雅黑" w:hAnsi="Tahoma" w:hint="eastAsia"/>
+          <w:b/>
+          <w:bCs/>
+          <w:kern w:val="0"/>
+          <w:sz w:val="22"/>
+        </w:rPr>
+        <w:t xml:space="preserve"> </w:t>
+      </w:r>
+      <w:r>
+        <w:rPr>
+          <w:rFonts w:ascii="Tahoma" w:eastAsia="微软雅黑" w:hAnsi="Tahoma" w:hint="eastAsia"/>
+          <w:b/>
+          <w:bCs/>
           <w:kern w:val="0"/>
           <w:sz w:val="22"/>
         </w:rPr>
@@ -861,16 +1076,21 @@
       <w:pPr>
         <w:widowControl/>
         <w:snapToGrid w:val="0"/>
-        <w:jc w:val="left"/>
-        <w:rPr>
-          <w:rFonts w:ascii="Tahoma" w:eastAsia="微软雅黑" w:hAnsi="Tahoma"/>
-          <w:kern w:val="0"/>
-          <w:sz w:val="22"/>
-        </w:rPr>
-      </w:pPr>
-      <w:r>
-        <w:rPr>
-          <w:rFonts w:ascii="Tahoma" w:eastAsia="微软雅黑" w:hAnsi="Tahoma" w:hint="eastAsia"/>
+        <w:spacing w:after="200"/>
+        <w:jc w:val="left"/>
+        <w:rPr>
+          <w:rFonts w:ascii="Tahoma" w:eastAsia="微软雅黑" w:hAnsi="Tahoma"/>
+          <w:b/>
+          <w:bCs/>
+          <w:kern w:val="0"/>
+          <w:sz w:val="22"/>
+        </w:rPr>
+      </w:pPr>
+      <w:r>
+        <w:rPr>
+          <w:rFonts w:ascii="Tahoma" w:eastAsia="微软雅黑" w:hAnsi="Tahoma" w:hint="eastAsia"/>
+          <w:b/>
+          <w:bCs/>
           <w:kern w:val="0"/>
           <w:sz w:val="22"/>
         </w:rPr>
@@ -879,6 +1099,8 @@
       <w:r>
         <w:rPr>
           <w:rFonts w:ascii="Tahoma" w:eastAsia="微软雅黑" w:hAnsi="Tahoma" w:hint="eastAsia"/>
+          <w:b/>
+          <w:bCs/>
           <w:kern w:val="0"/>
           <w:sz w:val="22"/>
         </w:rPr>
@@ -887,6 +1109,8 @@
       <w:r>
         <w:rPr>
           <w:rFonts w:ascii="Tahoma" w:eastAsia="微软雅黑" w:hAnsi="Tahoma" w:hint="eastAsia"/>
+          <w:b/>
+          <w:bCs/>
           <w:kern w:val="0"/>
           <w:sz w:val="22"/>
         </w:rPr>
@@ -895,6 +1119,8 @@
       <w:r>
         <w:rPr>
           <w:rFonts w:ascii="Tahoma" w:eastAsia="微软雅黑" w:hAnsi="Tahoma" w:hint="eastAsia"/>
+          <w:b/>
+          <w:bCs/>
           <w:kern w:val="0"/>
           <w:sz w:val="22"/>
         </w:rPr>
@@ -903,6 +1129,8 @@
       <w:r>
         <w:rPr>
           <w:rFonts w:ascii="Tahoma" w:eastAsia="微软雅黑" w:hAnsi="Tahoma" w:hint="eastAsia"/>
+          <w:b/>
+          <w:bCs/>
           <w:kern w:val="0"/>
           <w:sz w:val="22"/>
         </w:rPr>
@@ -911,6 +1139,8 @@
       <w:r>
         <w:rPr>
           <w:rFonts w:ascii="Tahoma" w:eastAsia="微软雅黑" w:hAnsi="Tahoma" w:hint="eastAsia"/>
+          <w:b/>
+          <w:bCs/>
           <w:kern w:val="0"/>
           <w:sz w:val="22"/>
         </w:rPr>
@@ -919,6 +1149,8 @@
       <w:r>
         <w:rPr>
           <w:rFonts w:ascii="Tahoma" w:eastAsia="微软雅黑" w:hAnsi="Tahoma" w:hint="eastAsia"/>
+          <w:b/>
+          <w:bCs/>
           <w:kern w:val="0"/>
           <w:sz w:val="22"/>
         </w:rPr>
@@ -927,6 +1159,8 @@
       <w:r>
         <w:rPr>
           <w:rFonts w:ascii="Tahoma" w:eastAsia="微软雅黑" w:hAnsi="Tahoma" w:hint="eastAsia"/>
+          <w:b/>
+          <w:bCs/>
           <w:kern w:val="0"/>
           <w:sz w:val="22"/>
         </w:rPr>
@@ -935,6 +1169,8 @@
       <w:r>
         <w:rPr>
           <w:rFonts w:ascii="Tahoma" w:eastAsia="微软雅黑" w:hAnsi="Tahoma" w:hint="eastAsia"/>
+          <w:b/>
+          <w:bCs/>
           <w:kern w:val="0"/>
           <w:sz w:val="22"/>
         </w:rPr>
@@ -1114,92 +1350,7 @@
     </w:p>
     <w:p>
       <w:pPr>
-        <w:pStyle w:val="3"/>
-        <w:rPr>
-          <w:rFonts w:hint="eastAsia"/>
-        </w:rPr>
-      </w:pPr>
-      <w:r>
-        <w:rPr>
-          <w:rFonts w:hint="eastAsia"/>
-        </w:rPr>
-        <w:t>基础配置</w:t>
-      </w:r>
-    </w:p>
-    <w:p>
-      <w:pPr>
-        <w:widowControl/>
-        <w:adjustRightInd w:val="0"/>
-        <w:snapToGrid w:val="0"/>
-        <w:spacing w:after="200"/>
-        <w:jc w:val="left"/>
-        <w:rPr>
-          <w:rFonts w:ascii="Tahoma" w:eastAsia="微软雅黑" w:hAnsi="Tahoma"/>
-          <w:kern w:val="0"/>
-          <w:sz w:val="22"/>
-        </w:rPr>
-      </w:pPr>
-      <w:r>
-        <w:rPr>
-          <w:rFonts w:ascii="Tahoma" w:eastAsia="微软雅黑" w:hAnsi="Tahoma" w:hint="eastAsia"/>
-          <w:kern w:val="0"/>
-          <w:sz w:val="22"/>
-        </w:rPr>
-        <w:t>具体注意示例下面的地方：</w:t>
-      </w:r>
-    </w:p>
-    <w:p>
-      <w:pPr>
-        <w:pStyle w:val="4"/>
-        <w:snapToGrid w:val="0"/>
-        <w:spacing w:before="120" w:after="120" w:line="240" w:lineRule="auto"/>
-        <w:rPr>
-          <w:rFonts w:ascii="微软雅黑" w:eastAsia="微软雅黑" w:hAnsi="微软雅黑" w:hint="eastAsia"/>
-          <w:sz w:val="22"/>
-          <w:szCs w:val="22"/>
-        </w:rPr>
-      </w:pPr>
-      <w:r>
-        <w:rPr>
-          <w:rFonts w:ascii="微软雅黑" w:eastAsia="微软雅黑" w:hAnsi="微软雅黑"/>
-          <w:sz w:val="22"/>
-          <w:szCs w:val="22"/>
-        </w:rPr>
-        <w:t>1</w:t>
-      </w:r>
-      <w:r>
-        <w:rPr>
-          <w:rFonts w:ascii="微软雅黑" w:eastAsia="微软雅黑" w:hAnsi="微软雅黑" w:hint="eastAsia"/>
-          <w:sz w:val="22"/>
-          <w:szCs w:val="22"/>
-        </w:rPr>
-        <w:t>）插件配置</w:t>
-      </w:r>
-    </w:p>
-    <w:p>
-      <w:pPr>
-        <w:widowControl/>
-        <w:snapToGrid w:val="0"/>
-        <w:jc w:val="left"/>
-        <w:rPr>
-          <w:rFonts w:ascii="Tahoma" w:eastAsia="微软雅黑" w:hAnsi="Tahoma"/>
-          <w:kern w:val="0"/>
-          <w:sz w:val="22"/>
-        </w:rPr>
-      </w:pPr>
-      <w:r>
-        <w:rPr>
-          <w:rFonts w:ascii="Tahoma" w:eastAsia="微软雅黑" w:hAnsi="Tahoma" w:hint="eastAsia"/>
-          <w:kern w:val="0"/>
-          <w:sz w:val="22"/>
-        </w:rPr>
-        <w:t>首先注意插件配置，“第一次获得物品”是激活小动画的初始条件。</w:t>
-      </w:r>
-    </w:p>
-    <w:p>
-      <w:pPr>
-        <w:widowControl/>
-        <w:snapToGrid w:val="0"/>
+        <w:widowControl/>
         <w:jc w:val="left"/>
         <w:rPr>
           <w:rFonts w:ascii="宋体" w:eastAsia="宋体" w:hAnsi="宋体" w:cs="宋体" w:hint="eastAsia"/>
@@ -1210,37 +1361,121 @@
       </w:pPr>
       <w:r>
         <w:rPr>
-          <w:rFonts w:ascii="Tahoma" w:eastAsia="微软雅黑" w:hAnsi="Tahoma" w:hint="eastAsia"/>
-          <w:kern w:val="0"/>
-          <w:sz w:val="22"/>
-        </w:rPr>
-        <w:t>满足条件后，执行特定的公共事件。</w:t>
-      </w:r>
-    </w:p>
-    <w:p>
-      <w:pPr>
-        <w:widowControl/>
-        <w:jc w:val="center"/>
-        <w:rPr>
           <w:rFonts w:ascii="宋体" w:eastAsia="宋体" w:hAnsi="宋体" w:cs="宋体" w:hint="eastAsia"/>
           <w:kern w:val="0"/>
           <w:sz w:val="24"/>
           <w:szCs w:val="24"/>
         </w:rPr>
-      </w:pPr>
-      <w:r>
-        <w:rPr>
-          <w:rFonts w:ascii="宋体" w:eastAsia="宋体" w:hAnsi="宋体" w:cs="宋体"/>
+        <w:br w:type="page"/>
+      </w:r>
+    </w:p>
+    <w:p>
+      <w:pPr>
+        <w:pStyle w:val="3"/>
+        <w:rPr>
+          <w:rFonts w:hint="eastAsia"/>
+        </w:rPr>
+      </w:pPr>
+      <w:r>
+        <w:rPr>
+          <w:rFonts w:hint="eastAsia"/>
+        </w:rPr>
+        <w:lastRenderedPageBreak/>
+        <w:t>基础配置</w:t>
+      </w:r>
+    </w:p>
+    <w:p>
+      <w:pPr>
+        <w:widowControl/>
+        <w:adjustRightInd w:val="0"/>
+        <w:snapToGrid w:val="0"/>
+        <w:spacing w:after="200"/>
+        <w:jc w:val="left"/>
+        <w:rPr>
+          <w:rFonts w:ascii="Tahoma" w:eastAsia="微软雅黑" w:hAnsi="Tahoma"/>
+          <w:kern w:val="0"/>
+          <w:sz w:val="22"/>
+        </w:rPr>
+      </w:pPr>
+      <w:r>
+        <w:rPr>
+          <w:rFonts w:ascii="Tahoma" w:eastAsia="微软雅黑" w:hAnsi="Tahoma" w:hint="eastAsia"/>
+          <w:kern w:val="0"/>
+          <w:sz w:val="22"/>
+        </w:rPr>
+        <w:t>具体注意示例下面的地方：</w:t>
+      </w:r>
+    </w:p>
+    <w:p>
+      <w:pPr>
+        <w:pStyle w:val="4"/>
+        <w:snapToGrid w:val="0"/>
+        <w:spacing w:before="120" w:after="120" w:line="240" w:lineRule="auto"/>
+        <w:rPr>
+          <w:rFonts w:ascii="微软雅黑" w:eastAsia="微软雅黑" w:hAnsi="微软雅黑" w:hint="eastAsia"/>
+          <w:sz w:val="22"/>
+          <w:szCs w:val="22"/>
+        </w:rPr>
+      </w:pPr>
+      <w:r>
+        <w:rPr>
+          <w:rFonts w:ascii="微软雅黑" w:eastAsia="微软雅黑" w:hAnsi="微软雅黑" w:hint="eastAsia"/>
+          <w:sz w:val="22"/>
+          <w:szCs w:val="22"/>
+        </w:rPr>
+        <w:t>1</w:t>
+      </w:r>
+      <w:r>
+        <w:rPr>
+          <w:rFonts w:ascii="微软雅黑" w:eastAsia="微软雅黑" w:hAnsi="微软雅黑" w:hint="eastAsia"/>
+          <w:sz w:val="22"/>
+          <w:szCs w:val="22"/>
+        </w:rPr>
+        <w:t>）公共事件</w:t>
+      </w:r>
+    </w:p>
+    <w:p>
+      <w:pPr>
+        <w:widowControl/>
+        <w:adjustRightInd w:val="0"/>
+        <w:snapToGrid w:val="0"/>
+        <w:jc w:val="left"/>
+        <w:rPr>
+          <w:rFonts w:ascii="Tahoma" w:eastAsia="微软雅黑" w:hAnsi="Tahoma"/>
+          <w:kern w:val="0"/>
+          <w:sz w:val="22"/>
+        </w:rPr>
+      </w:pPr>
+      <w:r>
+        <w:rPr>
+          <w:rFonts w:ascii="Tahoma" w:eastAsia="微软雅黑" w:hAnsi="Tahoma" w:hint="eastAsia"/>
+          <w:kern w:val="0"/>
+          <w:sz w:val="22"/>
+        </w:rPr>
+        <w:t>只有这一个公共事件控制获得物品的全过程。</w:t>
+      </w:r>
+    </w:p>
+    <w:p>
+      <w:pPr>
+        <w:widowControl/>
+        <w:adjustRightInd w:val="0"/>
+        <w:snapToGrid w:val="0"/>
+        <w:jc w:val="center"/>
+        <w:rPr>
+          <w:rFonts w:ascii="Tahoma" w:eastAsia="微软雅黑" w:hAnsi="Tahoma"/>
+          <w:kern w:val="0"/>
+          <w:sz w:val="22"/>
+        </w:rPr>
+      </w:pPr>
+      <w:r>
+        <w:rPr>
           <w:noProof/>
-          <w:kern w:val="0"/>
-          <w:sz w:val="24"/>
-          <w:szCs w:val="24"/>
         </w:rPr>
         <w:drawing>
-          <wp:inline distT="0" distB="0" distL="0" distR="0" wp14:anchorId="26DBC40A" wp14:editId="1936C6EF">
-            <wp:extent cx="3726180" cy="2095021"/>
-            <wp:effectExtent l="0" t="0" r="7620" b="635"/>
-            <wp:docPr id="8" name="图片 8"/>
+          <wp:inline distT="0" distB="0" distL="0" distR="0" wp14:anchorId="0000D291" wp14:editId="10AF68AD">
+            <wp:extent cx="2173706" cy="1235172"/>
+            <wp:effectExtent l="0" t="0" r="0" b="3175"/>
+            <wp:docPr id="1128474561" name="图片 2"/>
             <wp:cNvGraphicFramePr>
               <a:graphicFrameLocks xmlns:a="http://schemas.openxmlformats.org/drawingml/2006/main" noChangeAspect="1"/>
             </wp:cNvGraphicFramePr>
@@ -1248,140 +1483,7 @@
               <a:graphicData uri="http://schemas.openxmlformats.org/drawingml/2006/picture">
                 <pic:pic xmlns:pic="http://schemas.openxmlformats.org/drawingml/2006/picture">
                   <pic:nvPicPr>
-                    <pic:cNvPr id="0" name="Picture 3"/>
-                    <pic:cNvPicPr>
-                      <a:picLocks noChangeAspect="1" noChangeArrowheads="1"/>
-                    </pic:cNvPicPr>
-                  </pic:nvPicPr>
-                  <pic:blipFill>
-                    <a:blip r:embed="rId12">
-                      <a:extLst>
-                        <a:ext uri="{28A0092B-C50C-407E-A947-70E740481C1C}">
-                          <a14:useLocalDpi xmlns:a14="http://schemas.microsoft.com/office/drawing/2010/main" val="0"/>
-                        </a:ext>
-                      </a:extLst>
-                    </a:blip>
-                    <a:srcRect/>
-                    <a:stretch>
-                      <a:fillRect/>
-                    </a:stretch>
-                  </pic:blipFill>
-                  <pic:spPr bwMode="auto">
-                    <a:xfrm>
-                      <a:off x="0" y="0"/>
-                      <a:ext cx="3734519" cy="2099709"/>
-                    </a:xfrm>
-                    <a:prstGeom prst="rect">
-                      <a:avLst/>
-                    </a:prstGeom>
-                    <a:noFill/>
-                    <a:ln>
-                      <a:noFill/>
-                    </a:ln>
-                  </pic:spPr>
-                </pic:pic>
-              </a:graphicData>
-            </a:graphic>
-          </wp:inline>
-        </w:drawing>
-      </w:r>
-    </w:p>
-    <w:p>
-      <w:pPr>
-        <w:widowControl/>
-        <w:adjustRightInd w:val="0"/>
-        <w:snapToGrid w:val="0"/>
-        <w:spacing w:after="200"/>
-        <w:jc w:val="left"/>
-        <w:rPr>
-          <w:rFonts w:ascii="Tahoma" w:eastAsia="微软雅黑" w:hAnsi="Tahoma"/>
-          <w:kern w:val="0"/>
-          <w:sz w:val="22"/>
-        </w:rPr>
-      </w:pPr>
-    </w:p>
-    <w:p>
-      <w:pPr>
-        <w:pStyle w:val="4"/>
-        <w:snapToGrid w:val="0"/>
-        <w:spacing w:before="120" w:after="120" w:line="240" w:lineRule="auto"/>
-        <w:rPr>
-          <w:rFonts w:ascii="微软雅黑" w:eastAsia="微软雅黑" w:hAnsi="微软雅黑" w:hint="eastAsia"/>
-          <w:sz w:val="22"/>
-          <w:szCs w:val="22"/>
-        </w:rPr>
-      </w:pPr>
-      <w:r>
-        <w:rPr>
-          <w:rFonts w:ascii="微软雅黑" w:eastAsia="微软雅黑" w:hAnsi="微软雅黑"/>
-          <w:sz w:val="22"/>
-          <w:szCs w:val="22"/>
-        </w:rPr>
-        <w:lastRenderedPageBreak/>
-        <w:t>2</w:t>
-      </w:r>
-      <w:r>
-        <w:rPr>
-          <w:rFonts w:ascii="微软雅黑" w:eastAsia="微软雅黑" w:hAnsi="微软雅黑" w:hint="eastAsia"/>
-          <w:sz w:val="22"/>
-          <w:szCs w:val="22"/>
-        </w:rPr>
-        <w:t>）公共事件</w:t>
-      </w:r>
-    </w:p>
-    <w:p>
-      <w:pPr>
-        <w:widowControl/>
-        <w:adjustRightInd w:val="0"/>
-        <w:snapToGrid w:val="0"/>
-        <w:jc w:val="left"/>
-        <w:rPr>
-          <w:rFonts w:ascii="Tahoma" w:eastAsia="微软雅黑" w:hAnsi="Tahoma"/>
-          <w:kern w:val="0"/>
-          <w:sz w:val="22"/>
-        </w:rPr>
-      </w:pPr>
-      <w:r>
-        <w:rPr>
-          <w:rFonts w:ascii="Tahoma" w:eastAsia="微软雅黑" w:hAnsi="Tahoma" w:hint="eastAsia"/>
-          <w:kern w:val="0"/>
-          <w:sz w:val="22"/>
-        </w:rPr>
-        <w:t>获得物品后，播放相关动作需要在公共事件中编写。</w:t>
-      </w:r>
-    </w:p>
-    <w:p>
-      <w:pPr>
-        <w:widowControl/>
-        <w:jc w:val="center"/>
-        <w:rPr>
-          <w:rFonts w:ascii="宋体" w:eastAsia="宋体" w:hAnsi="宋体" w:cs="宋体" w:hint="eastAsia"/>
-          <w:kern w:val="0"/>
-          <w:sz w:val="24"/>
-          <w:szCs w:val="24"/>
-        </w:rPr>
-      </w:pPr>
-      <w:r>
-        <w:rPr>
-          <w:rFonts w:ascii="宋体" w:eastAsia="宋体" w:hAnsi="宋体" w:cs="宋体"/>
-          <w:noProof/>
-          <w:kern w:val="0"/>
-          <w:sz w:val="24"/>
-          <w:szCs w:val="24"/>
-        </w:rPr>
-        <w:drawing>
-          <wp:inline distT="0" distB="0" distL="0" distR="0" wp14:anchorId="0E6D50E6" wp14:editId="12C54F7D">
-            <wp:extent cx="2392680" cy="1455420"/>
-            <wp:effectExtent l="0" t="0" r="7620" b="0"/>
-            <wp:docPr id="9" name="图片 9"/>
-            <wp:cNvGraphicFramePr>
-              <a:graphicFrameLocks xmlns:a="http://schemas.openxmlformats.org/drawingml/2006/main" noChangeAspect="1"/>
-            </wp:cNvGraphicFramePr>
-            <a:graphic xmlns:a="http://schemas.openxmlformats.org/drawingml/2006/main">
-              <a:graphicData uri="http://schemas.openxmlformats.org/drawingml/2006/picture">
-                <pic:pic xmlns:pic="http://schemas.openxmlformats.org/drawingml/2006/picture">
-                  <pic:nvPicPr>
-                    <pic:cNvPr id="0" name="Picture 5"/>
+                    <pic:cNvPr id="0" name="Picture 4"/>
                     <pic:cNvPicPr>
                       <a:picLocks noChangeAspect="1" noChangeArrowheads="1"/>
                     </pic:cNvPicPr>
@@ -1402,7 +1504,7 @@
                   <pic:spPr bwMode="auto">
                     <a:xfrm>
                       <a:off x="0" y="0"/>
-                      <a:ext cx="2392680" cy="1455420"/>
+                      <a:ext cx="2180450" cy="1239004"/>
                     </a:xfrm>
                     <a:prstGeom prst="rect">
                       <a:avLst/>
@@ -1422,6 +1524,123 @@
     <w:p>
       <w:pPr>
         <w:widowControl/>
+        <w:adjustRightInd w:val="0"/>
+        <w:snapToGrid w:val="0"/>
+        <w:rPr>
+          <w:rFonts w:ascii="Tahoma" w:eastAsia="微软雅黑" w:hAnsi="Tahoma"/>
+          <w:kern w:val="0"/>
+          <w:sz w:val="22"/>
+        </w:rPr>
+      </w:pPr>
+      <w:r>
+        <w:rPr>
+          <w:rFonts w:ascii="Tahoma" w:eastAsia="微软雅黑" w:hAnsi="Tahoma" w:hint="eastAsia"/>
+          <w:kern w:val="0"/>
+          <w:sz w:val="22"/>
+        </w:rPr>
+        <w:t>注意，示例中的公共事件在</w:t>
+      </w:r>
+      <w:r>
+        <w:rPr>
+          <w:rFonts w:ascii="Tahoma" w:eastAsia="微软雅黑" w:hAnsi="Tahoma" w:hint="eastAsia"/>
+          <w:kern w:val="0"/>
+          <w:sz w:val="22"/>
+        </w:rPr>
+        <w:t>69</w:t>
+      </w:r>
+      <w:r>
+        <w:rPr>
+          <w:rFonts w:ascii="Tahoma" w:eastAsia="微软雅黑" w:hAnsi="Tahoma" w:hint="eastAsia"/>
+          <w:kern w:val="0"/>
+          <w:sz w:val="22"/>
+        </w:rPr>
+        <w:t>位置，小工程中在</w:t>
+      </w:r>
+      <w:r>
+        <w:rPr>
+          <w:rFonts w:ascii="Tahoma" w:eastAsia="微软雅黑" w:hAnsi="Tahoma" w:hint="eastAsia"/>
+          <w:kern w:val="0"/>
+          <w:sz w:val="22"/>
+        </w:rPr>
+        <w:t>2</w:t>
+      </w:r>
+      <w:r>
+        <w:rPr>
+          <w:rFonts w:ascii="Tahoma" w:eastAsia="微软雅黑" w:hAnsi="Tahoma" w:hint="eastAsia"/>
+          <w:kern w:val="0"/>
+          <w:sz w:val="22"/>
+        </w:rPr>
+        <w:t>位置。</w:t>
+      </w:r>
+    </w:p>
+    <w:p>
+      <w:pPr>
+        <w:widowControl/>
+        <w:jc w:val="center"/>
+        <w:rPr>
+          <w:rFonts w:ascii="宋体" w:eastAsia="宋体" w:hAnsi="宋体" w:cs="宋体" w:hint="eastAsia"/>
+          <w:kern w:val="0"/>
+          <w:sz w:val="24"/>
+          <w:szCs w:val="24"/>
+        </w:rPr>
+      </w:pPr>
+      <w:r>
+        <w:rPr>
+          <w:noProof/>
+        </w:rPr>
+        <w:drawing>
+          <wp:inline distT="0" distB="0" distL="0" distR="0" wp14:anchorId="637E9FDA" wp14:editId="48EE5483">
+            <wp:extent cx="2213677" cy="1352084"/>
+            <wp:effectExtent l="0" t="0" r="0" b="635"/>
+            <wp:docPr id="1594714956" name="图片 6"/>
+            <wp:cNvGraphicFramePr>
+              <a:graphicFrameLocks xmlns:a="http://schemas.openxmlformats.org/drawingml/2006/main" noChangeAspect="1"/>
+            </wp:cNvGraphicFramePr>
+            <a:graphic xmlns:a="http://schemas.openxmlformats.org/drawingml/2006/main">
+              <a:graphicData uri="http://schemas.openxmlformats.org/drawingml/2006/picture">
+                <pic:pic xmlns:pic="http://schemas.openxmlformats.org/drawingml/2006/picture">
+                  <pic:nvPicPr>
+                    <pic:cNvPr id="0" name="Picture 12"/>
+                    <pic:cNvPicPr>
+                      <a:picLocks noChangeAspect="1" noChangeArrowheads="1"/>
+                    </pic:cNvPicPr>
+                  </pic:nvPicPr>
+                  <pic:blipFill>
+                    <a:blip r:embed="rId14">
+                      <a:extLst>
+                        <a:ext uri="{28A0092B-C50C-407E-A947-70E740481C1C}">
+                          <a14:useLocalDpi xmlns:a14="http://schemas.microsoft.com/office/drawing/2010/main" val="0"/>
+                        </a:ext>
+                      </a:extLst>
+                    </a:blip>
+                    <a:srcRect/>
+                    <a:stretch>
+                      <a:fillRect/>
+                    </a:stretch>
+                  </pic:blipFill>
+                  <pic:spPr bwMode="auto">
+                    <a:xfrm>
+                      <a:off x="0" y="0"/>
+                      <a:ext cx="2215969" cy="1353484"/>
+                    </a:xfrm>
+                    <a:prstGeom prst="rect">
+                      <a:avLst/>
+                    </a:prstGeom>
+                    <a:noFill/>
+                    <a:ln>
+                      <a:noFill/>
+                    </a:ln>
+                  </pic:spPr>
+                </pic:pic>
+              </a:graphicData>
+            </a:graphic>
+          </wp:inline>
+        </w:drawing>
+      </w:r>
+    </w:p>
+    <w:p>
+      <w:pPr>
+        <w:widowControl/>
         <w:jc w:val="left"/>
         <w:rPr>
           <w:rFonts w:ascii="Tahoma" w:eastAsia="微软雅黑" w:hAnsi="Tahoma"/>
@@ -1434,6 +1653,150 @@
     </w:p>
     <w:p>
       <w:pPr>
+        <w:pStyle w:val="4"/>
+        <w:snapToGrid w:val="0"/>
+        <w:spacing w:before="120" w:after="120" w:line="240" w:lineRule="auto"/>
+        <w:rPr>
+          <w:rFonts w:ascii="微软雅黑" w:eastAsia="微软雅黑" w:hAnsi="微软雅黑" w:hint="eastAsia"/>
+          <w:sz w:val="22"/>
+          <w:szCs w:val="22"/>
+        </w:rPr>
+      </w:pPr>
+      <w:r>
+        <w:rPr>
+          <w:rFonts w:ascii="微软雅黑" w:eastAsia="微软雅黑" w:hAnsi="微软雅黑" w:hint="eastAsia"/>
+          <w:sz w:val="22"/>
+          <w:szCs w:val="22"/>
+        </w:rPr>
+        <w:t>2</w:t>
+      </w:r>
+      <w:r>
+        <w:rPr>
+          <w:rFonts w:ascii="微软雅黑" w:eastAsia="微软雅黑" w:hAnsi="微软雅黑" w:hint="eastAsia"/>
+          <w:sz w:val="22"/>
+          <w:szCs w:val="22"/>
+        </w:rPr>
+        <w:t>）</w:t>
+      </w:r>
+      <w:r>
+        <w:rPr>
+          <w:rFonts w:ascii="微软雅黑" w:eastAsia="微软雅黑" w:hAnsi="微软雅黑" w:hint="eastAsia"/>
+          <w:sz w:val="22"/>
+          <w:szCs w:val="22"/>
+        </w:rPr>
+        <w:t>声音设置</w:t>
+      </w:r>
+    </w:p>
+    <w:p>
+      <w:pPr>
+        <w:widowControl/>
+        <w:adjustRightInd w:val="0"/>
+        <w:snapToGrid w:val="0"/>
+        <w:jc w:val="left"/>
+        <w:rPr>
+          <w:rFonts w:ascii="Tahoma" w:eastAsia="微软雅黑" w:hAnsi="Tahoma"/>
+          <w:kern w:val="0"/>
+          <w:sz w:val="22"/>
+        </w:rPr>
+      </w:pPr>
+      <w:r>
+        <w:rPr>
+          <w:rFonts w:ascii="Tahoma" w:eastAsia="微软雅黑" w:hAnsi="Tahoma" w:hint="eastAsia"/>
+          <w:kern w:val="0"/>
+          <w:sz w:val="22"/>
+        </w:rPr>
+        <w:t>获得物品时，需要播放</w:t>
+      </w:r>
+      <w:r>
+        <w:rPr>
+          <w:rFonts w:ascii="Tahoma" w:eastAsia="微软雅黑" w:hAnsi="Tahoma" w:hint="eastAsia"/>
+          <w:kern w:val="0"/>
+          <w:sz w:val="22"/>
+        </w:rPr>
+        <w:t>me</w:t>
+      </w:r>
+      <w:r>
+        <w:rPr>
+          <w:rFonts w:ascii="Tahoma" w:eastAsia="微软雅黑" w:hAnsi="Tahoma" w:hint="eastAsia"/>
+          <w:kern w:val="0"/>
+          <w:sz w:val="22"/>
+        </w:rPr>
+        <w:t>声音。</w:t>
+      </w:r>
+    </w:p>
+    <w:p>
+      <w:pPr>
+        <w:widowControl/>
+        <w:adjustRightInd w:val="0"/>
+        <w:snapToGrid w:val="0"/>
+        <w:jc w:val="center"/>
+        <w:rPr>
+          <w:rFonts w:ascii="Tahoma" w:eastAsia="微软雅黑" w:hAnsi="Tahoma"/>
+          <w:kern w:val="0"/>
+          <w:sz w:val="22"/>
+        </w:rPr>
+      </w:pPr>
+      <w:r>
+        <w:rPr>
+          <w:rFonts w:ascii="Tahoma" w:eastAsia="微软雅黑" w:hAnsi="Tahoma"/>
+          <w:noProof/>
+          <w:kern w:val="0"/>
+          <w:sz w:val="22"/>
+        </w:rPr>
+        <w:drawing>
+          <wp:inline distT="0" distB="0" distL="0" distR="0" wp14:anchorId="12D20E99" wp14:editId="7ECD02B7">
+            <wp:extent cx="5050255" cy="943655"/>
+            <wp:effectExtent l="19050" t="19050" r="17145" b="27940"/>
+            <wp:docPr id="1582806530" name="图片 3"/>
+            <wp:cNvGraphicFramePr>
+              <a:graphicFrameLocks xmlns:a="http://schemas.openxmlformats.org/drawingml/2006/main" noChangeAspect="1"/>
+            </wp:cNvGraphicFramePr>
+            <a:graphic xmlns:a="http://schemas.openxmlformats.org/drawingml/2006/main">
+              <a:graphicData uri="http://schemas.openxmlformats.org/drawingml/2006/picture">
+                <pic:pic xmlns:pic="http://schemas.openxmlformats.org/drawingml/2006/picture">
+                  <pic:nvPicPr>
+                    <pic:cNvPr id="0" name="Picture 6"/>
+                    <pic:cNvPicPr>
+                      <a:picLocks noChangeAspect="1" noChangeArrowheads="1"/>
+                    </pic:cNvPicPr>
+                  </pic:nvPicPr>
+                  <pic:blipFill>
+                    <a:blip r:embed="rId15">
+                      <a:extLst>
+                        <a:ext uri="{28A0092B-C50C-407E-A947-70E740481C1C}">
+                          <a14:useLocalDpi xmlns:a14="http://schemas.microsoft.com/office/drawing/2010/main" val="0"/>
+                        </a:ext>
+                      </a:extLst>
+                    </a:blip>
+                    <a:srcRect/>
+                    <a:stretch>
+                      <a:fillRect/>
+                    </a:stretch>
+                  </pic:blipFill>
+                  <pic:spPr bwMode="auto">
+                    <a:xfrm>
+                      <a:off x="0" y="0"/>
+                      <a:ext cx="5053696" cy="944298"/>
+                    </a:xfrm>
+                    <a:prstGeom prst="rect">
+                      <a:avLst/>
+                    </a:prstGeom>
+                    <a:noFill/>
+                    <a:ln w="9525">
+                      <a:solidFill>
+                        <a:schemeClr val="tx1"/>
+                      </a:solidFill>
+                    </a:ln>
+                  </pic:spPr>
+                </pic:pic>
+              </a:graphicData>
+            </a:graphic>
+          </wp:inline>
+        </w:drawing>
+      </w:r>
+    </w:p>
+    <w:p>
+      <w:pPr>
         <w:widowControl/>
         <w:jc w:val="left"/>
         <w:rPr>
@@ -1444,7 +1807,107 @@
           <w:sz w:val="22"/>
         </w:rPr>
       </w:pPr>
-      <w:r>
+    </w:p>
+    <w:p>
+      <w:pPr>
+        <w:pStyle w:val="4"/>
+        <w:snapToGrid w:val="0"/>
+        <w:spacing w:before="120" w:after="120" w:line="240" w:lineRule="auto"/>
+        <w:rPr>
+          <w:rFonts w:ascii="微软雅黑" w:eastAsia="微软雅黑" w:hAnsi="微软雅黑" w:hint="eastAsia"/>
+          <w:sz w:val="22"/>
+          <w:szCs w:val="22"/>
+        </w:rPr>
+      </w:pPr>
+      <w:r>
+        <w:rPr>
+          <w:rFonts w:ascii="微软雅黑" w:eastAsia="微软雅黑" w:hAnsi="微软雅黑" w:hint="eastAsia"/>
+          <w:sz w:val="22"/>
+          <w:szCs w:val="22"/>
+        </w:rPr>
+        <w:t>3</w:t>
+      </w:r>
+      <w:r>
+        <w:rPr>
+          <w:rFonts w:ascii="微软雅黑" w:eastAsia="微软雅黑" w:hAnsi="微软雅黑" w:hint="eastAsia"/>
+          <w:sz w:val="22"/>
+          <w:szCs w:val="22"/>
+        </w:rPr>
+        <w:t>）</w:t>
+      </w:r>
+      <w:r>
+        <w:rPr>
+          <w:rFonts w:ascii="微软雅黑" w:eastAsia="微软雅黑" w:hAnsi="微软雅黑" w:hint="eastAsia"/>
+          <w:sz w:val="22"/>
+          <w:szCs w:val="22"/>
+        </w:rPr>
+        <w:t>物品设置</w:t>
+      </w:r>
+    </w:p>
+    <w:p>
+      <w:pPr>
+        <w:widowControl/>
+        <w:adjustRightInd w:val="0"/>
+        <w:snapToGrid w:val="0"/>
+        <w:jc w:val="left"/>
+        <w:rPr>
+          <w:rFonts w:ascii="Tahoma" w:eastAsia="微软雅黑" w:hAnsi="Tahoma"/>
+          <w:kern w:val="0"/>
+          <w:sz w:val="22"/>
+        </w:rPr>
+      </w:pPr>
+      <w:r>
+        <w:rPr>
+          <w:rFonts w:ascii="Tahoma" w:eastAsia="微软雅黑" w:hAnsi="Tahoma" w:hint="eastAsia"/>
+          <w:kern w:val="0"/>
+          <w:sz w:val="22"/>
+        </w:rPr>
+        <w:t>为了方便起见，这里定义一个物品。</w:t>
+      </w:r>
+    </w:p>
+    <w:p>
+      <w:pPr>
+        <w:widowControl/>
+        <w:adjustRightInd w:val="0"/>
+        <w:snapToGrid w:val="0"/>
+        <w:jc w:val="left"/>
+        <w:rPr>
+          <w:rFonts w:ascii="Tahoma" w:eastAsia="微软雅黑" w:hAnsi="Tahoma"/>
+          <w:kern w:val="0"/>
+          <w:sz w:val="22"/>
+        </w:rPr>
+      </w:pPr>
+      <w:r>
+        <w:rPr>
+          <w:rFonts w:ascii="Tahoma" w:eastAsia="微软雅黑" w:hAnsi="Tahoma" w:hint="eastAsia"/>
+          <w:kern w:val="0"/>
+          <w:sz w:val="22"/>
+        </w:rPr>
+        <w:t>“物品积累时”插件需要根据这个物品</w:t>
+      </w:r>
+      <w:r>
+        <w:rPr>
+          <w:rFonts w:ascii="Tahoma" w:eastAsia="微软雅黑" w:hAnsi="Tahoma" w:hint="eastAsia"/>
+          <w:kern w:val="0"/>
+          <w:sz w:val="22"/>
+        </w:rPr>
+        <w:t>id</w:t>
+      </w:r>
+      <w:r>
+        <w:rPr>
+          <w:rFonts w:ascii="Tahoma" w:eastAsia="微软雅黑" w:hAnsi="Tahoma" w:hint="eastAsia"/>
+          <w:kern w:val="0"/>
+          <w:sz w:val="22"/>
+        </w:rPr>
+        <w:t>，来判断物品的获得次数。</w:t>
+      </w:r>
+    </w:p>
+    <w:p>
+      <w:pPr>
+        <w:widowControl/>
+        <w:adjustRightInd w:val="0"/>
+        <w:snapToGrid w:val="0"/>
+        <w:jc w:val="center"/>
         <w:rPr>
           <w:rFonts w:ascii="Tahoma" w:eastAsia="微软雅黑" w:hAnsi="Tahoma"/>
           <w:b/>
@@ -1452,6 +1915,845 @@
           <w:kern w:val="0"/>
           <w:sz w:val="22"/>
         </w:rPr>
+      </w:pPr>
+      <w:r>
+        <w:rPr>
+          <w:noProof/>
+        </w:rPr>
+        <w:drawing>
+          <wp:inline distT="0" distB="0" distL="0" distR="0" wp14:anchorId="65B61B7E" wp14:editId="054CFD81">
+            <wp:extent cx="5167029" cy="1361742"/>
+            <wp:effectExtent l="0" t="0" r="0" b="0"/>
+            <wp:docPr id="1614257667" name="图片 4"/>
+            <wp:cNvGraphicFramePr>
+              <a:graphicFrameLocks xmlns:a="http://schemas.openxmlformats.org/drawingml/2006/main" noChangeAspect="1"/>
+            </wp:cNvGraphicFramePr>
+            <a:graphic xmlns:a="http://schemas.openxmlformats.org/drawingml/2006/main">
+              <a:graphicData uri="http://schemas.openxmlformats.org/drawingml/2006/picture">
+                <pic:pic xmlns:pic="http://schemas.openxmlformats.org/drawingml/2006/picture">
+                  <pic:nvPicPr>
+                    <pic:cNvPr id="0" name="Picture 8"/>
+                    <pic:cNvPicPr>
+                      <a:picLocks noChangeAspect="1" noChangeArrowheads="1"/>
+                    </pic:cNvPicPr>
+                  </pic:nvPicPr>
+                  <pic:blipFill>
+                    <a:blip r:embed="rId16">
+                      <a:extLst>
+                        <a:ext uri="{28A0092B-C50C-407E-A947-70E740481C1C}">
+                          <a14:useLocalDpi xmlns:a14="http://schemas.microsoft.com/office/drawing/2010/main" val="0"/>
+                        </a:ext>
+                      </a:extLst>
+                    </a:blip>
+                    <a:srcRect/>
+                    <a:stretch>
+                      <a:fillRect/>
+                    </a:stretch>
+                  </pic:blipFill>
+                  <pic:spPr bwMode="auto">
+                    <a:xfrm>
+                      <a:off x="0" y="0"/>
+                      <a:ext cx="5170468" cy="1362648"/>
+                    </a:xfrm>
+                    <a:prstGeom prst="rect">
+                      <a:avLst/>
+                    </a:prstGeom>
+                    <a:noFill/>
+                    <a:ln>
+                      <a:noFill/>
+                    </a:ln>
+                  </pic:spPr>
+                </pic:pic>
+              </a:graphicData>
+            </a:graphic>
+          </wp:inline>
+        </w:drawing>
+      </w:r>
+    </w:p>
+    <w:p>
+      <w:pPr>
+        <w:widowControl/>
+        <w:jc w:val="left"/>
+        <w:rPr>
+          <w:rFonts w:ascii="Tahoma" w:eastAsia="微软雅黑" w:hAnsi="Tahoma"/>
+          <w:b/>
+          <w:bCs/>
+          <w:kern w:val="0"/>
+          <w:sz w:val="22"/>
+        </w:rPr>
+      </w:pPr>
+    </w:p>
+    <w:p>
+      <w:pPr>
+        <w:pStyle w:val="4"/>
+        <w:snapToGrid w:val="0"/>
+        <w:spacing w:before="120" w:after="120" w:line="240" w:lineRule="auto"/>
+        <w:rPr>
+          <w:rFonts w:ascii="微软雅黑" w:eastAsia="微软雅黑" w:hAnsi="微软雅黑" w:hint="eastAsia"/>
+          <w:sz w:val="22"/>
+          <w:szCs w:val="22"/>
+        </w:rPr>
+      </w:pPr>
+      <w:r>
+        <w:rPr>
+          <w:rFonts w:ascii="微软雅黑" w:eastAsia="微软雅黑" w:hAnsi="微软雅黑" w:hint="eastAsia"/>
+          <w:sz w:val="22"/>
+          <w:szCs w:val="22"/>
+        </w:rPr>
+        <w:lastRenderedPageBreak/>
+        <w:t>4</w:t>
+      </w:r>
+      <w:r>
+        <w:rPr>
+          <w:rFonts w:ascii="微软雅黑" w:eastAsia="微软雅黑" w:hAnsi="微软雅黑" w:hint="eastAsia"/>
+          <w:sz w:val="22"/>
+          <w:szCs w:val="22"/>
+        </w:rPr>
+        <w:t>）</w:t>
+      </w:r>
+      <w:r>
+        <w:rPr>
+          <w:rFonts w:ascii="微软雅黑" w:eastAsia="微软雅黑" w:hAnsi="微软雅黑" w:hint="eastAsia"/>
+          <w:sz w:val="22"/>
+          <w:szCs w:val="22"/>
+        </w:rPr>
+        <w:t>模板管理层</w:t>
+      </w:r>
+    </w:p>
+    <w:p>
+      <w:pPr>
+        <w:widowControl/>
+        <w:adjustRightInd w:val="0"/>
+        <w:snapToGrid w:val="0"/>
+        <w:jc w:val="left"/>
+        <w:rPr>
+          <w:rFonts w:ascii="Tahoma" w:eastAsia="微软雅黑" w:hAnsi="Tahoma"/>
+          <w:kern w:val="0"/>
+          <w:sz w:val="22"/>
+        </w:rPr>
+      </w:pPr>
+      <w:r>
+        <w:rPr>
+          <w:rFonts w:ascii="Tahoma" w:eastAsia="微软雅黑" w:hAnsi="Tahoma" w:hint="eastAsia"/>
+          <w:kern w:val="0"/>
+          <w:sz w:val="22"/>
+        </w:rPr>
+        <w:t>需要一个模板管理层的地图，用于复制事件。</w:t>
+      </w:r>
+    </w:p>
+    <w:p>
+      <w:pPr>
+        <w:widowControl/>
+        <w:adjustRightInd w:val="0"/>
+        <w:snapToGrid w:val="0"/>
+        <w:jc w:val="left"/>
+        <w:rPr>
+          <w:rFonts w:ascii="Tahoma" w:eastAsia="微软雅黑" w:hAnsi="Tahoma"/>
+          <w:kern w:val="0"/>
+          <w:sz w:val="22"/>
+        </w:rPr>
+      </w:pPr>
+      <w:r>
+        <w:rPr>
+          <w:rFonts w:ascii="Tahoma" w:eastAsia="微软雅黑" w:hAnsi="Tahoma" w:hint="eastAsia"/>
+          <w:kern w:val="0"/>
+          <w:sz w:val="22"/>
+        </w:rPr>
+        <w:t>该事件就是一个穿透的事件，没有任何</w:t>
+      </w:r>
+      <w:r>
+        <w:rPr>
+          <w:rFonts w:ascii="Tahoma" w:eastAsia="微软雅黑" w:hAnsi="Tahoma" w:hint="eastAsia"/>
+          <w:kern w:val="0"/>
+          <w:sz w:val="22"/>
+        </w:rPr>
+        <w:t>事件指令</w:t>
+      </w:r>
+      <w:r>
+        <w:rPr>
+          <w:rFonts w:ascii="Tahoma" w:eastAsia="微软雅黑" w:hAnsi="Tahoma" w:hint="eastAsia"/>
+          <w:kern w:val="0"/>
+          <w:sz w:val="22"/>
+        </w:rPr>
+        <w:t>。</w:t>
+      </w:r>
+    </w:p>
+    <w:p>
+      <w:pPr>
+        <w:widowControl/>
+        <w:adjustRightInd w:val="0"/>
+        <w:snapToGrid w:val="0"/>
+        <w:jc w:val="center"/>
+        <w:rPr>
+          <w:rFonts w:ascii="Tahoma" w:eastAsia="微软雅黑" w:hAnsi="Tahoma"/>
+          <w:kern w:val="0"/>
+          <w:sz w:val="22"/>
+        </w:rPr>
+      </w:pPr>
+      <w:r>
+        <w:rPr>
+          <w:rFonts w:ascii="Tahoma" w:eastAsia="微软雅黑" w:hAnsi="Tahoma"/>
+          <w:noProof/>
+          <w:kern w:val="0"/>
+          <w:sz w:val="22"/>
+        </w:rPr>
+        <w:drawing>
+          <wp:inline distT="0" distB="0" distL="0" distR="0" wp14:anchorId="0CED6449" wp14:editId="13D4C917">
+            <wp:extent cx="2791460" cy="954405"/>
+            <wp:effectExtent l="0" t="0" r="8890" b="0"/>
+            <wp:docPr id="1171099038" name="图片 5"/>
+            <wp:cNvGraphicFramePr>
+              <a:graphicFrameLocks xmlns:a="http://schemas.openxmlformats.org/drawingml/2006/main" noChangeAspect="1"/>
+            </wp:cNvGraphicFramePr>
+            <a:graphic xmlns:a="http://schemas.openxmlformats.org/drawingml/2006/main">
+              <a:graphicData uri="http://schemas.openxmlformats.org/drawingml/2006/picture">
+                <pic:pic xmlns:pic="http://schemas.openxmlformats.org/drawingml/2006/picture">
+                  <pic:nvPicPr>
+                    <pic:cNvPr id="0" name="Picture 10"/>
+                    <pic:cNvPicPr>
+                      <a:picLocks noChangeAspect="1" noChangeArrowheads="1"/>
+                    </pic:cNvPicPr>
+                  </pic:nvPicPr>
+                  <pic:blipFill>
+                    <a:blip r:embed="rId17">
+                      <a:extLst>
+                        <a:ext uri="{28A0092B-C50C-407E-A947-70E740481C1C}">
+                          <a14:useLocalDpi xmlns:a14="http://schemas.microsoft.com/office/drawing/2010/main" val="0"/>
+                        </a:ext>
+                      </a:extLst>
+                    </a:blip>
+                    <a:srcRect/>
+                    <a:stretch>
+                      <a:fillRect/>
+                    </a:stretch>
+                  </pic:blipFill>
+                  <pic:spPr bwMode="auto">
+                    <a:xfrm>
+                      <a:off x="0" y="0"/>
+                      <a:ext cx="2791460" cy="954405"/>
+                    </a:xfrm>
+                    <a:prstGeom prst="rect">
+                      <a:avLst/>
+                    </a:prstGeom>
+                    <a:noFill/>
+                    <a:ln>
+                      <a:noFill/>
+                    </a:ln>
+                  </pic:spPr>
+                </pic:pic>
+              </a:graphicData>
+            </a:graphic>
+          </wp:inline>
+        </w:drawing>
+      </w:r>
+    </w:p>
+    <w:p>
+      <w:pPr>
+        <w:widowControl/>
+        <w:adjustRightInd w:val="0"/>
+        <w:snapToGrid w:val="0"/>
+        <w:jc w:val="center"/>
+        <w:rPr>
+          <w:rFonts w:ascii="Tahoma" w:eastAsia="微软雅黑" w:hAnsi="Tahoma"/>
+          <w:kern w:val="0"/>
+          <w:sz w:val="22"/>
+        </w:rPr>
+      </w:pPr>
+      <w:r>
+        <w:rPr>
+          <w:rFonts w:ascii="Tahoma" w:eastAsia="微软雅黑" w:hAnsi="Tahoma"/>
+          <w:noProof/>
+          <w:kern w:val="0"/>
+          <w:sz w:val="22"/>
+        </w:rPr>
+        <w:drawing>
+          <wp:inline distT="0" distB="0" distL="0" distR="0" wp14:anchorId="3EA1AA67" wp14:editId="2E42F44D">
+            <wp:extent cx="3391117" cy="2320624"/>
+            <wp:effectExtent l="0" t="0" r="0" b="3810"/>
+            <wp:docPr id="86503439" name="图片 6"/>
+            <wp:cNvGraphicFramePr>
+              <a:graphicFrameLocks xmlns:a="http://schemas.openxmlformats.org/drawingml/2006/main" noChangeAspect="1"/>
+            </wp:cNvGraphicFramePr>
+            <a:graphic xmlns:a="http://schemas.openxmlformats.org/drawingml/2006/main">
+              <a:graphicData uri="http://schemas.openxmlformats.org/drawingml/2006/picture">
+                <pic:pic xmlns:pic="http://schemas.openxmlformats.org/drawingml/2006/picture">
+                  <pic:nvPicPr>
+                    <pic:cNvPr id="0" name="Picture 12"/>
+                    <pic:cNvPicPr>
+                      <a:picLocks noChangeAspect="1" noChangeArrowheads="1"/>
+                    </pic:cNvPicPr>
+                  </pic:nvPicPr>
+                  <pic:blipFill>
+                    <a:blip r:embed="rId18">
+                      <a:extLst>
+                        <a:ext uri="{28A0092B-C50C-407E-A947-70E740481C1C}">
+                          <a14:useLocalDpi xmlns:a14="http://schemas.microsoft.com/office/drawing/2010/main" val="0"/>
+                        </a:ext>
+                      </a:extLst>
+                    </a:blip>
+                    <a:srcRect/>
+                    <a:stretch>
+                      <a:fillRect/>
+                    </a:stretch>
+                  </pic:blipFill>
+                  <pic:spPr bwMode="auto">
+                    <a:xfrm>
+                      <a:off x="0" y="0"/>
+                      <a:ext cx="3401272" cy="2327573"/>
+                    </a:xfrm>
+                    <a:prstGeom prst="rect">
+                      <a:avLst/>
+                    </a:prstGeom>
+                    <a:noFill/>
+                    <a:ln>
+                      <a:noFill/>
+                    </a:ln>
+                  </pic:spPr>
+                </pic:pic>
+              </a:graphicData>
+            </a:graphic>
+          </wp:inline>
+        </w:drawing>
+      </w:r>
+    </w:p>
+    <w:p>
+      <w:pPr>
+        <w:widowControl/>
+        <w:jc w:val="left"/>
+        <w:rPr>
+          <w:rFonts w:ascii="Tahoma" w:eastAsia="微软雅黑" w:hAnsi="Tahoma"/>
+          <w:b/>
+          <w:bCs/>
+          <w:kern w:val="0"/>
+          <w:sz w:val="22"/>
+        </w:rPr>
+      </w:pPr>
+    </w:p>
+    <w:p>
+      <w:pPr>
+        <w:pStyle w:val="4"/>
+        <w:snapToGrid w:val="0"/>
+        <w:spacing w:before="120" w:after="120" w:line="240" w:lineRule="auto"/>
+        <w:rPr>
+          <w:rFonts w:ascii="微软雅黑" w:eastAsia="微软雅黑" w:hAnsi="微软雅黑" w:hint="eastAsia"/>
+          <w:sz w:val="22"/>
+          <w:szCs w:val="22"/>
+        </w:rPr>
+      </w:pPr>
+      <w:r>
+        <w:rPr>
+          <w:rFonts w:ascii="微软雅黑" w:eastAsia="微软雅黑" w:hAnsi="微软雅黑" w:hint="eastAsia"/>
+          <w:sz w:val="22"/>
+          <w:szCs w:val="22"/>
+        </w:rPr>
+        <w:t>5</w:t>
+      </w:r>
+      <w:r>
+        <w:rPr>
+          <w:rFonts w:ascii="微软雅黑" w:eastAsia="微软雅黑" w:hAnsi="微软雅黑" w:hint="eastAsia"/>
+          <w:sz w:val="22"/>
+          <w:szCs w:val="22"/>
+        </w:rPr>
+        <w:t>）</w:t>
+      </w:r>
+      <w:r>
+        <w:rPr>
+          <w:rFonts w:ascii="微软雅黑" w:eastAsia="微软雅黑" w:hAnsi="微软雅黑" w:hint="eastAsia"/>
+          <w:sz w:val="22"/>
+          <w:szCs w:val="22"/>
+        </w:rPr>
+        <w:t>插件配置-行走图魔法圈</w:t>
+      </w:r>
+    </w:p>
+    <w:p>
+      <w:pPr>
+        <w:widowControl/>
+        <w:adjustRightInd w:val="0"/>
+        <w:snapToGrid w:val="0"/>
+        <w:jc w:val="left"/>
+        <w:rPr>
+          <w:rFonts w:ascii="Tahoma" w:eastAsia="微软雅黑" w:hAnsi="Tahoma"/>
+          <w:kern w:val="0"/>
+          <w:sz w:val="22"/>
+        </w:rPr>
+      </w:pPr>
+      <w:r>
+        <w:rPr>
+          <w:rFonts w:ascii="Tahoma" w:eastAsia="微软雅黑" w:hAnsi="Tahoma" w:hint="eastAsia"/>
+          <w:kern w:val="0"/>
+          <w:sz w:val="22"/>
+        </w:rPr>
+        <w:t>留意“行走图魔法圈”插件中的配置，对应了物品的光芒。</w:t>
+      </w:r>
+    </w:p>
+    <w:p>
+      <w:pPr>
+        <w:widowControl/>
+        <w:adjustRightInd w:val="0"/>
+        <w:snapToGrid w:val="0"/>
+        <w:jc w:val="center"/>
+        <w:rPr>
+          <w:rFonts w:ascii="Tahoma" w:eastAsia="微软雅黑" w:hAnsi="Tahoma"/>
+          <w:kern w:val="0"/>
+          <w:sz w:val="22"/>
+        </w:rPr>
+      </w:pPr>
+      <w:r>
+        <w:rPr>
+          <w:rFonts w:ascii="Tahoma" w:eastAsia="微软雅黑" w:hAnsi="Tahoma"/>
+          <w:noProof/>
+          <w:kern w:val="0"/>
+          <w:sz w:val="22"/>
+        </w:rPr>
+        <w:drawing>
+          <wp:inline distT="0" distB="0" distL="0" distR="0" wp14:anchorId="228D40F0" wp14:editId="20010C9C">
+            <wp:extent cx="3197392" cy="1418924"/>
+            <wp:effectExtent l="19050" t="19050" r="22225" b="10160"/>
+            <wp:docPr id="1208577852" name="图片 8"/>
+            <wp:cNvGraphicFramePr>
+              <a:graphicFrameLocks xmlns:a="http://schemas.openxmlformats.org/drawingml/2006/main" noChangeAspect="1"/>
+            </wp:cNvGraphicFramePr>
+            <a:graphic xmlns:a="http://schemas.openxmlformats.org/drawingml/2006/main">
+              <a:graphicData uri="http://schemas.openxmlformats.org/drawingml/2006/picture">
+                <pic:pic xmlns:pic="http://schemas.openxmlformats.org/drawingml/2006/picture">
+                  <pic:nvPicPr>
+                    <pic:cNvPr id="0" name="Picture 16"/>
+                    <pic:cNvPicPr>
+                      <a:picLocks noChangeAspect="1" noChangeArrowheads="1"/>
+                    </pic:cNvPicPr>
+                  </pic:nvPicPr>
+                  <pic:blipFill>
+                    <a:blip r:embed="rId19">
+                      <a:extLst>
+                        <a:ext uri="{28A0092B-C50C-407E-A947-70E740481C1C}">
+                          <a14:useLocalDpi xmlns:a14="http://schemas.microsoft.com/office/drawing/2010/main" val="0"/>
+                        </a:ext>
+                      </a:extLst>
+                    </a:blip>
+                    <a:srcRect/>
+                    <a:stretch>
+                      <a:fillRect/>
+                    </a:stretch>
+                  </pic:blipFill>
+                  <pic:spPr bwMode="auto">
+                    <a:xfrm>
+                      <a:off x="0" y="0"/>
+                      <a:ext cx="3207016" cy="1423195"/>
+                    </a:xfrm>
+                    <a:prstGeom prst="rect">
+                      <a:avLst/>
+                    </a:prstGeom>
+                    <a:noFill/>
+                    <a:ln w="9525">
+                      <a:solidFill>
+                        <a:schemeClr val="tx1"/>
+                      </a:solidFill>
+                    </a:ln>
+                  </pic:spPr>
+                </pic:pic>
+              </a:graphicData>
+            </a:graphic>
+          </wp:inline>
+        </w:drawing>
+      </w:r>
+    </w:p>
+    <w:p>
+      <w:pPr>
+        <w:widowControl/>
+        <w:adjustRightInd w:val="0"/>
+        <w:snapToGrid w:val="0"/>
+        <w:jc w:val="center"/>
+        <w:rPr>
+          <w:rFonts w:ascii="Tahoma" w:eastAsia="微软雅黑" w:hAnsi="Tahoma"/>
+          <w:kern w:val="0"/>
+          <w:sz w:val="22"/>
+        </w:rPr>
+      </w:pPr>
+      <w:r>
+        <w:rPr>
+          <w:rFonts w:ascii="Tahoma" w:eastAsia="微软雅黑" w:hAnsi="Tahoma"/>
+          <w:noProof/>
+          <w:kern w:val="0"/>
+          <w:sz w:val="22"/>
+        </w:rPr>
+        <w:drawing>
+          <wp:inline distT="0" distB="0" distL="0" distR="0" wp14:anchorId="6BB41E5E" wp14:editId="7F38C949">
+            <wp:extent cx="4768150" cy="2255485"/>
+            <wp:effectExtent l="0" t="0" r="0" b="0"/>
+            <wp:docPr id="735437723" name="图片 7"/>
+            <wp:cNvGraphicFramePr>
+              <a:graphicFrameLocks xmlns:a="http://schemas.openxmlformats.org/drawingml/2006/main" noChangeAspect="1"/>
+            </wp:cNvGraphicFramePr>
+            <a:graphic xmlns:a="http://schemas.openxmlformats.org/drawingml/2006/main">
+              <a:graphicData uri="http://schemas.openxmlformats.org/drawingml/2006/picture">
+                <pic:pic xmlns:pic="http://schemas.openxmlformats.org/drawingml/2006/picture">
+                  <pic:nvPicPr>
+                    <pic:cNvPr id="0" name="Picture 14"/>
+                    <pic:cNvPicPr>
+                      <a:picLocks noChangeAspect="1" noChangeArrowheads="1"/>
+                    </pic:cNvPicPr>
+                  </pic:nvPicPr>
+                  <pic:blipFill>
+                    <a:blip r:embed="rId20">
+                      <a:extLst>
+                        <a:ext uri="{28A0092B-C50C-407E-A947-70E740481C1C}">
+                          <a14:useLocalDpi xmlns:a14="http://schemas.microsoft.com/office/drawing/2010/main" val="0"/>
+                        </a:ext>
+                      </a:extLst>
+                    </a:blip>
+                    <a:srcRect/>
+                    <a:stretch>
+                      <a:fillRect/>
+                    </a:stretch>
+                  </pic:blipFill>
+                  <pic:spPr bwMode="auto">
+                    <a:xfrm>
+                      <a:off x="0" y="0"/>
+                      <a:ext cx="4780360" cy="2261261"/>
+                    </a:xfrm>
+                    <a:prstGeom prst="rect">
+                      <a:avLst/>
+                    </a:prstGeom>
+                    <a:noFill/>
+                    <a:ln>
+                      <a:noFill/>
+                    </a:ln>
+                  </pic:spPr>
+                </pic:pic>
+              </a:graphicData>
+            </a:graphic>
+          </wp:inline>
+        </w:drawing>
+      </w:r>
+    </w:p>
+    <w:p>
+      <w:pPr>
+        <w:widowControl/>
+        <w:adjustRightInd w:val="0"/>
+        <w:snapToGrid w:val="0"/>
+        <w:jc w:val="left"/>
+        <w:rPr>
+          <w:rFonts w:ascii="Tahoma" w:eastAsia="微软雅黑" w:hAnsi="Tahoma"/>
+          <w:kern w:val="0"/>
+          <w:sz w:val="22"/>
+        </w:rPr>
+      </w:pPr>
+    </w:p>
+    <w:p>
+      <w:pPr>
+        <w:pStyle w:val="4"/>
+        <w:snapToGrid w:val="0"/>
+        <w:spacing w:before="120" w:after="120" w:line="240" w:lineRule="auto"/>
+        <w:rPr>
+          <w:rFonts w:ascii="微软雅黑" w:eastAsia="微软雅黑" w:hAnsi="微软雅黑" w:hint="eastAsia"/>
+          <w:sz w:val="22"/>
+          <w:szCs w:val="22"/>
+        </w:rPr>
+      </w:pPr>
+      <w:r>
+        <w:rPr>
+          <w:rFonts w:ascii="微软雅黑" w:eastAsia="微软雅黑" w:hAnsi="微软雅黑" w:hint="eastAsia"/>
+          <w:sz w:val="22"/>
+          <w:szCs w:val="22"/>
+        </w:rPr>
+        <w:lastRenderedPageBreak/>
+        <w:t>6</w:t>
+      </w:r>
+      <w:r>
+        <w:rPr>
+          <w:rFonts w:ascii="微软雅黑" w:eastAsia="微软雅黑" w:hAnsi="微软雅黑" w:hint="eastAsia"/>
+          <w:sz w:val="22"/>
+          <w:szCs w:val="22"/>
+        </w:rPr>
+        <w:t>）</w:t>
+      </w:r>
+      <w:r>
+        <w:rPr>
+          <w:rFonts w:ascii="微软雅黑" w:eastAsia="微软雅黑" w:hAnsi="微软雅黑" w:hint="eastAsia"/>
+          <w:sz w:val="22"/>
+          <w:szCs w:val="22"/>
+        </w:rPr>
+        <w:t>插件配置-物品积累时</w:t>
+      </w:r>
+    </w:p>
+    <w:p>
+      <w:pPr>
+        <w:widowControl/>
+        <w:adjustRightInd w:val="0"/>
+        <w:snapToGrid w:val="0"/>
+        <w:jc w:val="left"/>
+        <w:rPr>
+          <w:rFonts w:ascii="Tahoma" w:eastAsia="微软雅黑" w:hAnsi="Tahoma"/>
+          <w:kern w:val="0"/>
+          <w:sz w:val="22"/>
+        </w:rPr>
+      </w:pPr>
+      <w:r>
+        <w:rPr>
+          <w:rFonts w:ascii="Tahoma" w:eastAsia="微软雅黑" w:hAnsi="Tahoma" w:hint="eastAsia"/>
+          <w:kern w:val="0"/>
+          <w:sz w:val="22"/>
+        </w:rPr>
+        <w:t>留意“物品积累时”插件中的配置，</w:t>
+      </w:r>
+    </w:p>
+    <w:p>
+      <w:pPr>
+        <w:widowControl/>
+        <w:adjustRightInd w:val="0"/>
+        <w:snapToGrid w:val="0"/>
+        <w:jc w:val="left"/>
+        <w:rPr>
+          <w:rFonts w:ascii="Tahoma" w:eastAsia="微软雅黑" w:hAnsi="Tahoma"/>
+          <w:kern w:val="0"/>
+          <w:sz w:val="22"/>
+        </w:rPr>
+      </w:pPr>
+      <w:r>
+        <w:rPr>
+          <w:rFonts w:ascii="Tahoma" w:eastAsia="微软雅黑" w:hAnsi="Tahoma" w:hint="eastAsia"/>
+          <w:kern w:val="0"/>
+          <w:sz w:val="22"/>
+        </w:rPr>
+        <w:t>需要绑定物品</w:t>
+      </w:r>
+      <w:r>
+        <w:rPr>
+          <w:rFonts w:ascii="Tahoma" w:eastAsia="微软雅黑" w:hAnsi="Tahoma" w:hint="eastAsia"/>
+          <w:kern w:val="0"/>
+          <w:sz w:val="22"/>
+        </w:rPr>
+        <w:t>id</w:t>
+      </w:r>
+      <w:r>
+        <w:rPr>
+          <w:rFonts w:ascii="Tahoma" w:eastAsia="微软雅黑" w:hAnsi="Tahoma" w:hint="eastAsia"/>
+          <w:kern w:val="0"/>
+          <w:sz w:val="22"/>
+        </w:rPr>
+        <w:t>和公共事件</w:t>
+      </w:r>
+      <w:r>
+        <w:rPr>
+          <w:rFonts w:ascii="Tahoma" w:eastAsia="微软雅黑" w:hAnsi="Tahoma" w:hint="eastAsia"/>
+          <w:kern w:val="0"/>
+          <w:sz w:val="22"/>
+        </w:rPr>
+        <w:t>id</w:t>
+      </w:r>
+      <w:r>
+        <w:rPr>
+          <w:rFonts w:ascii="Tahoma" w:eastAsia="微软雅黑" w:hAnsi="Tahoma" w:hint="eastAsia"/>
+          <w:kern w:val="0"/>
+          <w:sz w:val="22"/>
+        </w:rPr>
+        <w:t>。</w:t>
+      </w:r>
+    </w:p>
+    <w:p>
+      <w:pPr>
+        <w:widowControl/>
+        <w:adjustRightInd w:val="0"/>
+        <w:snapToGrid w:val="0"/>
+        <w:jc w:val="center"/>
+        <w:rPr>
+          <w:rFonts w:ascii="Tahoma" w:eastAsia="微软雅黑" w:hAnsi="Tahoma"/>
+          <w:kern w:val="0"/>
+          <w:sz w:val="22"/>
+        </w:rPr>
+      </w:pPr>
+      <w:r>
+        <w:rPr>
+          <w:noProof/>
+        </w:rPr>
+        <w:drawing>
+          <wp:inline distT="0" distB="0" distL="0" distR="0" wp14:anchorId="1BA2531C" wp14:editId="7669D76C">
+            <wp:extent cx="4825132" cy="2626926"/>
+            <wp:effectExtent l="0" t="0" r="0" b="2540"/>
+            <wp:docPr id="554727706" name="图片 10"/>
+            <wp:cNvGraphicFramePr>
+              <a:graphicFrameLocks xmlns:a="http://schemas.openxmlformats.org/drawingml/2006/main" noChangeAspect="1"/>
+            </wp:cNvGraphicFramePr>
+            <a:graphic xmlns:a="http://schemas.openxmlformats.org/drawingml/2006/main">
+              <a:graphicData uri="http://schemas.openxmlformats.org/drawingml/2006/picture">
+                <pic:pic xmlns:pic="http://schemas.openxmlformats.org/drawingml/2006/picture">
+                  <pic:nvPicPr>
+                    <pic:cNvPr id="0" name="Picture 20"/>
+                    <pic:cNvPicPr>
+                      <a:picLocks noChangeAspect="1" noChangeArrowheads="1"/>
+                    </pic:cNvPicPr>
+                  </pic:nvPicPr>
+                  <pic:blipFill>
+                    <a:blip r:embed="rId21">
+                      <a:extLst>
+                        <a:ext uri="{28A0092B-C50C-407E-A947-70E740481C1C}">
+                          <a14:useLocalDpi xmlns:a14="http://schemas.microsoft.com/office/drawing/2010/main" val="0"/>
+                        </a:ext>
+                      </a:extLst>
+                    </a:blip>
+                    <a:srcRect/>
+                    <a:stretch>
+                      <a:fillRect/>
+                    </a:stretch>
+                  </pic:blipFill>
+                  <pic:spPr bwMode="auto">
+                    <a:xfrm>
+                      <a:off x="0" y="0"/>
+                      <a:ext cx="4828259" cy="2628628"/>
+                    </a:xfrm>
+                    <a:prstGeom prst="rect">
+                      <a:avLst/>
+                    </a:prstGeom>
+                    <a:noFill/>
+                    <a:ln>
+                      <a:noFill/>
+                    </a:ln>
+                  </pic:spPr>
+                </pic:pic>
+              </a:graphicData>
+            </a:graphic>
+          </wp:inline>
+        </w:drawing>
+      </w:r>
+    </w:p>
+    <w:p>
+      <w:pPr>
+        <w:widowControl/>
+        <w:adjustRightInd w:val="0"/>
+        <w:jc w:val="left"/>
+        <w:rPr>
+          <w:rFonts w:ascii="Tahoma" w:eastAsia="微软雅黑" w:hAnsi="Tahoma"/>
+          <w:kern w:val="0"/>
+          <w:sz w:val="22"/>
+        </w:rPr>
+      </w:pPr>
+      <w:r>
+        <w:rPr>
+          <w:rFonts w:ascii="Tahoma" w:eastAsia="微软雅黑" w:hAnsi="Tahoma" w:hint="eastAsia"/>
+          <w:kern w:val="0"/>
+          <w:sz w:val="22"/>
+        </w:rPr>
+        <w:t>注意示例中，这两个</w:t>
+      </w:r>
+      <w:r>
+        <w:rPr>
+          <w:rFonts w:ascii="Tahoma" w:eastAsia="微软雅黑" w:hAnsi="Tahoma" w:hint="eastAsia"/>
+          <w:kern w:val="0"/>
+          <w:sz w:val="22"/>
+        </w:rPr>
+        <w:t>id</w:t>
+      </w:r>
+      <w:r>
+        <w:rPr>
+          <w:rFonts w:ascii="Tahoma" w:eastAsia="微软雅黑" w:hAnsi="Tahoma" w:hint="eastAsia"/>
+          <w:kern w:val="0"/>
+          <w:sz w:val="22"/>
+        </w:rPr>
+        <w:t>的值不一样。</w:t>
+      </w:r>
+    </w:p>
+    <w:p>
+      <w:pPr>
+        <w:widowControl/>
+        <w:adjustRightInd w:val="0"/>
+        <w:snapToGrid w:val="0"/>
+        <w:jc w:val="center"/>
+        <w:rPr>
+          <w:rFonts w:ascii="Tahoma" w:eastAsia="微软雅黑" w:hAnsi="Tahoma"/>
+          <w:kern w:val="0"/>
+          <w:sz w:val="22"/>
+        </w:rPr>
+      </w:pPr>
+      <w:r>
+        <w:rPr>
+          <w:rFonts w:ascii="Tahoma" w:eastAsia="微软雅黑" w:hAnsi="Tahoma"/>
+          <w:noProof/>
+          <w:kern w:val="0"/>
+          <w:sz w:val="22"/>
+        </w:rPr>
+        <w:drawing>
+          <wp:inline distT="0" distB="0" distL="0" distR="0" wp14:anchorId="7D9CDA17" wp14:editId="0567944D">
+            <wp:extent cx="4371473" cy="2459414"/>
+            <wp:effectExtent l="0" t="0" r="0" b="0"/>
+            <wp:docPr id="1356234462" name="图片 5"/>
+            <wp:cNvGraphicFramePr>
+              <a:graphicFrameLocks xmlns:a="http://schemas.openxmlformats.org/drawingml/2006/main" noChangeAspect="1"/>
+            </wp:cNvGraphicFramePr>
+            <a:graphic xmlns:a="http://schemas.openxmlformats.org/drawingml/2006/main">
+              <a:graphicData uri="http://schemas.openxmlformats.org/drawingml/2006/picture">
+                <pic:pic xmlns:pic="http://schemas.openxmlformats.org/drawingml/2006/picture">
+                  <pic:nvPicPr>
+                    <pic:cNvPr id="0" name="Picture 10"/>
+                    <pic:cNvPicPr>
+                      <a:picLocks noChangeAspect="1" noChangeArrowheads="1"/>
+                    </pic:cNvPicPr>
+                  </pic:nvPicPr>
+                  <pic:blipFill>
+                    <a:blip r:embed="rId22">
+                      <a:extLst>
+                        <a:ext uri="{28A0092B-C50C-407E-A947-70E740481C1C}">
+                          <a14:useLocalDpi xmlns:a14="http://schemas.microsoft.com/office/drawing/2010/main" val="0"/>
+                        </a:ext>
+                      </a:extLst>
+                    </a:blip>
+                    <a:srcRect/>
+                    <a:stretch>
+                      <a:fillRect/>
+                    </a:stretch>
+                  </pic:blipFill>
+                  <pic:spPr bwMode="auto">
+                    <a:xfrm>
+                      <a:off x="0" y="0"/>
+                      <a:ext cx="4375993" cy="2461957"/>
+                    </a:xfrm>
+                    <a:prstGeom prst="rect">
+                      <a:avLst/>
+                    </a:prstGeom>
+                    <a:noFill/>
+                    <a:ln>
+                      <a:noFill/>
+                    </a:ln>
+                  </pic:spPr>
+                </pic:pic>
+              </a:graphicData>
+            </a:graphic>
+          </wp:inline>
+        </w:drawing>
+      </w:r>
+    </w:p>
+    <w:p>
+      <w:pPr>
+        <w:widowControl/>
+        <w:adjustRightInd w:val="0"/>
+        <w:snapToGrid w:val="0"/>
+        <w:jc w:val="left"/>
+        <w:rPr>
+          <w:rFonts w:ascii="Tahoma" w:eastAsia="微软雅黑" w:hAnsi="Tahoma"/>
+          <w:kern w:val="0"/>
+          <w:sz w:val="22"/>
+        </w:rPr>
+      </w:pPr>
+    </w:p>
+    <w:p>
+      <w:pPr>
+        <w:widowControl/>
+        <w:jc w:val="left"/>
+        <w:rPr>
+          <w:rFonts w:ascii="Tahoma" w:eastAsia="微软雅黑" w:hAnsi="Tahoma"/>
+          <w:b/>
+          <w:bCs/>
+          <w:kern w:val="0"/>
+          <w:sz w:val="22"/>
+        </w:rPr>
+      </w:pPr>
+      <w:r>
+        <w:rPr>
+          <w:rFonts w:ascii="Tahoma" w:eastAsia="微软雅黑" w:hAnsi="Tahoma"/>
+          <w:b/>
+          <w:bCs/>
+          <w:kern w:val="0"/>
+          <w:sz w:val="22"/>
+        </w:rPr>
         <w:br w:type="page"/>
       </w:r>
     </w:p>
@@ -1467,13 +2769,7 @@
           <w:rFonts w:hint="eastAsia"/>
         </w:rPr>
         <w:lastRenderedPageBreak/>
-        <w:t>指令执行</w:t>
-      </w:r>
-      <w:r>
-        <w:rPr>
-          <w:rFonts w:hint="eastAsia"/>
-        </w:rPr>
-        <w:t>细节</w:t>
+        <w:t>设计思路</w:t>
       </w:r>
     </w:p>
     <w:p>
@@ -1509,7 +2805,15 @@
           <w:sz w:val="22"/>
           <w:szCs w:val="22"/>
         </w:rPr>
-        <w:t>防干扰设置</w:t>
+        <w:t>防干扰</w:t>
+      </w:r>
+      <w:r>
+        <w:rPr>
+          <w:rFonts w:ascii="微软雅黑" w:eastAsia="微软雅黑" w:hAnsi="微软雅黑" w:hint="eastAsia"/>
+          <w:sz w:val="22"/>
+          <w:szCs w:val="22"/>
+        </w:rPr>
+        <w:t>设计</w:t>
       </w:r>
     </w:p>
     <w:p>
@@ -1583,6 +2887,11 @@
         </w:rPr>
       </w:pPr>
       <w:r>
+        <w:rPr>
+          <w:rFonts w:ascii="Tahoma" w:eastAsia="微软雅黑" w:hAnsi="Tahoma"/>
+          <w:kern w:val="0"/>
+          <w:sz w:val="22"/>
+        </w:rPr>
         <w:object w:dxaOrig="11941" w:dyaOrig="2928" w14:anchorId="0E688E76">
           <v:shapetype id="_x0000_t75" coordsize="21600,21600" o:spt="75" o:preferrelative="t" path="m@4@5l@4@11@9@11@9@5xe" filled="f" stroked="f">
             <v:stroke joinstyle="miter"/>
@@ -1604,10 +2913,145 @@
             <o:lock v:ext="edit" aspectratio="t"/>
           </v:shapetype>
           <v:shape id="_x0000_i1025" type="#_x0000_t75" style="width:415.2pt;height:102pt" o:ole="">
-            <v:imagedata r:id="rId14" o:title=""/>
+            <v:imagedata r:id="rId23" o:title=""/>
           </v:shape>
-          <o:OLEObject Type="Embed" ProgID="Visio.Drawing.15" ShapeID="_x0000_i1025" DrawAspect="Content" ObjectID="_1810888483" r:id="rId15"/>
+          <o:OLEObject Type="Embed" ProgID="Visio.Drawing.15" ShapeID="_x0000_i1025" DrawAspect="Content" ObjectID="_1830170233" r:id="rId24"/>
         </w:object>
+      </w:r>
+    </w:p>
+    <w:p>
+      <w:pPr>
+        <w:widowControl/>
+        <w:adjustRightInd w:val="0"/>
+        <w:snapToGrid w:val="0"/>
+        <w:jc w:val="left"/>
+        <w:rPr>
+          <w:rFonts w:ascii="Tahoma" w:eastAsia="微软雅黑" w:hAnsi="Tahoma"/>
+          <w:kern w:val="0"/>
+          <w:sz w:val="22"/>
+        </w:rPr>
+      </w:pPr>
+      <w:r>
+        <w:rPr>
+          <w:rFonts w:ascii="Tahoma" w:eastAsia="微软雅黑" w:hAnsi="Tahoma" w:hint="eastAsia"/>
+          <w:kern w:val="0"/>
+          <w:sz w:val="22"/>
+        </w:rPr>
+        <w:t>所以这里</w:t>
+      </w:r>
+      <w:r>
+        <w:rPr>
+          <w:rFonts w:ascii="Tahoma" w:eastAsia="微软雅黑" w:hAnsi="Tahoma" w:hint="eastAsia"/>
+          <w:kern w:val="0"/>
+          <w:sz w:val="22"/>
+        </w:rPr>
+        <w:t>可以考虑用</w:t>
+      </w:r>
+      <w:r>
+        <w:rPr>
+          <w:rFonts w:ascii="Tahoma" w:eastAsia="微软雅黑" w:hAnsi="Tahoma" w:hint="eastAsia"/>
+          <w:kern w:val="0"/>
+          <w:sz w:val="22"/>
+        </w:rPr>
+        <w:t xml:space="preserve"> </w:t>
+      </w:r>
+      <w:r>
+        <w:rPr>
+          <w:rFonts w:ascii="Tahoma" w:eastAsia="微软雅黑" w:hAnsi="Tahoma" w:hint="eastAsia"/>
+          <w:kern w:val="0"/>
+          <w:sz w:val="22"/>
+        </w:rPr>
+        <w:t>串行的</w:t>
+      </w:r>
+      <w:r>
+        <w:rPr>
+          <w:rFonts w:ascii="Tahoma" w:eastAsia="微软雅黑" w:hAnsi="Tahoma" w:hint="eastAsia"/>
+          <w:kern w:val="0"/>
+          <w:sz w:val="22"/>
+        </w:rPr>
+        <w:t>公共事件</w:t>
+      </w:r>
+      <w:r>
+        <w:rPr>
+          <w:rFonts w:ascii="Tahoma" w:eastAsia="微软雅黑" w:hAnsi="Tahoma" w:hint="eastAsia"/>
+          <w:kern w:val="0"/>
+          <w:sz w:val="22"/>
+        </w:rPr>
+        <w:t xml:space="preserve"> </w:t>
+      </w:r>
+      <w:r>
+        <w:rPr>
+          <w:rFonts w:ascii="Tahoma" w:eastAsia="微软雅黑" w:hAnsi="Tahoma" w:hint="eastAsia"/>
+          <w:kern w:val="0"/>
+          <w:sz w:val="22"/>
+        </w:rPr>
+        <w:t>执行。</w:t>
+      </w:r>
+    </w:p>
+    <w:p>
+      <w:pPr>
+        <w:widowControl/>
+        <w:adjustRightInd w:val="0"/>
+        <w:snapToGrid w:val="0"/>
+        <w:jc w:val="center"/>
+        <w:rPr>
+          <w:rFonts w:ascii="Tahoma" w:eastAsia="微软雅黑" w:hAnsi="Tahoma"/>
+          <w:kern w:val="0"/>
+          <w:sz w:val="22"/>
+        </w:rPr>
+      </w:pPr>
+      <w:r>
+        <w:rPr>
+          <w:noProof/>
+        </w:rPr>
+        <w:drawing>
+          <wp:inline distT="0" distB="0" distL="0" distR="0" wp14:anchorId="684B2829" wp14:editId="06BFB68B">
+            <wp:extent cx="3159994" cy="889945"/>
+            <wp:effectExtent l="0" t="0" r="2540" b="5715"/>
+            <wp:docPr id="322470549" name="图片 14"/>
+            <wp:cNvGraphicFramePr>
+              <a:graphicFrameLocks xmlns:a="http://schemas.openxmlformats.org/drawingml/2006/main" noChangeAspect="1"/>
+            </wp:cNvGraphicFramePr>
+            <a:graphic xmlns:a="http://schemas.openxmlformats.org/drawingml/2006/main">
+              <a:graphicData uri="http://schemas.openxmlformats.org/drawingml/2006/picture">
+                <pic:pic xmlns:pic="http://schemas.openxmlformats.org/drawingml/2006/picture">
+                  <pic:nvPicPr>
+                    <pic:cNvPr id="0" name="Picture 29"/>
+                    <pic:cNvPicPr>
+                      <a:picLocks noChangeAspect="1" noChangeArrowheads="1"/>
+                    </pic:cNvPicPr>
+                  </pic:nvPicPr>
+                  <pic:blipFill>
+                    <a:blip r:embed="rId25">
+                      <a:extLst>
+                        <a:ext uri="{28A0092B-C50C-407E-A947-70E740481C1C}">
+                          <a14:useLocalDpi xmlns:a14="http://schemas.microsoft.com/office/drawing/2010/main" val="0"/>
+                        </a:ext>
+                      </a:extLst>
+                    </a:blip>
+                    <a:srcRect/>
+                    <a:stretch>
+                      <a:fillRect/>
+                    </a:stretch>
+                  </pic:blipFill>
+                  <pic:spPr bwMode="auto">
+                    <a:xfrm>
+                      <a:off x="0" y="0"/>
+                      <a:ext cx="3164977" cy="891348"/>
+                    </a:xfrm>
+                    <a:prstGeom prst="rect">
+                      <a:avLst/>
+                    </a:prstGeom>
+                    <a:noFill/>
+                    <a:ln>
+                      <a:noFill/>
+                    </a:ln>
+                  </pic:spPr>
+                </pic:pic>
+              </a:graphicData>
+            </a:graphic>
+          </wp:inline>
+        </w:drawing>
       </w:r>
     </w:p>
     <w:tbl>
@@ -1644,7 +3088,7 @@
                 <w:kern w:val="0"/>
                 <w:sz w:val="22"/>
               </w:rPr>
-              <w:t>你也可以</w:t>
+              <w:t>除了地图串行的公共事件，还可以设计</w:t>
             </w:r>
             <w:r>
               <w:rPr>
@@ -1652,7 +3096,7 @@
                 <w:kern w:val="0"/>
                 <w:sz w:val="22"/>
               </w:rPr>
-              <w:t>设置为</w:t>
+              <w:t>为</w:t>
             </w:r>
             <w:r>
               <w:rPr>
@@ -1660,7 +3104,7 @@
                 <w:kern w:val="0"/>
                 <w:sz w:val="22"/>
               </w:rPr>
-              <w:t>打开进入一个菜单介绍界面，这样整个地图界面处于暂停状态。</w:t>
+              <w:t>打开进入一个菜单介绍界面。</w:t>
             </w:r>
           </w:p>
           <w:p>
@@ -1680,7 +3124,7 @@
                 <w:kern w:val="0"/>
                 <w:sz w:val="22"/>
               </w:rPr>
-              <w:t>但这样就需要按新思路来重新设计，使用菜单</w:t>
+              <w:t>但这样就需要按新思路来设计，使用菜单</w:t>
             </w:r>
             <w:r>
               <w:rPr>
@@ -1789,15 +3233,7 @@
           <w:sz w:val="22"/>
           <w:szCs w:val="22"/>
         </w:rPr>
-        <w:t>细节</w:t>
-      </w:r>
-      <w:r>
-        <w:rPr>
-          <w:rFonts w:ascii="微软雅黑" w:eastAsia="微软雅黑" w:hAnsi="微软雅黑" w:hint="eastAsia"/>
-          <w:sz w:val="22"/>
-          <w:szCs w:val="22"/>
-        </w:rPr>
-        <w:t>设置</w:t>
+        <w:t>设计</w:t>
       </w:r>
     </w:p>
     <w:p>
@@ -1858,7 +3294,60 @@
           <w:kern w:val="0"/>
           <w:sz w:val="22"/>
         </w:rPr>
-        <w:t>因此可以使用事件</w:t>
+        <w:t>这个动作中，水晶</w:t>
+      </w:r>
+      <w:r>
+        <w:rPr>
+          <w:rFonts w:ascii="Tahoma" w:eastAsia="微软雅黑" w:hAnsi="Tahoma" w:hint="eastAsia"/>
+          <w:kern w:val="0"/>
+          <w:sz w:val="22"/>
+        </w:rPr>
+        <w:t>应该只</w:t>
+      </w:r>
+      <w:r>
+        <w:rPr>
+          <w:rFonts w:ascii="Tahoma" w:eastAsia="微软雅黑" w:hAnsi="Tahoma" w:hint="eastAsia"/>
+          <w:kern w:val="0"/>
+          <w:sz w:val="22"/>
+        </w:rPr>
+        <w:t>是一个图像，并不是真实的物品。</w:t>
+      </w:r>
+      <w:r>
+        <w:rPr>
+          <w:rFonts w:ascii="Tahoma" w:eastAsia="微软雅黑" w:hAnsi="Tahoma" w:hint="eastAsia"/>
+          <w:kern w:val="0"/>
+          <w:sz w:val="22"/>
+        </w:rPr>
+        <w:t>（不然就反复获得物品了）</w:t>
+      </w:r>
+    </w:p>
+    <w:p>
+      <w:pPr>
+        <w:widowControl/>
+        <w:adjustRightInd w:val="0"/>
+        <w:snapToGrid w:val="0"/>
+        <w:jc w:val="left"/>
+        <w:rPr>
+          <w:rFonts w:ascii="Tahoma" w:eastAsia="微软雅黑" w:hAnsi="Tahoma"/>
+          <w:kern w:val="0"/>
+          <w:sz w:val="22"/>
+        </w:rPr>
+      </w:pPr>
+      <w:r>
+        <w:rPr>
+          <w:rFonts w:ascii="Tahoma" w:eastAsia="微软雅黑" w:hAnsi="Tahoma" w:hint="eastAsia"/>
+          <w:kern w:val="0"/>
+          <w:sz w:val="22"/>
+        </w:rPr>
+        <w:t>所以可以设计为：</w:t>
+      </w:r>
+      <w:r>
+        <w:rPr>
+          <w:rFonts w:ascii="Tahoma" w:eastAsia="微软雅黑" w:hAnsi="Tahoma" w:hint="eastAsia"/>
+          <w:kern w:val="0"/>
+          <w:sz w:val="22"/>
+        </w:rPr>
+        <w:t>用事件</w:t>
       </w:r>
       <w:proofErr w:type="gramStart"/>
       <w:r>
@@ -1900,323 +3389,22 @@
         <w:widowControl/>
         <w:adjustRightInd w:val="0"/>
         <w:snapToGrid w:val="0"/>
-        <w:jc w:val="left"/>
-        <w:rPr>
-          <w:rFonts w:ascii="Tahoma" w:eastAsia="微软雅黑" w:hAnsi="Tahoma"/>
-          <w:kern w:val="0"/>
-          <w:sz w:val="22"/>
-        </w:rPr>
-      </w:pPr>
-    </w:p>
-    <w:p>
-      <w:pPr>
-        <w:pStyle w:val="4"/>
-        <w:snapToGrid w:val="0"/>
-        <w:spacing w:before="120" w:after="120" w:line="240" w:lineRule="auto"/>
-        <w:rPr>
-          <w:rFonts w:ascii="微软雅黑" w:eastAsia="微软雅黑" w:hAnsi="微软雅黑" w:hint="eastAsia"/>
-          <w:sz w:val="22"/>
-          <w:szCs w:val="22"/>
-        </w:rPr>
-      </w:pPr>
-      <w:r>
-        <w:rPr>
-          <w:rFonts w:ascii="微软雅黑" w:eastAsia="微软雅黑" w:hAnsi="微软雅黑" w:hint="eastAsia"/>
-          <w:sz w:val="22"/>
-          <w:szCs w:val="22"/>
-        </w:rPr>
-        <w:t>3</w:t>
-      </w:r>
-      <w:r>
-        <w:rPr>
-          <w:rFonts w:ascii="微软雅黑" w:eastAsia="微软雅黑" w:hAnsi="微软雅黑" w:hint="eastAsia"/>
-          <w:sz w:val="22"/>
-          <w:szCs w:val="22"/>
-        </w:rPr>
-        <w:t>）收尾细节</w:t>
-      </w:r>
-    </w:p>
-    <w:p>
-      <w:pPr>
-        <w:widowControl/>
-        <w:adjustRightInd w:val="0"/>
-        <w:snapToGrid w:val="0"/>
-        <w:spacing w:after="200"/>
-        <w:jc w:val="left"/>
-        <w:rPr>
-          <w:rFonts w:ascii="Tahoma" w:eastAsia="微软雅黑" w:hAnsi="Tahoma"/>
-          <w:kern w:val="0"/>
-          <w:sz w:val="22"/>
-        </w:rPr>
-      </w:pPr>
-      <w:r>
-        <w:rPr>
-          <w:rFonts w:ascii="Tahoma" w:eastAsia="微软雅黑" w:hAnsi="Tahoma" w:hint="eastAsia"/>
-          <w:kern w:val="0"/>
-          <w:sz w:val="22"/>
-        </w:rPr>
-        <w:t>所有相关内容执行结束后，需要对其进行清空、销毁。</w:t>
-      </w:r>
-    </w:p>
-    <w:p>
-      <w:pPr>
-        <w:widowControl/>
-        <w:jc w:val="left"/>
-        <w:rPr>
-          <w:rFonts w:ascii="Tahoma" w:eastAsia="微软雅黑" w:hAnsi="Tahoma"/>
-          <w:kern w:val="0"/>
-          <w:sz w:val="22"/>
-        </w:rPr>
-      </w:pPr>
-      <w:r>
-        <w:rPr>
-          <w:rFonts w:ascii="Tahoma" w:eastAsia="微软雅黑" w:hAnsi="Tahoma"/>
-          <w:kern w:val="0"/>
-          <w:sz w:val="22"/>
-        </w:rPr>
-        <w:br w:type="page"/>
-      </w:r>
-    </w:p>
-    <w:p>
-      <w:pPr>
-        <w:pStyle w:val="3"/>
-        <w:rPr>
-          <w:rFonts w:hint="eastAsia"/>
-        </w:rPr>
-      </w:pPr>
-      <w:r>
-        <w:rPr>
-          <w:rFonts w:hint="eastAsia"/>
-        </w:rPr>
-        <w:lastRenderedPageBreak/>
-        <w:t>公共事件设计</w:t>
-      </w:r>
-    </w:p>
-    <w:p>
-      <w:pPr>
-        <w:widowControl/>
-        <w:snapToGrid w:val="0"/>
-        <w:jc w:val="left"/>
-        <w:rPr>
-          <w:rFonts w:ascii="Tahoma" w:eastAsia="微软雅黑" w:hAnsi="Tahoma"/>
-          <w:kern w:val="0"/>
-          <w:sz w:val="22"/>
-        </w:rPr>
-      </w:pPr>
-      <w:r>
-        <w:rPr>
-          <w:rFonts w:ascii="Tahoma" w:eastAsia="微软雅黑" w:hAnsi="Tahoma" w:hint="eastAsia"/>
-          <w:color w:val="0070C0"/>
-          <w:kern w:val="0"/>
-          <w:sz w:val="22"/>
-        </w:rPr>
-        <w:t>由于玩家可能在任何地图中</w:t>
-      </w:r>
-      <w:proofErr w:type="gramStart"/>
-      <w:r>
-        <w:rPr>
-          <w:rFonts w:ascii="Tahoma" w:eastAsia="微软雅黑" w:hAnsi="Tahoma" w:hint="eastAsia"/>
-          <w:color w:val="0070C0"/>
-          <w:kern w:val="0"/>
-          <w:sz w:val="22"/>
-        </w:rPr>
-        <w:t>获得矩量水晶</w:t>
-      </w:r>
-      <w:proofErr w:type="gramEnd"/>
-      <w:r>
-        <w:rPr>
-          <w:rFonts w:ascii="Tahoma" w:eastAsia="微软雅黑" w:hAnsi="Tahoma" w:hint="eastAsia"/>
-          <w:color w:val="0070C0"/>
-          <w:kern w:val="0"/>
-          <w:sz w:val="22"/>
-        </w:rPr>
-        <w:t>，因此你不能指定某个</w:t>
-      </w:r>
-      <w:r>
-        <w:rPr>
-          <w:rFonts w:ascii="Tahoma" w:eastAsia="微软雅黑" w:hAnsi="Tahoma" w:hint="eastAsia"/>
-          <w:color w:val="0070C0"/>
-          <w:kern w:val="0"/>
-          <w:sz w:val="22"/>
-        </w:rPr>
-        <w:t>id</w:t>
-      </w:r>
-      <w:r>
-        <w:rPr>
-          <w:rFonts w:ascii="Tahoma" w:eastAsia="微软雅黑" w:hAnsi="Tahoma" w:hint="eastAsia"/>
-          <w:color w:val="0070C0"/>
-          <w:kern w:val="0"/>
-          <w:sz w:val="22"/>
-        </w:rPr>
-        <w:t>事件来进行操作，你只能复制一个事件，</w:t>
-      </w:r>
-      <w:proofErr w:type="gramStart"/>
-      <w:r>
-        <w:rPr>
-          <w:rFonts w:ascii="Tahoma" w:eastAsia="微软雅黑" w:hAnsi="Tahoma" w:hint="eastAsia"/>
-          <w:color w:val="0070C0"/>
-          <w:kern w:val="0"/>
-          <w:sz w:val="22"/>
-        </w:rPr>
-        <w:t>再操作</w:t>
-      </w:r>
-      <w:proofErr w:type="gramEnd"/>
-      <w:r>
-        <w:rPr>
-          <w:rFonts w:ascii="Tahoma" w:eastAsia="微软雅黑" w:hAnsi="Tahoma" w:hint="eastAsia"/>
-          <w:color w:val="0070C0"/>
-          <w:kern w:val="0"/>
-          <w:sz w:val="22"/>
-        </w:rPr>
-        <w:t>它</w:t>
-      </w:r>
-      <w:r>
-        <w:rPr>
-          <w:rFonts w:ascii="Tahoma" w:eastAsia="微软雅黑" w:hAnsi="Tahoma" w:hint="eastAsia"/>
-          <w:color w:val="0070C0"/>
-          <w:kern w:val="0"/>
-          <w:sz w:val="22"/>
-        </w:rPr>
-        <w:t>。</w:t>
-      </w:r>
-    </w:p>
-    <w:p>
-      <w:pPr>
-        <w:pStyle w:val="4"/>
-        <w:snapToGrid w:val="0"/>
-        <w:spacing w:before="120" w:after="120" w:line="240" w:lineRule="auto"/>
-        <w:rPr>
-          <w:rFonts w:ascii="微软雅黑" w:eastAsia="微软雅黑" w:hAnsi="微软雅黑" w:hint="eastAsia"/>
-          <w:sz w:val="22"/>
-          <w:szCs w:val="22"/>
-        </w:rPr>
-      </w:pPr>
-      <w:r>
-        <w:rPr>
-          <w:rFonts w:ascii="微软雅黑" w:eastAsia="微软雅黑" w:hAnsi="微软雅黑"/>
-          <w:sz w:val="22"/>
-          <w:szCs w:val="22"/>
-        </w:rPr>
-        <w:t>1</w:t>
-      </w:r>
-      <w:r>
-        <w:rPr>
-          <w:rFonts w:ascii="微软雅黑" w:eastAsia="微软雅黑" w:hAnsi="微软雅黑" w:hint="eastAsia"/>
-          <w:sz w:val="22"/>
-          <w:szCs w:val="22"/>
-        </w:rPr>
-        <w:t>）</w:t>
-      </w:r>
-      <w:r>
-        <w:rPr>
-          <w:rFonts w:ascii="微软雅黑" w:eastAsia="微软雅黑" w:hAnsi="微软雅黑" w:hint="eastAsia"/>
-          <w:sz w:val="22"/>
-          <w:szCs w:val="22"/>
-        </w:rPr>
-        <w:t>暂停与</w:t>
-      </w:r>
-      <w:r>
-        <w:rPr>
-          <w:rFonts w:ascii="微软雅黑" w:eastAsia="微软雅黑" w:hAnsi="微软雅黑" w:hint="eastAsia"/>
-          <w:sz w:val="22"/>
-          <w:szCs w:val="22"/>
-        </w:rPr>
-        <w:t>阻塞</w:t>
-      </w:r>
-    </w:p>
-    <w:p>
-      <w:pPr>
-        <w:widowControl/>
-        <w:adjustRightInd w:val="0"/>
-        <w:snapToGrid w:val="0"/>
-        <w:jc w:val="left"/>
-        <w:rPr>
-          <w:rFonts w:ascii="Tahoma" w:eastAsia="微软雅黑" w:hAnsi="Tahoma"/>
-          <w:kern w:val="0"/>
-          <w:sz w:val="22"/>
-        </w:rPr>
-      </w:pPr>
-      <w:r>
-        <w:rPr>
-          <w:rFonts w:ascii="Tahoma" w:eastAsia="微软雅黑" w:hAnsi="Tahoma" w:hint="eastAsia"/>
-          <w:kern w:val="0"/>
-          <w:sz w:val="22"/>
-        </w:rPr>
-        <w:t>首先，要</w:t>
-      </w:r>
-      <w:r>
-        <w:rPr>
-          <w:rFonts w:ascii="Tahoma" w:eastAsia="微软雅黑" w:hAnsi="Tahoma" w:hint="eastAsia"/>
-          <w:kern w:val="0"/>
-          <w:sz w:val="22"/>
-        </w:rPr>
-        <w:t>将该公共事件，</w:t>
-      </w:r>
-      <w:r>
-        <w:rPr>
-          <w:rFonts w:ascii="Tahoma" w:eastAsia="微软雅黑" w:hAnsi="Tahoma" w:hint="eastAsia"/>
-          <w:kern w:val="0"/>
-          <w:sz w:val="22"/>
-        </w:rPr>
-        <w:t>设置为串行执行，</w:t>
-      </w:r>
-      <w:r>
-        <w:rPr>
-          <w:rFonts w:ascii="Tahoma" w:eastAsia="微软雅黑" w:hAnsi="Tahoma" w:hint="eastAsia"/>
-          <w:kern w:val="0"/>
-          <w:sz w:val="22"/>
-        </w:rPr>
-        <w:t>确保阻塞</w:t>
-      </w:r>
-      <w:r>
-        <w:rPr>
-          <w:rFonts w:ascii="Tahoma" w:eastAsia="微软雅黑" w:hAnsi="Tahoma" w:hint="eastAsia"/>
-          <w:kern w:val="0"/>
-          <w:sz w:val="22"/>
-        </w:rPr>
-        <w:t>其它事件</w:t>
-      </w:r>
-      <w:r>
-        <w:rPr>
-          <w:rFonts w:ascii="Tahoma" w:eastAsia="微软雅黑" w:hAnsi="Tahoma" w:hint="eastAsia"/>
-          <w:kern w:val="0"/>
-          <w:sz w:val="22"/>
-        </w:rPr>
-        <w:t>的触发</w:t>
-      </w:r>
-      <w:r>
-        <w:rPr>
-          <w:rFonts w:ascii="Tahoma" w:eastAsia="微软雅黑" w:hAnsi="Tahoma" w:hint="eastAsia"/>
-          <w:kern w:val="0"/>
-          <w:sz w:val="22"/>
-        </w:rPr>
-        <w:t>。</w:t>
-      </w:r>
-    </w:p>
-    <w:p>
-      <w:pPr>
-        <w:widowControl/>
         <w:jc w:val="center"/>
         <w:rPr>
-          <w:rFonts w:ascii="宋体" w:eastAsia="宋体" w:hAnsi="宋体" w:cs="宋体" w:hint="eastAsia"/>
-          <w:kern w:val="0"/>
-          <w:sz w:val="24"/>
-          <w:szCs w:val="24"/>
-        </w:rPr>
-      </w:pPr>
-      <w:r>
-        <w:rPr>
-          <w:rFonts w:ascii="宋体" w:eastAsia="宋体" w:hAnsi="宋体" w:cs="宋体"/>
+          <w:rFonts w:ascii="Tahoma" w:eastAsia="微软雅黑" w:hAnsi="Tahoma"/>
+          <w:kern w:val="0"/>
+          <w:sz w:val="22"/>
+        </w:rPr>
+      </w:pPr>
+      <w:r>
+        <w:rPr>
           <w:noProof/>
-          <w:kern w:val="0"/>
-          <w:sz w:val="24"/>
-          <w:szCs w:val="24"/>
         </w:rPr>
         <w:drawing>
-          <wp:inline distT="0" distB="0" distL="0" distR="0" wp14:anchorId="3F0A0085" wp14:editId="654F3ADE">
-            <wp:extent cx="3390900" cy="2107857"/>
-            <wp:effectExtent l="0" t="0" r="0" b="6985"/>
-            <wp:docPr id="10" name="图片 10"/>
+          <wp:inline distT="0" distB="0" distL="0" distR="0" wp14:anchorId="26A4976D" wp14:editId="497FF985">
+            <wp:extent cx="3810000" cy="2607278"/>
+            <wp:effectExtent l="0" t="0" r="0" b="3175"/>
+            <wp:docPr id="107418216" name="图片 12"/>
             <wp:cNvGraphicFramePr>
               <a:graphicFrameLocks xmlns:a="http://schemas.openxmlformats.org/drawingml/2006/main" noChangeAspect="1"/>
             </wp:cNvGraphicFramePr>
@@ -2224,373 +3412,7 @@
               <a:graphicData uri="http://schemas.openxmlformats.org/drawingml/2006/picture">
                 <pic:pic xmlns:pic="http://schemas.openxmlformats.org/drawingml/2006/picture">
                   <pic:nvPicPr>
-                    <pic:cNvPr id="0" name="Picture 7"/>
-                    <pic:cNvPicPr>
-                      <a:picLocks noChangeAspect="1" noChangeArrowheads="1"/>
-                    </pic:cNvPicPr>
-                  </pic:nvPicPr>
-                  <pic:blipFill>
-                    <a:blip r:embed="rId16">
-                      <a:extLst>
-                        <a:ext uri="{28A0092B-C50C-407E-A947-70E740481C1C}">
-                          <a14:useLocalDpi xmlns:a14="http://schemas.microsoft.com/office/drawing/2010/main" val="0"/>
-                        </a:ext>
-                      </a:extLst>
-                    </a:blip>
-                    <a:srcRect/>
-                    <a:stretch>
-                      <a:fillRect/>
-                    </a:stretch>
-                  </pic:blipFill>
-                  <pic:spPr bwMode="auto">
-                    <a:xfrm>
-                      <a:off x="0" y="0"/>
-                      <a:ext cx="3396843" cy="2111552"/>
-                    </a:xfrm>
-                    <a:prstGeom prst="rect">
-                      <a:avLst/>
-                    </a:prstGeom>
-                    <a:noFill/>
-                    <a:ln>
-                      <a:noFill/>
-                    </a:ln>
-                  </pic:spPr>
-                </pic:pic>
-              </a:graphicData>
-            </a:graphic>
-          </wp:inline>
-        </w:drawing>
-      </w:r>
-    </w:p>
-    <w:p>
-      <w:pPr>
-        <w:widowControl/>
-        <w:adjustRightInd w:val="0"/>
-        <w:snapToGrid w:val="0"/>
-        <w:jc w:val="left"/>
-        <w:rPr>
-          <w:rFonts w:ascii="Tahoma" w:eastAsia="微软雅黑" w:hAnsi="Tahoma"/>
-          <w:kern w:val="0"/>
-          <w:sz w:val="22"/>
-        </w:rPr>
-      </w:pPr>
-      <w:r>
-        <w:rPr>
-          <w:rFonts w:ascii="Tahoma" w:eastAsia="微软雅黑" w:hAnsi="Tahoma" w:hint="eastAsia"/>
-          <w:kern w:val="0"/>
-          <w:sz w:val="22"/>
-        </w:rPr>
-        <w:t>然后，暂时关闭鼠标</w:t>
-      </w:r>
-      <w:r>
-        <w:rPr>
-          <w:rFonts w:ascii="Tahoma" w:eastAsia="微软雅黑" w:hAnsi="Tahoma" w:hint="eastAsia"/>
-          <w:kern w:val="0"/>
-          <w:sz w:val="22"/>
-        </w:rPr>
-        <w:t>和键盘的</w:t>
-      </w:r>
-      <w:r>
-        <w:rPr>
-          <w:rFonts w:ascii="Tahoma" w:eastAsia="微软雅黑" w:hAnsi="Tahoma" w:hint="eastAsia"/>
-          <w:kern w:val="0"/>
-          <w:sz w:val="22"/>
-        </w:rPr>
-        <w:t>控制。</w:t>
-      </w:r>
-    </w:p>
-    <w:p>
-      <w:pPr>
-        <w:widowControl/>
-        <w:jc w:val="left"/>
-        <w:rPr>
-          <w:rFonts w:ascii="宋体" w:eastAsia="宋体" w:hAnsi="宋体" w:cs="宋体" w:hint="eastAsia"/>
-          <w:kern w:val="0"/>
-          <w:sz w:val="24"/>
-          <w:szCs w:val="24"/>
-        </w:rPr>
-      </w:pPr>
-      <w:r>
-        <w:rPr>
-          <w:rFonts w:ascii="宋体" w:eastAsia="宋体" w:hAnsi="宋体" w:cs="宋体"/>
-          <w:noProof/>
-          <w:kern w:val="0"/>
-          <w:sz w:val="24"/>
-          <w:szCs w:val="24"/>
-        </w:rPr>
-        <w:drawing>
-          <wp:inline distT="0" distB="0" distL="0" distR="0" wp14:anchorId="1F84C128" wp14:editId="0B3FE9D8">
-            <wp:extent cx="5059680" cy="662940"/>
-            <wp:effectExtent l="0" t="0" r="7620" b="3810"/>
-            <wp:docPr id="11" name="图片 11"/>
-            <wp:cNvGraphicFramePr>
-              <a:graphicFrameLocks xmlns:a="http://schemas.openxmlformats.org/drawingml/2006/main" noChangeAspect="1"/>
-            </wp:cNvGraphicFramePr>
-            <a:graphic xmlns:a="http://schemas.openxmlformats.org/drawingml/2006/main">
-              <a:graphicData uri="http://schemas.openxmlformats.org/drawingml/2006/picture">
-                <pic:pic xmlns:pic="http://schemas.openxmlformats.org/drawingml/2006/picture">
-                  <pic:nvPicPr>
-                    <pic:cNvPr id="0" name="Picture 9"/>
-                    <pic:cNvPicPr>
-                      <a:picLocks noChangeAspect="1" noChangeArrowheads="1"/>
-                    </pic:cNvPicPr>
-                  </pic:nvPicPr>
-                  <pic:blipFill>
-                    <a:blip r:embed="rId17">
-                      <a:extLst>
-                        <a:ext uri="{28A0092B-C50C-407E-A947-70E740481C1C}">
-                          <a14:useLocalDpi xmlns:a14="http://schemas.microsoft.com/office/drawing/2010/main" val="0"/>
-                        </a:ext>
-                      </a:extLst>
-                    </a:blip>
-                    <a:srcRect/>
-                    <a:stretch>
-                      <a:fillRect/>
-                    </a:stretch>
-                  </pic:blipFill>
-                  <pic:spPr bwMode="auto">
-                    <a:xfrm>
-                      <a:off x="0" y="0"/>
-                      <a:ext cx="5059680" cy="662940"/>
-                    </a:xfrm>
-                    <a:prstGeom prst="rect">
-                      <a:avLst/>
-                    </a:prstGeom>
-                    <a:noFill/>
-                    <a:ln>
-                      <a:noFill/>
-                    </a:ln>
-                  </pic:spPr>
-                </pic:pic>
-              </a:graphicData>
-            </a:graphic>
-          </wp:inline>
-        </w:drawing>
-      </w:r>
-    </w:p>
-    <w:p>
-      <w:pPr>
-        <w:widowControl/>
-        <w:adjustRightInd w:val="0"/>
-        <w:snapToGrid w:val="0"/>
-        <w:jc w:val="left"/>
-        <w:rPr>
-          <w:rFonts w:ascii="Tahoma" w:eastAsia="微软雅黑" w:hAnsi="Tahoma"/>
-          <w:kern w:val="0"/>
-          <w:sz w:val="22"/>
-        </w:rPr>
-      </w:pPr>
-    </w:p>
-    <w:p>
-      <w:pPr>
-        <w:pStyle w:val="4"/>
-        <w:snapToGrid w:val="0"/>
-        <w:spacing w:before="120" w:after="120" w:line="240" w:lineRule="auto"/>
-        <w:rPr>
-          <w:rFonts w:ascii="微软雅黑" w:eastAsia="微软雅黑" w:hAnsi="微软雅黑" w:hint="eastAsia"/>
-          <w:sz w:val="22"/>
-          <w:szCs w:val="22"/>
-        </w:rPr>
-      </w:pPr>
-      <w:r>
-        <w:rPr>
-          <w:rFonts w:ascii="微软雅黑" w:eastAsia="微软雅黑" w:hAnsi="微软雅黑"/>
-          <w:sz w:val="22"/>
-          <w:szCs w:val="22"/>
-        </w:rPr>
-        <w:t>2</w:t>
-      </w:r>
-      <w:r>
-        <w:rPr>
-          <w:rFonts w:ascii="微软雅黑" w:eastAsia="微软雅黑" w:hAnsi="微软雅黑" w:hint="eastAsia"/>
-          <w:sz w:val="22"/>
-          <w:szCs w:val="22"/>
-        </w:rPr>
-        <w:t>）复制水晶</w:t>
-      </w:r>
-    </w:p>
-    <w:p>
-      <w:pPr>
-        <w:widowControl/>
-        <w:adjustRightInd w:val="0"/>
-        <w:snapToGrid w:val="0"/>
-        <w:jc w:val="left"/>
-        <w:rPr>
-          <w:rFonts w:ascii="Tahoma" w:eastAsia="微软雅黑" w:hAnsi="Tahoma"/>
-          <w:kern w:val="0"/>
-          <w:sz w:val="22"/>
-        </w:rPr>
-      </w:pPr>
-      <w:r>
-        <w:rPr>
-          <w:rFonts w:ascii="Tahoma" w:eastAsia="微软雅黑" w:hAnsi="Tahoma" w:hint="eastAsia"/>
-          <w:kern w:val="0"/>
-          <w:sz w:val="22"/>
-        </w:rPr>
-        <w:t>由于玩家可能在任何地图中获得水晶，因此</w:t>
-      </w:r>
-      <w:r>
-        <w:rPr>
-          <w:rFonts w:ascii="Tahoma" w:eastAsia="微软雅黑" w:hAnsi="Tahoma" w:hint="eastAsia"/>
-          <w:kern w:val="0"/>
-          <w:sz w:val="22"/>
-        </w:rPr>
-        <w:t>要获取</w:t>
-      </w:r>
-      <w:r>
-        <w:rPr>
-          <w:rFonts w:ascii="Tahoma" w:eastAsia="微软雅黑" w:hAnsi="Tahoma" w:hint="eastAsia"/>
-          <w:kern w:val="0"/>
-          <w:sz w:val="22"/>
-        </w:rPr>
-        <w:t>玩家</w:t>
-      </w:r>
-      <w:r>
-        <w:rPr>
-          <w:rFonts w:ascii="Tahoma" w:eastAsia="微软雅黑" w:hAnsi="Tahoma" w:hint="eastAsia"/>
-          <w:kern w:val="0"/>
-          <w:sz w:val="22"/>
-        </w:rPr>
-        <w:t>触发</w:t>
-      </w:r>
-      <w:r>
-        <w:rPr>
-          <w:rFonts w:ascii="Tahoma" w:eastAsia="微软雅黑" w:hAnsi="Tahoma" w:hint="eastAsia"/>
-          <w:kern w:val="0"/>
-          <w:sz w:val="22"/>
-        </w:rPr>
-        <w:t>的水晶事件</w:t>
-      </w:r>
-      <w:r>
-        <w:rPr>
-          <w:rFonts w:ascii="Tahoma" w:eastAsia="微软雅黑" w:hAnsi="Tahoma" w:hint="eastAsia"/>
-          <w:kern w:val="0"/>
-          <w:sz w:val="22"/>
-        </w:rPr>
-        <w:t>id</w:t>
-      </w:r>
-      <w:r>
-        <w:rPr>
-          <w:rFonts w:ascii="Tahoma" w:eastAsia="微软雅黑" w:hAnsi="Tahoma" w:hint="eastAsia"/>
-          <w:kern w:val="0"/>
-          <w:sz w:val="22"/>
-        </w:rPr>
-        <w:t>极其麻烦</w:t>
-      </w:r>
-      <w:r>
-        <w:rPr>
-          <w:rFonts w:ascii="Tahoma" w:eastAsia="微软雅黑" w:hAnsi="Tahoma" w:hint="eastAsia"/>
-          <w:kern w:val="0"/>
-          <w:sz w:val="22"/>
-        </w:rPr>
-        <w:t>。</w:t>
-      </w:r>
-      <w:r>
-        <w:rPr>
-          <w:rFonts w:ascii="Tahoma" w:eastAsia="微软雅黑" w:hAnsi="Tahoma" w:hint="eastAsia"/>
-          <w:kern w:val="0"/>
-          <w:sz w:val="22"/>
-        </w:rPr>
-        <w:t>这里，</w:t>
-      </w:r>
-      <w:r>
-        <w:rPr>
-          <w:rFonts w:ascii="Tahoma" w:eastAsia="微软雅黑" w:hAnsi="Tahoma" w:hint="eastAsia"/>
-          <w:kern w:val="0"/>
-          <w:sz w:val="22"/>
-        </w:rPr>
-        <w:t>我们可以复制一个新的水晶事件，来进行动画操作。</w:t>
-      </w:r>
-    </w:p>
-    <w:p>
-      <w:pPr>
-        <w:widowControl/>
-        <w:adjustRightInd w:val="0"/>
-        <w:snapToGrid w:val="0"/>
-        <w:jc w:val="left"/>
-        <w:rPr>
-          <w:rFonts w:ascii="Tahoma" w:eastAsia="微软雅黑" w:hAnsi="Tahoma"/>
-          <w:kern w:val="0"/>
-          <w:sz w:val="22"/>
-        </w:rPr>
-      </w:pPr>
-      <w:r>
-        <w:rPr>
-          <w:rFonts w:ascii="Tahoma" w:eastAsia="微软雅黑" w:hAnsi="Tahoma" w:hint="eastAsia"/>
-          <w:kern w:val="0"/>
-          <w:sz w:val="22"/>
-        </w:rPr>
-        <w:t>（这样，从宝箱里面拿的水晶，也能被量子妹</w:t>
-      </w:r>
-      <w:proofErr w:type="gramStart"/>
-      <w:r>
-        <w:rPr>
-          <w:rFonts w:ascii="Tahoma" w:eastAsia="微软雅黑" w:hAnsi="Tahoma"/>
-          <w:kern w:val="0"/>
-          <w:sz w:val="22"/>
-        </w:rPr>
-        <w:t>”</w:t>
-      </w:r>
-      <w:proofErr w:type="gramEnd"/>
-      <w:r>
-        <w:rPr>
-          <w:rFonts w:ascii="Tahoma" w:eastAsia="微软雅黑" w:hAnsi="Tahoma" w:hint="eastAsia"/>
-          <w:kern w:val="0"/>
-          <w:sz w:val="22"/>
-        </w:rPr>
-        <w:t>拿出来</w:t>
-      </w:r>
-      <w:proofErr w:type="gramStart"/>
-      <w:r>
-        <w:rPr>
-          <w:rFonts w:ascii="Tahoma" w:eastAsia="微软雅黑" w:hAnsi="Tahoma"/>
-          <w:kern w:val="0"/>
-          <w:sz w:val="22"/>
-        </w:rPr>
-        <w:t>”</w:t>
-      </w:r>
-      <w:proofErr w:type="gramEnd"/>
-      <w:r>
-        <w:rPr>
-          <w:rFonts w:ascii="Tahoma" w:eastAsia="微软雅黑" w:hAnsi="Tahoma" w:hint="eastAsia"/>
-          <w:kern w:val="0"/>
-          <w:sz w:val="22"/>
-        </w:rPr>
-        <w:t>展示了。）</w:t>
-      </w:r>
-    </w:p>
-    <w:p>
-      <w:pPr>
-        <w:widowControl/>
-        <w:adjustRightInd w:val="0"/>
-        <w:snapToGrid w:val="0"/>
-        <w:jc w:val="center"/>
-        <w:rPr>
-          <w:rFonts w:ascii="Tahoma" w:eastAsia="微软雅黑" w:hAnsi="Tahoma"/>
-          <w:kern w:val="0"/>
-          <w:sz w:val="22"/>
-        </w:rPr>
-      </w:pPr>
-      <w:r>
-        <w:rPr>
-          <w:rFonts w:ascii="Tahoma" w:eastAsia="微软雅黑" w:hAnsi="Tahoma"/>
-          <w:noProof/>
-          <w:kern w:val="0"/>
-          <w:sz w:val="22"/>
-        </w:rPr>
-        <w:drawing>
-          <wp:inline distT="0" distB="0" distL="0" distR="0" wp14:anchorId="41C9F63B" wp14:editId="6932528F">
-            <wp:extent cx="5274310" cy="761365"/>
-            <wp:effectExtent l="0" t="0" r="2540" b="635"/>
-            <wp:docPr id="5" name="图片 5"/>
-            <wp:cNvGraphicFramePr>
-              <a:graphicFrameLocks xmlns:a="http://schemas.openxmlformats.org/drawingml/2006/main" noChangeAspect="1"/>
-            </wp:cNvGraphicFramePr>
-            <a:graphic xmlns:a="http://schemas.openxmlformats.org/drawingml/2006/main">
-              <a:graphicData uri="http://schemas.openxmlformats.org/drawingml/2006/picture">
-                <pic:pic xmlns:pic="http://schemas.openxmlformats.org/drawingml/2006/picture">
-                  <pic:nvPicPr>
-                    <pic:cNvPr id="0" name="Picture 3"/>
+                    <pic:cNvPr id="0" name="Picture 25"/>
                     <pic:cNvPicPr>
                       <a:picLocks noChangeAspect="1" noChangeArrowheads="1"/>
                     </pic:cNvPicPr>
@@ -2611,7 +3433,7 @@
                   <pic:spPr bwMode="auto">
                     <a:xfrm>
                       <a:off x="0" y="0"/>
-                      <a:ext cx="5274310" cy="761365"/>
+                      <a:ext cx="3832094" cy="2622397"/>
                     </a:xfrm>
                     <a:prstGeom prst="rect">
                       <a:avLst/>
@@ -2631,46 +3453,291 @@
     <w:p>
       <w:pPr>
         <w:widowControl/>
+        <w:jc w:val="left"/>
+        <w:rPr>
+          <w:rFonts w:ascii="Tahoma" w:eastAsia="微软雅黑" w:hAnsi="Tahoma"/>
+          <w:kern w:val="0"/>
+          <w:sz w:val="22"/>
+        </w:rPr>
+      </w:pPr>
+      <w:r>
+        <w:rPr>
+          <w:rFonts w:ascii="Tahoma" w:eastAsia="微软雅黑" w:hAnsi="Tahoma"/>
+          <w:kern w:val="0"/>
+          <w:sz w:val="22"/>
+        </w:rPr>
+        <w:br w:type="page"/>
+      </w:r>
+    </w:p>
+    <w:p>
+      <w:pPr>
+        <w:pStyle w:val="3"/>
+        <w:rPr>
+          <w:rFonts w:hint="eastAsia"/>
+        </w:rPr>
+      </w:pPr>
+      <w:r>
+        <w:rPr>
+          <w:rFonts w:hint="eastAsia"/>
+        </w:rPr>
+        <w:lastRenderedPageBreak/>
+        <w:t>公共事件设计</w:t>
+      </w:r>
+    </w:p>
+    <w:tbl>
+      <w:tblPr>
+        <w:tblStyle w:val="af"/>
+        <w:tblW w:w="0" w:type="auto"/>
+        <w:shd w:val="clear" w:color="auto" w:fill="DEEAF6" w:themeFill="accent1" w:themeFillTint="33"/>
+        <w:tblLook w:val="04A0" w:firstRow="1" w:lastRow="0" w:firstColumn="1" w:lastColumn="0" w:noHBand="0" w:noVBand="1"/>
+      </w:tblPr>
+      <w:tblGrid>
+        <w:gridCol w:w="8522"/>
+      </w:tblGrid>
+      <w:tr>
+        <w:tc>
+          <w:tcPr>
+            <w:tcW w:w="8522" w:type="dxa"/>
+            <w:shd w:val="clear" w:color="auto" w:fill="DEEAF6" w:themeFill="accent1" w:themeFillTint="33"/>
+          </w:tcPr>
+          <w:p>
+            <w:pPr>
+              <w:widowControl/>
+              <w:adjustRightInd w:val="0"/>
+              <w:snapToGrid w:val="0"/>
+              <w:jc w:val="left"/>
+              <w:rPr>
+                <w:rFonts w:ascii="Tahoma" w:eastAsia="微软雅黑" w:hAnsi="Tahoma"/>
+                <w:kern w:val="0"/>
+                <w:sz w:val="22"/>
+              </w:rPr>
+            </w:pPr>
+            <w:r>
+              <w:rPr>
+                <w:rFonts w:ascii="Tahoma" w:eastAsia="微软雅黑" w:hAnsi="Tahoma" w:hint="eastAsia"/>
+                <w:kern w:val="0"/>
+                <w:sz w:val="22"/>
+              </w:rPr>
+              <w:t>玩家可能在任何地图中</w:t>
+            </w:r>
+            <w:proofErr w:type="gramStart"/>
+            <w:r>
+              <w:rPr>
+                <w:rFonts w:ascii="Tahoma" w:eastAsia="微软雅黑" w:hAnsi="Tahoma" w:hint="eastAsia"/>
+                <w:kern w:val="0"/>
+                <w:sz w:val="22"/>
+              </w:rPr>
+              <w:t>获得矩量水晶</w:t>
+            </w:r>
+            <w:proofErr w:type="gramEnd"/>
+            <w:r>
+              <w:rPr>
+                <w:rFonts w:ascii="Tahoma" w:eastAsia="微软雅黑" w:hAnsi="Tahoma" w:hint="eastAsia"/>
+                <w:kern w:val="0"/>
+                <w:sz w:val="22"/>
+              </w:rPr>
+              <w:t>，因此你不能指定某个</w:t>
+            </w:r>
+            <w:r>
+              <w:rPr>
+                <w:rFonts w:ascii="Tahoma" w:eastAsia="微软雅黑" w:hAnsi="Tahoma" w:hint="eastAsia"/>
+                <w:kern w:val="0"/>
+                <w:sz w:val="22"/>
+              </w:rPr>
+              <w:t>id</w:t>
+            </w:r>
+            <w:r>
+              <w:rPr>
+                <w:rFonts w:ascii="Tahoma" w:eastAsia="微软雅黑" w:hAnsi="Tahoma" w:hint="eastAsia"/>
+                <w:kern w:val="0"/>
+                <w:sz w:val="22"/>
+              </w:rPr>
+              <w:t>事件来进行操作，</w:t>
+            </w:r>
+          </w:p>
+          <w:p>
+            <w:pPr>
+              <w:widowControl/>
+              <w:adjustRightInd w:val="0"/>
+              <w:snapToGrid w:val="0"/>
+              <w:jc w:val="left"/>
+              <w:rPr>
+                <w:rFonts w:ascii="Tahoma" w:eastAsia="微软雅黑" w:hAnsi="Tahoma"/>
+                <w:kern w:val="0"/>
+                <w:sz w:val="22"/>
+              </w:rPr>
+            </w:pPr>
+            <w:r>
+              <w:rPr>
+                <w:rFonts w:ascii="Tahoma" w:eastAsia="微软雅黑" w:hAnsi="Tahoma" w:hint="eastAsia"/>
+                <w:kern w:val="0"/>
+                <w:sz w:val="22"/>
+              </w:rPr>
+              <w:t>你只能复制一个事件，</w:t>
+            </w:r>
+            <w:proofErr w:type="gramStart"/>
+            <w:r>
+              <w:rPr>
+                <w:rFonts w:ascii="Tahoma" w:eastAsia="微软雅黑" w:hAnsi="Tahoma" w:hint="eastAsia"/>
+                <w:kern w:val="0"/>
+                <w:sz w:val="22"/>
+              </w:rPr>
+              <w:t>再操作</w:t>
+            </w:r>
+            <w:proofErr w:type="gramEnd"/>
+            <w:r>
+              <w:rPr>
+                <w:rFonts w:ascii="Tahoma" w:eastAsia="微软雅黑" w:hAnsi="Tahoma" w:hint="eastAsia"/>
+                <w:kern w:val="0"/>
+                <w:sz w:val="22"/>
+              </w:rPr>
+              <w:t>复制的事件</w:t>
+            </w:r>
+            <w:r>
+              <w:rPr>
+                <w:rFonts w:ascii="Tahoma" w:eastAsia="微软雅黑" w:hAnsi="Tahoma" w:hint="eastAsia"/>
+                <w:kern w:val="0"/>
+                <w:sz w:val="22"/>
+              </w:rPr>
+              <w:t>。</w:t>
+            </w:r>
+          </w:p>
+        </w:tc>
+      </w:tr>
+    </w:tbl>
+    <w:p>
+      <w:pPr>
+        <w:pStyle w:val="4"/>
+        <w:snapToGrid w:val="0"/>
+        <w:spacing w:before="120" w:after="120" w:line="240" w:lineRule="auto"/>
+        <w:rPr>
+          <w:rFonts w:ascii="微软雅黑" w:eastAsia="微软雅黑" w:hAnsi="微软雅黑" w:hint="eastAsia"/>
+          <w:sz w:val="22"/>
+          <w:szCs w:val="22"/>
+        </w:rPr>
+      </w:pPr>
+      <w:r>
+        <w:rPr>
+          <w:rFonts w:ascii="微软雅黑" w:eastAsia="微软雅黑" w:hAnsi="微软雅黑"/>
+          <w:sz w:val="22"/>
+          <w:szCs w:val="22"/>
+        </w:rPr>
+        <w:t>1</w:t>
+      </w:r>
+      <w:r>
+        <w:rPr>
+          <w:rFonts w:ascii="微软雅黑" w:eastAsia="微软雅黑" w:hAnsi="微软雅黑" w:hint="eastAsia"/>
+          <w:sz w:val="22"/>
+          <w:szCs w:val="22"/>
+        </w:rPr>
+        <w:t>）</w:t>
+      </w:r>
+      <w:r>
+        <w:rPr>
+          <w:rFonts w:ascii="微软雅黑" w:eastAsia="微软雅黑" w:hAnsi="微软雅黑" w:hint="eastAsia"/>
+          <w:sz w:val="22"/>
+          <w:szCs w:val="22"/>
+        </w:rPr>
+        <w:t>暂停与</w:t>
+      </w:r>
+      <w:r>
+        <w:rPr>
+          <w:rFonts w:ascii="微软雅黑" w:eastAsia="微软雅黑" w:hAnsi="微软雅黑" w:hint="eastAsia"/>
+          <w:sz w:val="22"/>
+          <w:szCs w:val="22"/>
+        </w:rPr>
+        <w:t>阻塞</w:t>
+      </w:r>
+    </w:p>
+    <w:p>
+      <w:pPr>
+        <w:widowControl/>
         <w:adjustRightInd w:val="0"/>
-        <w:jc w:val="left"/>
-        <w:rPr>
-          <w:rFonts w:ascii="Tahoma" w:eastAsia="微软雅黑" w:hAnsi="Tahoma"/>
-          <w:kern w:val="0"/>
-          <w:sz w:val="22"/>
-        </w:rPr>
-      </w:pPr>
-      <w:r>
-        <w:rPr>
-          <w:rFonts w:ascii="Tahoma" w:eastAsia="微软雅黑" w:hAnsi="Tahoma" w:hint="eastAsia"/>
-          <w:kern w:val="0"/>
-          <w:sz w:val="22"/>
-        </w:rPr>
-        <w:t>水晶动画结束后，要留意彻底删除它，避免事件残留在地图中。</w:t>
-      </w:r>
-    </w:p>
-    <w:p>
-      <w:pPr>
-        <w:widowControl/>
-        <w:adjustRightInd w:val="0"/>
-        <w:snapToGrid w:val="0"/>
-        <w:rPr>
-          <w:rFonts w:ascii="Tahoma" w:eastAsia="微软雅黑" w:hAnsi="Tahoma"/>
-          <w:kern w:val="0"/>
-          <w:sz w:val="22"/>
-        </w:rPr>
-      </w:pPr>
-      <w:r>
-        <w:rPr>
-          <w:rFonts w:ascii="Tahoma" w:eastAsia="微软雅黑" w:hAnsi="Tahoma"/>
+        <w:snapToGrid w:val="0"/>
+        <w:jc w:val="left"/>
+        <w:rPr>
+          <w:rFonts w:ascii="Tahoma" w:eastAsia="微软雅黑" w:hAnsi="Tahoma"/>
+          <w:kern w:val="0"/>
+          <w:sz w:val="22"/>
+        </w:rPr>
+      </w:pPr>
+      <w:r>
+        <w:rPr>
+          <w:rFonts w:ascii="Tahoma" w:eastAsia="微软雅黑" w:hAnsi="Tahoma" w:hint="eastAsia"/>
+          <w:kern w:val="0"/>
+          <w:sz w:val="22"/>
+        </w:rPr>
+        <w:t>首先，要</w:t>
+      </w:r>
+      <w:r>
+        <w:rPr>
+          <w:rFonts w:ascii="Tahoma" w:eastAsia="微软雅黑" w:hAnsi="Tahoma" w:hint="eastAsia"/>
+          <w:kern w:val="0"/>
+          <w:sz w:val="22"/>
+        </w:rPr>
+        <w:t>将该公共事件，</w:t>
+      </w:r>
+      <w:r>
+        <w:rPr>
+          <w:rFonts w:ascii="Tahoma" w:eastAsia="微软雅黑" w:hAnsi="Tahoma" w:hint="eastAsia"/>
+          <w:kern w:val="0"/>
+          <w:sz w:val="22"/>
+        </w:rPr>
+        <w:t>设置为串行执行，</w:t>
+      </w:r>
+      <w:r>
+        <w:rPr>
+          <w:rFonts w:ascii="Tahoma" w:eastAsia="微软雅黑" w:hAnsi="Tahoma" w:hint="eastAsia"/>
+          <w:kern w:val="0"/>
+          <w:sz w:val="22"/>
+        </w:rPr>
+        <w:t>确保阻塞</w:t>
+      </w:r>
+      <w:r>
+        <w:rPr>
+          <w:rFonts w:ascii="Tahoma" w:eastAsia="微软雅黑" w:hAnsi="Tahoma" w:hint="eastAsia"/>
+          <w:kern w:val="0"/>
+          <w:sz w:val="22"/>
+        </w:rPr>
+        <w:t>其它事件</w:t>
+      </w:r>
+      <w:r>
+        <w:rPr>
+          <w:rFonts w:ascii="Tahoma" w:eastAsia="微软雅黑" w:hAnsi="Tahoma" w:hint="eastAsia"/>
+          <w:kern w:val="0"/>
+          <w:sz w:val="22"/>
+        </w:rPr>
+        <w:t>的触发</w:t>
+      </w:r>
+      <w:r>
+        <w:rPr>
+          <w:rFonts w:ascii="Tahoma" w:eastAsia="微软雅黑" w:hAnsi="Tahoma" w:hint="eastAsia"/>
+          <w:kern w:val="0"/>
+          <w:sz w:val="22"/>
+        </w:rPr>
+        <w:t>。</w:t>
+      </w:r>
+    </w:p>
+    <w:p>
+      <w:pPr>
+        <w:widowControl/>
+        <w:jc w:val="center"/>
+        <w:rPr>
+          <w:rFonts w:ascii="宋体" w:eastAsia="宋体" w:hAnsi="宋体" w:cs="宋体" w:hint="eastAsia"/>
+          <w:kern w:val="0"/>
+          <w:sz w:val="24"/>
+          <w:szCs w:val="24"/>
+        </w:rPr>
+      </w:pPr>
+      <w:r>
+        <w:rPr>
           <w:noProof/>
-          <w:kern w:val="0"/>
-          <w:sz w:val="22"/>
         </w:rPr>
         <w:drawing>
-          <wp:inline distT="0" distB="0" distL="0" distR="0" wp14:anchorId="0263F8B6" wp14:editId="38FB510B">
-            <wp:extent cx="3676650" cy="366487"/>
-            <wp:effectExtent l="0" t="0" r="0" b="0"/>
-            <wp:docPr id="6" name="图片 6"/>
+          <wp:inline distT="0" distB="0" distL="0" distR="0" wp14:anchorId="214079A2" wp14:editId="740B9532">
+            <wp:extent cx="4227195" cy="2630805"/>
+            <wp:effectExtent l="0" t="0" r="1905" b="0"/>
+            <wp:docPr id="192822133" name="图片 7"/>
             <wp:cNvGraphicFramePr>
               <a:graphicFrameLocks xmlns:a="http://schemas.openxmlformats.org/drawingml/2006/main" noChangeAspect="1"/>
             </wp:cNvGraphicFramePr>
@@ -2678,13 +3745,13 @@
               <a:graphicData uri="http://schemas.openxmlformats.org/drawingml/2006/picture">
                 <pic:pic xmlns:pic="http://schemas.openxmlformats.org/drawingml/2006/picture">
                   <pic:nvPicPr>
-                    <pic:cNvPr id="0" name="Picture 5"/>
+                    <pic:cNvPr id="0" name="Picture 14"/>
                     <pic:cNvPicPr>
                       <a:picLocks noChangeAspect="1" noChangeArrowheads="1"/>
                     </pic:cNvPicPr>
                   </pic:nvPicPr>
                   <pic:blipFill>
-                    <a:blip r:embed="rId19">
+                    <a:blip r:embed="rId26">
                       <a:extLst>
                         <a:ext uri="{28A0092B-C50C-407E-A947-70E740481C1C}">
                           <a14:useLocalDpi xmlns:a14="http://schemas.microsoft.com/office/drawing/2010/main" val="0"/>
@@ -2699,7 +3766,7 @@
                   <pic:spPr bwMode="auto">
                     <a:xfrm>
                       <a:off x="0" y="0"/>
-                      <a:ext cx="3725529" cy="371359"/>
+                      <a:ext cx="4227195" cy="2630805"/>
                     </a:xfrm>
                     <a:prstGeom prst="rect">
                       <a:avLst/>
@@ -2728,53 +3795,29 @@
           <w:sz w:val="22"/>
         </w:rPr>
       </w:pPr>
-    </w:p>
-    <w:p>
-      <w:pPr>
-        <w:pStyle w:val="4"/>
-        <w:snapToGrid w:val="0"/>
-        <w:spacing w:before="120" w:after="120" w:line="240" w:lineRule="auto"/>
-        <w:rPr>
-          <w:rFonts w:ascii="微软雅黑" w:eastAsia="微软雅黑" w:hAnsi="微软雅黑" w:hint="eastAsia"/>
-          <w:sz w:val="22"/>
-          <w:szCs w:val="22"/>
-        </w:rPr>
-      </w:pPr>
-      <w:r>
-        <w:rPr>
-          <w:rFonts w:ascii="微软雅黑" w:eastAsia="微软雅黑" w:hAnsi="微软雅黑"/>
-          <w:sz w:val="22"/>
-          <w:szCs w:val="22"/>
-        </w:rPr>
-        <w:t>3</w:t>
-      </w:r>
-      <w:r>
-        <w:rPr>
-          <w:rFonts w:ascii="微软雅黑" w:eastAsia="微软雅黑" w:hAnsi="微软雅黑" w:hint="eastAsia"/>
-          <w:sz w:val="22"/>
-          <w:szCs w:val="22"/>
-        </w:rPr>
-        <w:t>）动作与特效</w:t>
-      </w:r>
-    </w:p>
-    <w:p>
-      <w:pPr>
-        <w:widowControl/>
-        <w:adjustRightInd w:val="0"/>
-        <w:jc w:val="left"/>
-        <w:rPr>
-          <w:rFonts w:ascii="Tahoma" w:eastAsia="微软雅黑" w:hAnsi="Tahoma"/>
-          <w:kern w:val="0"/>
-          <w:sz w:val="22"/>
-        </w:rPr>
-      </w:pPr>
-      <w:r>
-        <w:rPr>
-          <w:rFonts w:ascii="Tahoma" w:eastAsia="微软雅黑" w:hAnsi="Tahoma" w:hint="eastAsia"/>
-          <w:kern w:val="0"/>
-          <w:sz w:val="22"/>
-        </w:rPr>
-        <w:t>水晶复制后，播放缓缓上升的漂浮效果，然后背后加一个旋转的魔法圈，表示闪闪发光。</w:t>
+      <w:r>
+        <w:rPr>
+          <w:rFonts w:ascii="Tahoma" w:eastAsia="微软雅黑" w:hAnsi="Tahoma" w:hint="eastAsia"/>
+          <w:kern w:val="0"/>
+          <w:sz w:val="22"/>
+        </w:rPr>
+        <w:t>然后，暂时关闭鼠标</w:t>
+      </w:r>
+      <w:r>
+        <w:rPr>
+          <w:rFonts w:ascii="Tahoma" w:eastAsia="微软雅黑" w:hAnsi="Tahoma" w:hint="eastAsia"/>
+          <w:kern w:val="0"/>
+          <w:sz w:val="22"/>
+        </w:rPr>
+        <w:t>和键盘的</w:t>
+      </w:r>
+      <w:r>
+        <w:rPr>
+          <w:rFonts w:ascii="Tahoma" w:eastAsia="微软雅黑" w:hAnsi="Tahoma" w:hint="eastAsia"/>
+          <w:kern w:val="0"/>
+          <w:sz w:val="22"/>
+        </w:rPr>
+        <w:t>控制。</w:t>
       </w:r>
     </w:p>
     <w:p>
@@ -2790,18 +3833,13 @@
       </w:pPr>
       <w:r>
         <w:rPr>
-          <w:rFonts w:ascii="宋体" w:eastAsia="宋体" w:hAnsi="宋体" w:cs="宋体"/>
           <w:noProof/>
-          <w:kern w:val="0"/>
-          <w:sz w:val="24"/>
-          <w:szCs w:val="24"/>
-        </w:rPr>
-        <w:lastRenderedPageBreak/>
+        </w:rPr>
         <w:drawing>
-          <wp:inline distT="0" distB="0" distL="0" distR="0" wp14:anchorId="0C2967C8" wp14:editId="0053A384">
-            <wp:extent cx="5274310" cy="766445"/>
-            <wp:effectExtent l="0" t="0" r="2540" b="0"/>
-            <wp:docPr id="1" name="图片 1"/>
+          <wp:inline distT="0" distB="0" distL="0" distR="0" wp14:anchorId="4C4B5533" wp14:editId="2ED16810">
+            <wp:extent cx="5061585" cy="665480"/>
+            <wp:effectExtent l="0" t="0" r="5715" b="1270"/>
+            <wp:docPr id="1752869010" name="图片 8"/>
             <wp:cNvGraphicFramePr>
               <a:graphicFrameLocks xmlns:a="http://schemas.openxmlformats.org/drawingml/2006/main" noChangeAspect="1"/>
             </wp:cNvGraphicFramePr>
@@ -2809,13 +3847,13 @@
               <a:graphicData uri="http://schemas.openxmlformats.org/drawingml/2006/picture">
                 <pic:pic xmlns:pic="http://schemas.openxmlformats.org/drawingml/2006/picture">
                   <pic:nvPicPr>
-                    <pic:cNvPr id="0" name="Picture 1"/>
+                    <pic:cNvPr id="0" name="Picture 16"/>
                     <pic:cNvPicPr>
                       <a:picLocks noChangeAspect="1" noChangeArrowheads="1"/>
                     </pic:cNvPicPr>
                   </pic:nvPicPr>
                   <pic:blipFill>
-                    <a:blip r:embed="rId20">
+                    <a:blip r:embed="rId27">
                       <a:extLst>
                         <a:ext uri="{28A0092B-C50C-407E-A947-70E740481C1C}">
                           <a14:useLocalDpi xmlns:a14="http://schemas.microsoft.com/office/drawing/2010/main" val="0"/>
@@ -2830,7 +3868,7 @@
                   <pic:spPr bwMode="auto">
                     <a:xfrm>
                       <a:off x="0" y="0"/>
-                      <a:ext cx="5274310" cy="766445"/>
+                      <a:ext cx="5061585" cy="665480"/>
                     </a:xfrm>
                     <a:prstGeom prst="rect">
                       <a:avLst/>
@@ -2850,11 +3888,11 @@
     <w:p>
       <w:pPr>
         <w:widowControl/>
-        <w:jc w:val="left"/>
-        <w:rPr>
-          <w:rFonts w:ascii="Tahoma" w:eastAsia="微软雅黑" w:hAnsi="Tahoma"/>
-          <w:b/>
-          <w:bCs/>
+        <w:adjustRightInd w:val="0"/>
+        <w:snapToGrid w:val="0"/>
+        <w:jc w:val="left"/>
+        <w:rPr>
+          <w:rFonts w:ascii="Tahoma" w:eastAsia="微软雅黑" w:hAnsi="Tahoma"/>
           <w:kern w:val="0"/>
           <w:sz w:val="22"/>
         </w:rPr>
@@ -2877,7 +3915,7 @@
           <w:sz w:val="22"/>
           <w:szCs w:val="22"/>
         </w:rPr>
-        <w:t>4</w:t>
+        <w:t>2</w:t>
       </w:r>
       <w:r>
         <w:rPr>
@@ -2885,7 +3923,7 @@
           <w:sz w:val="22"/>
           <w:szCs w:val="22"/>
         </w:rPr>
-        <w:t>）收尾细节</w:t>
+        <w:t>）复制水晶</w:t>
       </w:r>
     </w:p>
     <w:p>
@@ -2906,7 +3944,79 @@
           <w:kern w:val="0"/>
           <w:sz w:val="22"/>
         </w:rPr>
-        <w:t>动画播放结束后，需要删除相关事件和魔法圈，以及恢复输入设备的控制。</w:t>
+        <w:t>由于玩家可能在任何地图中获得水晶，因此</w:t>
+      </w:r>
+      <w:r>
+        <w:rPr>
+          <w:rFonts w:ascii="Tahoma" w:eastAsia="微软雅黑" w:hAnsi="Tahoma" w:hint="eastAsia"/>
+          <w:kern w:val="0"/>
+          <w:sz w:val="22"/>
+        </w:rPr>
+        <w:t>要获取</w:t>
+      </w:r>
+      <w:r>
+        <w:rPr>
+          <w:rFonts w:ascii="Tahoma" w:eastAsia="微软雅黑" w:hAnsi="Tahoma" w:hint="eastAsia"/>
+          <w:kern w:val="0"/>
+          <w:sz w:val="22"/>
+        </w:rPr>
+        <w:t>玩家</w:t>
+      </w:r>
+      <w:r>
+        <w:rPr>
+          <w:rFonts w:ascii="Tahoma" w:eastAsia="微软雅黑" w:hAnsi="Tahoma" w:hint="eastAsia"/>
+          <w:kern w:val="0"/>
+          <w:sz w:val="22"/>
+        </w:rPr>
+        <w:t>触发</w:t>
+      </w:r>
+      <w:r>
+        <w:rPr>
+          <w:rFonts w:ascii="Tahoma" w:eastAsia="微软雅黑" w:hAnsi="Tahoma" w:hint="eastAsia"/>
+          <w:kern w:val="0"/>
+          <w:sz w:val="22"/>
+        </w:rPr>
+        <w:t>的水晶事件</w:t>
+      </w:r>
+      <w:r>
+        <w:rPr>
+          <w:rFonts w:ascii="Tahoma" w:eastAsia="微软雅黑" w:hAnsi="Tahoma" w:hint="eastAsia"/>
+          <w:kern w:val="0"/>
+          <w:sz w:val="22"/>
+        </w:rPr>
+        <w:t>id</w:t>
+      </w:r>
+      <w:r>
+        <w:rPr>
+          <w:rFonts w:ascii="Tahoma" w:eastAsia="微软雅黑" w:hAnsi="Tahoma" w:hint="eastAsia"/>
+          <w:kern w:val="0"/>
+          <w:sz w:val="22"/>
+        </w:rPr>
+        <w:t>极其麻烦</w:t>
+      </w:r>
+      <w:r>
+        <w:rPr>
+          <w:rFonts w:ascii="Tahoma" w:eastAsia="微软雅黑" w:hAnsi="Tahoma" w:hint="eastAsia"/>
+          <w:kern w:val="0"/>
+          <w:sz w:val="22"/>
+        </w:rPr>
+        <w:t>。</w:t>
+      </w:r>
+      <w:r>
+        <w:rPr>
+          <w:rFonts w:ascii="Tahoma" w:eastAsia="微软雅黑" w:hAnsi="Tahoma" w:hint="eastAsia"/>
+          <w:kern w:val="0"/>
+          <w:sz w:val="22"/>
+        </w:rPr>
+        <w:t>这里，</w:t>
+      </w:r>
+      <w:r>
+        <w:rPr>
+          <w:rFonts w:ascii="Tahoma" w:eastAsia="微软雅黑" w:hAnsi="Tahoma" w:hint="eastAsia"/>
+          <w:kern w:val="0"/>
+          <w:sz w:val="22"/>
+        </w:rPr>
+        <w:t>我们可以复制一个新的水晶事件，来进行动画操作。</w:t>
       </w:r>
     </w:p>
     <w:p>
@@ -2916,25 +4026,77 @@
         <w:snapToGrid w:val="0"/>
         <w:jc w:val="left"/>
         <w:rPr>
-          <w:rFonts w:ascii="宋体" w:eastAsia="宋体" w:hAnsi="宋体" w:cs="宋体" w:hint="eastAsia"/>
-          <w:kern w:val="0"/>
-          <w:sz w:val="24"/>
-          <w:szCs w:val="24"/>
-        </w:rPr>
-      </w:pPr>
-      <w:r>
-        <w:rPr>
-          <w:rFonts w:ascii="宋体" w:eastAsia="宋体" w:hAnsi="宋体" w:cs="宋体"/>
+          <w:rFonts w:ascii="Tahoma" w:eastAsia="微软雅黑" w:hAnsi="Tahoma"/>
+          <w:kern w:val="0"/>
+          <w:sz w:val="22"/>
+        </w:rPr>
+      </w:pPr>
+      <w:r>
+        <w:rPr>
+          <w:rFonts w:ascii="Tahoma" w:eastAsia="微软雅黑" w:hAnsi="Tahoma" w:hint="eastAsia"/>
+          <w:kern w:val="0"/>
+          <w:sz w:val="22"/>
+        </w:rPr>
+        <w:t>（这样，从宝箱里面拿的水晶，也能被量子妹</w:t>
+      </w:r>
+      <w:proofErr w:type="gramStart"/>
+      <w:r>
+        <w:rPr>
+          <w:rFonts w:ascii="Tahoma" w:eastAsia="微软雅黑" w:hAnsi="Tahoma"/>
+          <w:kern w:val="0"/>
+          <w:sz w:val="22"/>
+        </w:rPr>
+        <w:t>”</w:t>
+      </w:r>
+      <w:proofErr w:type="gramEnd"/>
+      <w:r>
+        <w:rPr>
+          <w:rFonts w:ascii="Tahoma" w:eastAsia="微软雅黑" w:hAnsi="Tahoma" w:hint="eastAsia"/>
+          <w:kern w:val="0"/>
+          <w:sz w:val="22"/>
+        </w:rPr>
+        <w:t>拿出来</w:t>
+      </w:r>
+      <w:proofErr w:type="gramStart"/>
+      <w:r>
+        <w:rPr>
+          <w:rFonts w:ascii="Tahoma" w:eastAsia="微软雅黑" w:hAnsi="Tahoma"/>
+          <w:kern w:val="0"/>
+          <w:sz w:val="22"/>
+        </w:rPr>
+        <w:t>”</w:t>
+      </w:r>
+      <w:proofErr w:type="gramEnd"/>
+      <w:r>
+        <w:rPr>
+          <w:rFonts w:ascii="Tahoma" w:eastAsia="微软雅黑" w:hAnsi="Tahoma" w:hint="eastAsia"/>
+          <w:kern w:val="0"/>
+          <w:sz w:val="22"/>
+        </w:rPr>
+        <w:t>展示了。）</w:t>
+      </w:r>
+    </w:p>
+    <w:p>
+      <w:pPr>
+        <w:widowControl/>
+        <w:adjustRightInd w:val="0"/>
+        <w:snapToGrid w:val="0"/>
+        <w:jc w:val="center"/>
+        <w:rPr>
+          <w:rFonts w:ascii="Tahoma" w:eastAsia="微软雅黑" w:hAnsi="Tahoma"/>
+          <w:kern w:val="0"/>
+          <w:sz w:val="22"/>
+        </w:rPr>
+      </w:pPr>
+      <w:r>
+        <w:rPr>
           <w:noProof/>
-          <w:kern w:val="0"/>
-          <w:sz w:val="24"/>
-          <w:szCs w:val="24"/>
         </w:rPr>
         <w:drawing>
-          <wp:inline distT="0" distB="0" distL="0" distR="0" wp14:anchorId="4ECC650A" wp14:editId="1A1078EF">
-            <wp:extent cx="5274310" cy="1208405"/>
-            <wp:effectExtent l="0" t="0" r="2540" b="0"/>
-            <wp:docPr id="12" name="图片 12"/>
+          <wp:inline distT="0" distB="0" distL="0" distR="0" wp14:anchorId="0E26432C" wp14:editId="4C71FC1B">
+            <wp:extent cx="5274310" cy="758825"/>
+            <wp:effectExtent l="0" t="0" r="2540" b="3175"/>
+            <wp:docPr id="309418677" name="图片 9"/>
             <wp:cNvGraphicFramePr>
               <a:graphicFrameLocks xmlns:a="http://schemas.openxmlformats.org/drawingml/2006/main" noChangeAspect="1"/>
             </wp:cNvGraphicFramePr>
@@ -2942,13 +4104,355 @@
               <a:graphicData uri="http://schemas.openxmlformats.org/drawingml/2006/picture">
                 <pic:pic xmlns:pic="http://schemas.openxmlformats.org/drawingml/2006/picture">
                   <pic:nvPicPr>
-                    <pic:cNvPr id="0" name="Picture 12"/>
+                    <pic:cNvPr id="0" name="Picture 18"/>
                     <pic:cNvPicPr>
                       <a:picLocks noChangeAspect="1" noChangeArrowheads="1"/>
                     </pic:cNvPicPr>
                   </pic:nvPicPr>
                   <pic:blipFill>
-                    <a:blip r:embed="rId21">
+                    <a:blip r:embed="rId28">
+                      <a:extLst>
+                        <a:ext uri="{28A0092B-C50C-407E-A947-70E740481C1C}">
+                          <a14:useLocalDpi xmlns:a14="http://schemas.microsoft.com/office/drawing/2010/main" val="0"/>
+                        </a:ext>
+                      </a:extLst>
+                    </a:blip>
+                    <a:srcRect/>
+                    <a:stretch>
+                      <a:fillRect/>
+                    </a:stretch>
+                  </pic:blipFill>
+                  <pic:spPr bwMode="auto">
+                    <a:xfrm>
+                      <a:off x="0" y="0"/>
+                      <a:ext cx="5274310" cy="758825"/>
+                    </a:xfrm>
+                    <a:prstGeom prst="rect">
+                      <a:avLst/>
+                    </a:prstGeom>
+                    <a:noFill/>
+                    <a:ln>
+                      <a:noFill/>
+                    </a:ln>
+                  </pic:spPr>
+                </pic:pic>
+              </a:graphicData>
+            </a:graphic>
+          </wp:inline>
+        </w:drawing>
+      </w:r>
+    </w:p>
+    <w:p>
+      <w:pPr>
+        <w:widowControl/>
+        <w:adjustRightInd w:val="0"/>
+        <w:jc w:val="left"/>
+        <w:rPr>
+          <w:rFonts w:ascii="Tahoma" w:eastAsia="微软雅黑" w:hAnsi="Tahoma"/>
+          <w:kern w:val="0"/>
+          <w:sz w:val="22"/>
+        </w:rPr>
+      </w:pPr>
+      <w:r>
+        <w:rPr>
+          <w:rFonts w:ascii="Tahoma" w:eastAsia="微软雅黑" w:hAnsi="Tahoma" w:hint="eastAsia"/>
+          <w:kern w:val="0"/>
+          <w:sz w:val="22"/>
+        </w:rPr>
+        <w:t>水晶动画结束后，要留意彻底删除它，避免事件残留在地图中。</w:t>
+      </w:r>
+    </w:p>
+    <w:p>
+      <w:pPr>
+        <w:widowControl/>
+        <w:adjustRightInd w:val="0"/>
+        <w:snapToGrid w:val="0"/>
+        <w:jc w:val="center"/>
+        <w:rPr>
+          <w:rFonts w:ascii="Tahoma" w:eastAsia="微软雅黑" w:hAnsi="Tahoma"/>
+          <w:kern w:val="0"/>
+          <w:sz w:val="22"/>
+        </w:rPr>
+      </w:pPr>
+      <w:r>
+        <w:rPr>
+          <w:noProof/>
+        </w:rPr>
+        <w:drawing>
+          <wp:inline distT="0" distB="0" distL="0" distR="0" wp14:anchorId="68FD87FB" wp14:editId="38B30163">
+            <wp:extent cx="4531894" cy="454583"/>
+            <wp:effectExtent l="0" t="0" r="2540" b="3175"/>
+            <wp:docPr id="1905621497" name="图片 10"/>
+            <wp:cNvGraphicFramePr>
+              <a:graphicFrameLocks xmlns:a="http://schemas.openxmlformats.org/drawingml/2006/main" noChangeAspect="1"/>
+            </wp:cNvGraphicFramePr>
+            <a:graphic xmlns:a="http://schemas.openxmlformats.org/drawingml/2006/main">
+              <a:graphicData uri="http://schemas.openxmlformats.org/drawingml/2006/picture">
+                <pic:pic xmlns:pic="http://schemas.openxmlformats.org/drawingml/2006/picture">
+                  <pic:nvPicPr>
+                    <pic:cNvPr id="0" name="Picture 20"/>
+                    <pic:cNvPicPr>
+                      <a:picLocks noChangeAspect="1" noChangeArrowheads="1"/>
+                    </pic:cNvPicPr>
+                  </pic:nvPicPr>
+                  <pic:blipFill>
+                    <a:blip r:embed="rId29">
+                      <a:extLst>
+                        <a:ext uri="{28A0092B-C50C-407E-A947-70E740481C1C}">
+                          <a14:useLocalDpi xmlns:a14="http://schemas.microsoft.com/office/drawing/2010/main" val="0"/>
+                        </a:ext>
+                      </a:extLst>
+                    </a:blip>
+                    <a:srcRect/>
+                    <a:stretch>
+                      <a:fillRect/>
+                    </a:stretch>
+                  </pic:blipFill>
+                  <pic:spPr bwMode="auto">
+                    <a:xfrm>
+                      <a:off x="0" y="0"/>
+                      <a:ext cx="4562857" cy="457689"/>
+                    </a:xfrm>
+                    <a:prstGeom prst="rect">
+                      <a:avLst/>
+                    </a:prstGeom>
+                    <a:noFill/>
+                    <a:ln>
+                      <a:noFill/>
+                    </a:ln>
+                  </pic:spPr>
+                </pic:pic>
+              </a:graphicData>
+            </a:graphic>
+          </wp:inline>
+        </w:drawing>
+      </w:r>
+    </w:p>
+    <w:p>
+      <w:pPr>
+        <w:widowControl/>
+        <w:adjustRightInd w:val="0"/>
+        <w:snapToGrid w:val="0"/>
+        <w:jc w:val="left"/>
+        <w:rPr>
+          <w:rFonts w:ascii="Tahoma" w:eastAsia="微软雅黑" w:hAnsi="Tahoma"/>
+          <w:kern w:val="0"/>
+          <w:sz w:val="22"/>
+        </w:rPr>
+      </w:pPr>
+    </w:p>
+    <w:p>
+      <w:pPr>
+        <w:pStyle w:val="4"/>
+        <w:snapToGrid w:val="0"/>
+        <w:spacing w:before="120" w:after="120" w:line="240" w:lineRule="auto"/>
+        <w:rPr>
+          <w:rFonts w:ascii="微软雅黑" w:eastAsia="微软雅黑" w:hAnsi="微软雅黑" w:hint="eastAsia"/>
+          <w:sz w:val="22"/>
+          <w:szCs w:val="22"/>
+        </w:rPr>
+      </w:pPr>
+      <w:r>
+        <w:rPr>
+          <w:rFonts w:ascii="微软雅黑" w:eastAsia="微软雅黑" w:hAnsi="微软雅黑"/>
+          <w:sz w:val="22"/>
+          <w:szCs w:val="22"/>
+        </w:rPr>
+        <w:lastRenderedPageBreak/>
+        <w:t>3</w:t>
+      </w:r>
+      <w:r>
+        <w:rPr>
+          <w:rFonts w:ascii="微软雅黑" w:eastAsia="微软雅黑" w:hAnsi="微软雅黑" w:hint="eastAsia"/>
+          <w:sz w:val="22"/>
+          <w:szCs w:val="22"/>
+        </w:rPr>
+        <w:t>）动作与特效</w:t>
+      </w:r>
+    </w:p>
+    <w:p>
+      <w:pPr>
+        <w:widowControl/>
+        <w:adjustRightInd w:val="0"/>
+        <w:jc w:val="left"/>
+        <w:rPr>
+          <w:rFonts w:ascii="Tahoma" w:eastAsia="微软雅黑" w:hAnsi="Tahoma"/>
+          <w:kern w:val="0"/>
+          <w:sz w:val="22"/>
+        </w:rPr>
+      </w:pPr>
+      <w:r>
+        <w:rPr>
+          <w:rFonts w:ascii="Tahoma" w:eastAsia="微软雅黑" w:hAnsi="Tahoma" w:hint="eastAsia"/>
+          <w:kern w:val="0"/>
+          <w:sz w:val="22"/>
+        </w:rPr>
+        <w:t>水晶复制后，播放缓缓上升的漂浮效果，然后背后加一个旋转的魔法圈，表示闪闪发光。</w:t>
+      </w:r>
+    </w:p>
+    <w:p>
+      <w:pPr>
+        <w:widowControl/>
+        <w:jc w:val="left"/>
+        <w:rPr>
+          <w:rFonts w:ascii="宋体" w:eastAsia="宋体" w:hAnsi="宋体" w:cs="宋体" w:hint="eastAsia"/>
+          <w:kern w:val="0"/>
+          <w:sz w:val="24"/>
+          <w:szCs w:val="24"/>
+        </w:rPr>
+      </w:pPr>
+      <w:r>
+        <w:rPr>
+          <w:noProof/>
+        </w:rPr>
+        <w:drawing>
+          <wp:inline distT="0" distB="0" distL="0" distR="0" wp14:anchorId="627B69F6" wp14:editId="5F5AF1E7">
+            <wp:extent cx="5274310" cy="765810"/>
+            <wp:effectExtent l="0" t="0" r="2540" b="0"/>
+            <wp:docPr id="2024577600" name="图片 11"/>
+            <wp:cNvGraphicFramePr>
+              <a:graphicFrameLocks xmlns:a="http://schemas.openxmlformats.org/drawingml/2006/main" noChangeAspect="1"/>
+            </wp:cNvGraphicFramePr>
+            <a:graphic xmlns:a="http://schemas.openxmlformats.org/drawingml/2006/main">
+              <a:graphicData uri="http://schemas.openxmlformats.org/drawingml/2006/picture">
+                <pic:pic xmlns:pic="http://schemas.openxmlformats.org/drawingml/2006/picture">
+                  <pic:nvPicPr>
+                    <pic:cNvPr id="0" name="Picture 22"/>
+                    <pic:cNvPicPr>
+                      <a:picLocks noChangeAspect="1" noChangeArrowheads="1"/>
+                    </pic:cNvPicPr>
+                  </pic:nvPicPr>
+                  <pic:blipFill>
+                    <a:blip r:embed="rId30">
+                      <a:extLst>
+                        <a:ext uri="{28A0092B-C50C-407E-A947-70E740481C1C}">
+                          <a14:useLocalDpi xmlns:a14="http://schemas.microsoft.com/office/drawing/2010/main" val="0"/>
+                        </a:ext>
+                      </a:extLst>
+                    </a:blip>
+                    <a:srcRect/>
+                    <a:stretch>
+                      <a:fillRect/>
+                    </a:stretch>
+                  </pic:blipFill>
+                  <pic:spPr bwMode="auto">
+                    <a:xfrm>
+                      <a:off x="0" y="0"/>
+                      <a:ext cx="5274310" cy="765810"/>
+                    </a:xfrm>
+                    <a:prstGeom prst="rect">
+                      <a:avLst/>
+                    </a:prstGeom>
+                    <a:noFill/>
+                    <a:ln>
+                      <a:noFill/>
+                    </a:ln>
+                  </pic:spPr>
+                </pic:pic>
+              </a:graphicData>
+            </a:graphic>
+          </wp:inline>
+        </w:drawing>
+      </w:r>
+    </w:p>
+    <w:p>
+      <w:pPr>
+        <w:widowControl/>
+        <w:jc w:val="left"/>
+        <w:rPr>
+          <w:rFonts w:ascii="Tahoma" w:eastAsia="微软雅黑" w:hAnsi="Tahoma"/>
+          <w:b/>
+          <w:bCs/>
+          <w:kern w:val="0"/>
+          <w:sz w:val="22"/>
+        </w:rPr>
+      </w:pPr>
+    </w:p>
+    <w:p>
+      <w:pPr>
+        <w:pStyle w:val="4"/>
+        <w:snapToGrid w:val="0"/>
+        <w:spacing w:before="120" w:after="120" w:line="240" w:lineRule="auto"/>
+        <w:rPr>
+          <w:rFonts w:ascii="微软雅黑" w:eastAsia="微软雅黑" w:hAnsi="微软雅黑" w:hint="eastAsia"/>
+          <w:sz w:val="22"/>
+          <w:szCs w:val="22"/>
+        </w:rPr>
+      </w:pPr>
+      <w:r>
+        <w:rPr>
+          <w:rFonts w:ascii="微软雅黑" w:eastAsia="微软雅黑" w:hAnsi="微软雅黑"/>
+          <w:sz w:val="22"/>
+          <w:szCs w:val="22"/>
+        </w:rPr>
+        <w:t>4</w:t>
+      </w:r>
+      <w:r>
+        <w:rPr>
+          <w:rFonts w:ascii="微软雅黑" w:eastAsia="微软雅黑" w:hAnsi="微软雅黑" w:hint="eastAsia"/>
+          <w:sz w:val="22"/>
+          <w:szCs w:val="22"/>
+        </w:rPr>
+        <w:t>）收尾细节</w:t>
+      </w:r>
+    </w:p>
+    <w:p>
+      <w:pPr>
+        <w:widowControl/>
+        <w:adjustRightInd w:val="0"/>
+        <w:snapToGrid w:val="0"/>
+        <w:jc w:val="left"/>
+        <w:rPr>
+          <w:rFonts w:ascii="Tahoma" w:eastAsia="微软雅黑" w:hAnsi="Tahoma"/>
+          <w:kern w:val="0"/>
+          <w:sz w:val="22"/>
+        </w:rPr>
+      </w:pPr>
+      <w:r>
+        <w:rPr>
+          <w:rFonts w:ascii="Tahoma" w:eastAsia="微软雅黑" w:hAnsi="Tahoma" w:hint="eastAsia"/>
+          <w:kern w:val="0"/>
+          <w:sz w:val="22"/>
+        </w:rPr>
+        <w:t>动画播放结束后，需要删除相关事件和魔法圈，以及恢复输入设备的控制。</w:t>
+      </w:r>
+    </w:p>
+    <w:p>
+      <w:pPr>
+        <w:widowControl/>
+        <w:adjustRightInd w:val="0"/>
+        <w:snapToGrid w:val="0"/>
+        <w:jc w:val="left"/>
+        <w:rPr>
+          <w:rFonts w:ascii="宋体" w:eastAsia="宋体" w:hAnsi="宋体" w:cs="宋体" w:hint="eastAsia"/>
+          <w:kern w:val="0"/>
+          <w:sz w:val="24"/>
+          <w:szCs w:val="24"/>
+        </w:rPr>
+      </w:pPr>
+      <w:r>
+        <w:rPr>
+          <w:noProof/>
+        </w:rPr>
+        <w:drawing>
+          <wp:inline distT="0" distB="0" distL="0" distR="0" wp14:anchorId="3C011347" wp14:editId="301DFBFB">
+            <wp:extent cx="5274310" cy="1208405"/>
+            <wp:effectExtent l="0" t="0" r="2540" b="0"/>
+            <wp:docPr id="262619500" name="图片 12"/>
+            <wp:cNvGraphicFramePr>
+              <a:graphicFrameLocks xmlns:a="http://schemas.openxmlformats.org/drawingml/2006/main" noChangeAspect="1"/>
+            </wp:cNvGraphicFramePr>
+            <a:graphic xmlns:a="http://schemas.openxmlformats.org/drawingml/2006/main">
+              <a:graphicData uri="http://schemas.openxmlformats.org/drawingml/2006/picture">
+                <pic:pic xmlns:pic="http://schemas.openxmlformats.org/drawingml/2006/picture">
+                  <pic:nvPicPr>
+                    <pic:cNvPr id="0" name="Picture 24"/>
+                    <pic:cNvPicPr>
+                      <a:picLocks noChangeAspect="1" noChangeArrowheads="1"/>
+                    </pic:cNvPicPr>
+                  </pic:nvPicPr>
+                  <pic:blipFill>
+                    <a:blip r:embed="rId31">
                       <a:extLst>
                         <a:ext uri="{28A0092B-C50C-407E-A947-70E740481C1C}">
                           <a14:useLocalDpi xmlns:a14="http://schemas.microsoft.com/office/drawing/2010/main" val="0"/>
@@ -3026,7 +4530,15 @@
           <w:sz w:val="22"/>
           <w:szCs w:val="22"/>
         </w:rPr>
-        <w:t>实际效果</w:t>
+        <w:t>游戏中测试</w:t>
+      </w:r>
+      <w:r>
+        <w:rPr>
+          <w:rFonts w:ascii="微软雅黑" w:eastAsia="微软雅黑" w:hAnsi="微软雅黑" w:hint="eastAsia"/>
+          <w:sz w:val="22"/>
+          <w:szCs w:val="22"/>
+        </w:rPr>
+        <w:t>效果</w:t>
       </w:r>
     </w:p>
     <w:p>
@@ -3047,7 +4559,15 @@
           <w:kern w:val="0"/>
           <w:sz w:val="22"/>
         </w:rPr>
-        <w:t>实际效果如下，即使在</w:t>
+        <w:t>测试的</w:t>
+      </w:r>
+      <w:r>
+        <w:rPr>
+          <w:rFonts w:ascii="Tahoma" w:eastAsia="微软雅黑" w:hAnsi="Tahoma" w:hint="eastAsia"/>
+          <w:kern w:val="0"/>
+          <w:sz w:val="22"/>
+        </w:rPr>
+        <w:t>效果如下，即使在</w:t>
       </w:r>
       <w:r>
         <w:rPr>
@@ -3084,7 +4604,44 @@
           <w:kern w:val="0"/>
           <w:sz w:val="22"/>
         </w:rPr>
-        <w:t>，被一群小爱丽丝追逐，只要事件保持阻塞，就不会触发战斗。</w:t>
+        <w:t>，被一群小爱丽丝追逐，</w:t>
+      </w:r>
+    </w:p>
+    <w:p>
+      <w:pPr>
+        <w:widowControl/>
+        <w:adjustRightInd w:val="0"/>
+        <w:snapToGrid w:val="0"/>
+        <w:jc w:val="left"/>
+        <w:rPr>
+          <w:rFonts w:ascii="Tahoma" w:eastAsia="微软雅黑" w:hAnsi="Tahoma"/>
+          <w:kern w:val="0"/>
+          <w:sz w:val="22"/>
+        </w:rPr>
+      </w:pPr>
+      <w:r>
+        <w:rPr>
+          <w:rFonts w:ascii="Tahoma" w:eastAsia="微软雅黑" w:hAnsi="Tahoma" w:hint="eastAsia"/>
+          <w:kern w:val="0"/>
+          <w:sz w:val="22"/>
+        </w:rPr>
+        <w:t>只要事件保持</w:t>
+      </w:r>
+      <w:r>
+        <w:rPr>
+          <w:rFonts w:ascii="Tahoma" w:eastAsia="微软雅黑" w:hAnsi="Tahoma" w:hint="eastAsia"/>
+          <w:kern w:val="0"/>
+          <w:sz w:val="22"/>
+        </w:rPr>
+        <w:t>串行</w:t>
+      </w:r>
+      <w:r>
+        <w:rPr>
+          <w:rFonts w:ascii="Tahoma" w:eastAsia="微软雅黑" w:hAnsi="Tahoma" w:hint="eastAsia"/>
+          <w:kern w:val="0"/>
+          <w:sz w:val="22"/>
+        </w:rPr>
+        <w:t>阻塞，就不会触发战斗。</w:t>
       </w:r>
     </w:p>
     <w:p>
@@ -3100,17 +4657,13 @@
       </w:pPr>
       <w:r>
         <w:rPr>
-          <w:rFonts w:ascii="宋体" w:eastAsia="宋体" w:hAnsi="宋体" w:cs="宋体"/>
           <w:noProof/>
-          <w:kern w:val="0"/>
-          <w:sz w:val="24"/>
-          <w:szCs w:val="24"/>
         </w:rPr>
         <w:drawing>
-          <wp:inline distT="0" distB="0" distL="0" distR="0" wp14:anchorId="50284F55" wp14:editId="35784CB7">
-            <wp:extent cx="3257550" cy="2368097"/>
-            <wp:effectExtent l="0" t="0" r="0" b="0"/>
-            <wp:docPr id="15" name="图片 15"/>
+          <wp:inline distT="0" distB="0" distL="0" distR="0" wp14:anchorId="1023779D" wp14:editId="3BB07609">
+            <wp:extent cx="4379595" cy="3184525"/>
+            <wp:effectExtent l="0" t="0" r="1905" b="0"/>
+            <wp:docPr id="1622837191" name="图片 1"/>
             <wp:cNvGraphicFramePr>
               <a:graphicFrameLocks xmlns:a="http://schemas.openxmlformats.org/drawingml/2006/main" noChangeAspect="1"/>
             </wp:cNvGraphicFramePr>
@@ -3118,7 +4671,7 @@
               <a:graphicData uri="http://schemas.openxmlformats.org/drawingml/2006/picture">
                 <pic:pic xmlns:pic="http://schemas.openxmlformats.org/drawingml/2006/picture">
                   <pic:nvPicPr>
-                    <pic:cNvPr id="0" name="Picture 1"/>
+                    <pic:cNvPr id="0" name="Picture 2"/>
                     <pic:cNvPicPr>
                       <a:picLocks noChangeAspect="1" noChangeArrowheads="1"/>
                     </pic:cNvPicPr>
@@ -3139,7 +4692,7 @@
                   <pic:spPr bwMode="auto">
                     <a:xfrm>
                       <a:off x="0" y="0"/>
-                      <a:ext cx="3260727" cy="2370406"/>
+                      <a:ext cx="4379595" cy="3184525"/>
                     </a:xfrm>
                     <a:prstGeom prst="rect">
                       <a:avLst/>
@@ -3449,7 +5002,7 @@
     <w:p>
       <w:pPr>
         <w:widowControl/>
-        <w:jc w:val="left"/>
+        <w:jc w:val="center"/>
         <w:rPr>
           <w:rFonts w:ascii="宋体" w:eastAsia="宋体" w:hAnsi="宋体" w:cs="宋体" w:hint="eastAsia"/>
           <w:kern w:val="0"/>
@@ -3459,17 +5012,13 @@
       </w:pPr>
       <w:r>
         <w:rPr>
-          <w:rFonts w:ascii="宋体" w:eastAsia="宋体" w:hAnsi="宋体" w:cs="宋体"/>
           <w:noProof/>
-          <w:kern w:val="0"/>
-          <w:sz w:val="24"/>
-          <w:szCs w:val="24"/>
         </w:rPr>
         <w:drawing>
-          <wp:inline distT="0" distB="0" distL="0" distR="0" wp14:anchorId="2E9DA115" wp14:editId="3236466A">
-            <wp:extent cx="5274310" cy="1244600"/>
-            <wp:effectExtent l="0" t="0" r="2540" b="0"/>
-            <wp:docPr id="3" name="图片 3"/>
+          <wp:inline distT="0" distB="0" distL="0" distR="0" wp14:anchorId="391337CA" wp14:editId="22020F85">
+            <wp:extent cx="5178058" cy="1226251"/>
+            <wp:effectExtent l="0" t="0" r="3810" b="0"/>
+            <wp:docPr id="665009135" name="图片 13"/>
             <wp:cNvGraphicFramePr>
               <a:graphicFrameLocks xmlns:a="http://schemas.openxmlformats.org/drawingml/2006/main" noChangeAspect="1"/>
             </wp:cNvGraphicFramePr>
@@ -3477,13 +5026,13 @@
               <a:graphicData uri="http://schemas.openxmlformats.org/drawingml/2006/picture">
                 <pic:pic xmlns:pic="http://schemas.openxmlformats.org/drawingml/2006/picture">
                   <pic:nvPicPr>
-                    <pic:cNvPr id="0" name="Picture 10"/>
+                    <pic:cNvPr id="0" name="Picture 26"/>
                     <pic:cNvPicPr>
                       <a:picLocks noChangeAspect="1" noChangeArrowheads="1"/>
                     </pic:cNvPicPr>
                   </pic:nvPicPr>
                   <pic:blipFill>
-                    <a:blip r:embed="rId22">
+                    <a:blip r:embed="rId32">
                       <a:extLst>
                         <a:ext uri="{28A0092B-C50C-407E-A947-70E740481C1C}">
                           <a14:useLocalDpi xmlns:a14="http://schemas.microsoft.com/office/drawing/2010/main" val="0"/>
@@ -3498,7 +5047,7 @@
                   <pic:spPr bwMode="auto">
                     <a:xfrm>
                       <a:off x="0" y="0"/>
-                      <a:ext cx="5274310" cy="1244600"/>
+                      <a:ext cx="5179620" cy="1226621"/>
                     </a:xfrm>
                     <a:prstGeom prst="rect">
                       <a:avLst/>
@@ -3519,6 +5068,7 @@
       <w:pPr>
         <w:widowControl/>
         <w:snapToGrid w:val="0"/>
+        <w:spacing w:after="200"/>
         <w:jc w:val="left"/>
         <w:rPr>
           <w:rFonts w:ascii="Tahoma" w:eastAsia="微软雅黑" w:hAnsi="Tahoma"/>
@@ -3596,6 +5146,34 @@
           <w:kern w:val="0"/>
           <w:sz w:val="22"/>
         </w:rPr>
+        <w:t>此处是串行执行，所以不担心被改写问题。</w:t>
+      </w:r>
+    </w:p>
+    <w:p>
+      <w:pPr>
+        <w:widowControl/>
+        <w:snapToGrid w:val="0"/>
+        <w:jc w:val="left"/>
+        <w:rPr>
+          <w:rFonts w:ascii="Tahoma" w:eastAsia="微软雅黑" w:hAnsi="Tahoma"/>
+          <w:kern w:val="0"/>
+          <w:sz w:val="22"/>
+        </w:rPr>
+      </w:pPr>
+      <w:r>
+        <w:rPr>
+          <w:rFonts w:ascii="Tahoma" w:eastAsia="微软雅黑" w:hAnsi="Tahoma" w:hint="eastAsia"/>
+          <w:kern w:val="0"/>
+          <w:sz w:val="22"/>
+        </w:rPr>
+        <w:t>而</w:t>
+      </w:r>
+      <w:r>
+        <w:rPr>
+          <w:rFonts w:ascii="Tahoma" w:eastAsia="微软雅黑" w:hAnsi="Tahoma" w:hint="eastAsia"/>
+          <w:kern w:val="0"/>
+          <w:sz w:val="22"/>
+        </w:rPr>
         <w:t>如果是并行执行，那么存储的变量</w:t>
       </w:r>
       <w:r>
@@ -3636,7 +5214,7 @@
       </w:pPr>
     </w:p>
     <w:sectPr>
-      <w:headerReference w:type="default" r:id="rId23"/>
+      <w:headerReference w:type="default" r:id="rId33"/>
       <w:pgSz w:w="11906" w:h="16838"/>
       <w:pgMar w:top="1440" w:right="1800" w:bottom="1440" w:left="1800" w:header="851" w:footer="992" w:gutter="0"/>
       <w:cols w:space="425"/>
